--- a/pdf/AI-Notes.docx
+++ b/pdf/AI-Notes.docx
@@ -1682,8 +1682,408 @@
       <w:pPr>
         <w:rPr>
           <w:rFonts w:ascii="Arial" w:hAnsi="Arial" w:cs="Arial"/>
-        </w:rPr>
-      </w:pPr>
+          <w:b/>
+          <w:bCs/>
+          <w:sz w:val="32"/>
+          <w:szCs w:val="32"/>
+        </w:rPr>
+      </w:pPr>
+      <w:r>
+        <w:rPr>
+          <w:rFonts w:ascii="Arial" w:hAnsi="Arial" w:cs="Arial"/>
+          <w:b/>
+          <w:bCs/>
+          <w:sz w:val="32"/>
+          <w:szCs w:val="32"/>
+        </w:rPr>
+        <w:t>JavaScript CLO</w:t>
+      </w:r>
+      <w:r>
+        <w:rPr>
+          <w:rFonts w:ascii="Arial" w:hAnsi="Arial" w:cs="Arial"/>
+          <w:b/>
+          <w:bCs/>
+          <w:sz w:val="32"/>
+          <w:szCs w:val="32"/>
+        </w:rPr>
+        <w:t>S</w:t>
+      </w:r>
+      <w:r>
+        <w:rPr>
+          <w:rFonts w:ascii="Arial" w:hAnsi="Arial" w:cs="Arial"/>
+          <w:b/>
+          <w:bCs/>
+          <w:sz w:val="32"/>
+          <w:szCs w:val="32"/>
+        </w:rPr>
+        <w:t>URES</w:t>
+      </w:r>
+    </w:p>
+    <w:p>
+      <w:pPr>
+        <w:rPr>
+          <w:rFonts w:ascii="Arial" w:hAnsi="Arial" w:cs="Arial"/>
+        </w:rPr>
+      </w:pPr>
+      <w:r>
+        <w:rPr>
+          <w:rFonts w:ascii="Arial" w:hAnsi="Arial" w:cs="Arial"/>
+        </w:rPr>
+        <w:t>function multiplier(factor) {</w:t>
+      </w:r>
+      <w:r>
+        <w:rPr>
+          <w:rFonts w:ascii="Arial" w:hAnsi="Arial" w:cs="Arial"/>
+        </w:rPr>
+        <w:br/>
+      </w:r>
+      <w:r>
+        <w:rPr>
+          <w:rFonts w:ascii="Arial" w:hAnsi="Arial" w:cs="Arial"/>
+        </w:rPr>
+        <w:t xml:space="preserve">  return number =&gt; number * factor;</w:t>
+      </w:r>
+      <w:r>
+        <w:rPr>
+          <w:rFonts w:ascii="Arial" w:hAnsi="Arial" w:cs="Arial"/>
+        </w:rPr>
+        <w:br/>
+      </w:r>
+      <w:r>
+        <w:rPr>
+          <w:rFonts w:ascii="Arial" w:hAnsi="Arial" w:cs="Arial"/>
+        </w:rPr>
+        <w:t>}</w:t>
+      </w:r>
+    </w:p>
+    <w:p>
+      <w:pPr>
+        <w:rPr>
+          <w:rFonts w:ascii="Arial" w:hAnsi="Arial" w:cs="Arial"/>
+        </w:rPr>
+      </w:pPr>
+      <w:r>
+        <w:rPr>
+          <w:rFonts w:ascii="Arial" w:hAnsi="Arial" w:cs="Arial"/>
+        </w:rPr>
+        <w:t>let twice = multiplier(2);</w:t>
+      </w:r>
+      <w:r>
+        <w:rPr>
+          <w:rFonts w:ascii="Arial" w:hAnsi="Arial" w:cs="Arial"/>
+        </w:rPr>
+        <w:t xml:space="preserve">  // return </w:t>
+      </w:r>
+      <w:r>
+        <w:rPr>
+          <w:rFonts w:ascii="Arial" w:hAnsi="Arial" w:cs="Arial"/>
+        </w:rPr>
+        <w:t xml:space="preserve">the function  </w:t>
+      </w:r>
+      <w:r>
+        <w:rPr>
+          <w:rFonts w:ascii="Arial" w:hAnsi="Arial" w:cs="Arial"/>
+        </w:rPr>
+        <w:t>number =&gt; number * 2</w:t>
+      </w:r>
+      <w:r>
+        <w:rPr>
+          <w:rFonts w:ascii="Arial" w:hAnsi="Arial" w:cs="Arial"/>
+        </w:rPr>
+        <w:br/>
+      </w:r>
+      <w:r>
+        <w:rPr>
+          <w:rFonts w:ascii="Arial" w:hAnsi="Arial" w:cs="Arial"/>
+        </w:rPr>
+        <w:t>console.log(twice(5));</w:t>
+      </w:r>
+      <w:r>
+        <w:rPr>
+          <w:rFonts w:ascii="Arial" w:hAnsi="Arial" w:cs="Arial"/>
+        </w:rPr>
+        <w:br/>
+      </w:r>
+      <w:r>
+        <w:rPr>
+          <w:rFonts w:ascii="Arial" w:hAnsi="Arial" w:cs="Arial"/>
+        </w:rPr>
+        <w:br/>
+      </w:r>
+    </w:p>
+    <w:p>
+      <w:pPr>
+        <w:rPr>
+          <w:rFonts w:ascii="Arial" w:hAnsi="Arial" w:cs="Arial"/>
+        </w:rPr>
+      </w:pPr>
+    </w:p>
+    <w:p>
+      <w:pPr>
+        <w:rPr>
+          <w:rFonts w:ascii="Arial" w:hAnsi="Arial" w:cs="Arial"/>
+        </w:rPr>
+      </w:pPr>
+      <w:r>
+        <w:rPr>
+          <w:rFonts w:ascii="Arial" w:hAnsi="Arial" w:cs="Arial"/>
+        </w:rPr>
+        <w:t>&lt;script&gt;</w:t>
+      </w:r>
+      <w:r>
+        <w:rPr>
+          <w:rFonts w:ascii="Arial" w:hAnsi="Arial" w:cs="Arial"/>
+        </w:rPr>
+        <w:br/>
+      </w:r>
+      <w:r>
+        <w:rPr>
+          <w:rFonts w:ascii="Arial" w:hAnsi="Arial" w:cs="Arial"/>
+        </w:rPr>
+        <w:t xml:space="preserve">var </w:t>
+      </w:r>
+      <w:proofErr w:type="spellStart"/>
+      <w:r>
+        <w:rPr>
+          <w:rFonts w:ascii="Arial" w:hAnsi="Arial" w:cs="Arial"/>
+        </w:rPr>
+        <w:t>updateClickCount</w:t>
+      </w:r>
+      <w:proofErr w:type="spellEnd"/>
+      <w:r>
+        <w:rPr>
+          <w:rFonts w:ascii="Arial" w:hAnsi="Arial" w:cs="Arial"/>
+        </w:rPr>
+        <w:t xml:space="preserve"> = (function(){</w:t>
+      </w:r>
+      <w:r>
+        <w:rPr>
+          <w:rFonts w:ascii="Arial" w:hAnsi="Arial" w:cs="Arial"/>
+        </w:rPr>
+        <w:br/>
+      </w:r>
+      <w:r>
+        <w:rPr>
+          <w:rFonts w:ascii="Arial" w:hAnsi="Arial" w:cs="Arial"/>
+        </w:rPr>
+        <w:t xml:space="preserve">    var counter = 0;</w:t>
+      </w:r>
+    </w:p>
+    <w:p>
+      <w:pPr>
+        <w:rPr>
+          <w:rFonts w:ascii="Arial" w:hAnsi="Arial" w:cs="Arial"/>
+        </w:rPr>
+      </w:pPr>
+      <w:r>
+        <w:rPr>
+          <w:rFonts w:ascii="Arial" w:hAnsi="Arial" w:cs="Arial"/>
+        </w:rPr>
+        <w:t xml:space="preserve">    return function(){</w:t>
+      </w:r>
+      <w:r>
+        <w:rPr>
+          <w:rFonts w:ascii="Arial" w:hAnsi="Arial" w:cs="Arial"/>
+        </w:rPr>
+        <w:br/>
+      </w:r>
+      <w:r>
+        <w:rPr>
+          <w:rFonts w:ascii="Arial" w:hAnsi="Arial" w:cs="Arial"/>
+        </w:rPr>
+        <w:t xml:space="preserve">        ++counter;</w:t>
+      </w:r>
+      <w:r>
+        <w:rPr>
+          <w:rFonts w:ascii="Arial" w:hAnsi="Arial" w:cs="Arial"/>
+        </w:rPr>
+        <w:br/>
+      </w:r>
+      <w:r>
+        <w:rPr>
+          <w:rFonts w:ascii="Arial" w:hAnsi="Arial" w:cs="Arial"/>
+        </w:rPr>
+        <w:t xml:space="preserve">        </w:t>
+      </w:r>
+      <w:proofErr w:type="spellStart"/>
+      <w:r>
+        <w:rPr>
+          <w:rFonts w:ascii="Arial" w:hAnsi="Arial" w:cs="Arial"/>
+        </w:rPr>
+        <w:t>document.getElementById</w:t>
+      </w:r>
+      <w:proofErr w:type="spellEnd"/>
+      <w:r>
+        <w:rPr>
+          <w:rFonts w:ascii="Arial" w:hAnsi="Arial" w:cs="Arial"/>
+        </w:rPr>
+        <w:t>("</w:t>
+      </w:r>
+      <w:proofErr w:type="spellStart"/>
+      <w:r>
+        <w:rPr>
+          <w:rFonts w:ascii="Arial" w:hAnsi="Arial" w:cs="Arial"/>
+        </w:rPr>
+        <w:t>spnCount</w:t>
+      </w:r>
+      <w:proofErr w:type="spellEnd"/>
+      <w:r>
+        <w:rPr>
+          <w:rFonts w:ascii="Arial" w:hAnsi="Arial" w:cs="Arial"/>
+        </w:rPr>
+        <w:t>").</w:t>
+      </w:r>
+      <w:proofErr w:type="spellStart"/>
+      <w:r>
+        <w:rPr>
+          <w:rFonts w:ascii="Arial" w:hAnsi="Arial" w:cs="Arial"/>
+        </w:rPr>
+        <w:t>innerHTML</w:t>
+      </w:r>
+      <w:proofErr w:type="spellEnd"/>
+      <w:r>
+        <w:rPr>
+          <w:rFonts w:ascii="Arial" w:hAnsi="Arial" w:cs="Arial"/>
+        </w:rPr>
+        <w:t xml:space="preserve"> = counter;</w:t>
+      </w:r>
+      <w:r>
+        <w:rPr>
+          <w:rFonts w:ascii="Arial" w:hAnsi="Arial" w:cs="Arial"/>
+        </w:rPr>
+        <w:br/>
+      </w:r>
+      <w:r>
+        <w:rPr>
+          <w:rFonts w:ascii="Arial" w:hAnsi="Arial" w:cs="Arial"/>
+        </w:rPr>
+        <w:t xml:space="preserve">    }</w:t>
+      </w:r>
+      <w:r>
+        <w:rPr>
+          <w:rFonts w:ascii="Arial" w:hAnsi="Arial" w:cs="Arial"/>
+        </w:rPr>
+        <w:br/>
+      </w:r>
+      <w:r>
+        <w:rPr>
+          <w:rFonts w:ascii="Arial" w:hAnsi="Arial" w:cs="Arial"/>
+        </w:rPr>
+        <w:t>})();</w:t>
+      </w:r>
+    </w:p>
+    <w:p>
+      <w:pPr>
+        <w:rPr>
+          <w:rFonts w:ascii="Arial" w:hAnsi="Arial" w:cs="Arial"/>
+        </w:rPr>
+      </w:pPr>
+      <w:r>
+        <w:rPr>
+          <w:rFonts w:ascii="Arial" w:hAnsi="Arial" w:cs="Arial"/>
+        </w:rPr>
+        <w:t>&lt;/script&gt;</w:t>
+      </w:r>
+      <w:r>
+        <w:rPr>
+          <w:rFonts w:ascii="Arial" w:hAnsi="Arial" w:cs="Arial"/>
+        </w:rPr>
+        <w:br/>
+      </w:r>
+      <w:r>
+        <w:rPr>
+          <w:rFonts w:ascii="Arial" w:hAnsi="Arial" w:cs="Arial"/>
+        </w:rPr>
+        <w:t>&lt;html&gt;</w:t>
+      </w:r>
+      <w:r>
+        <w:rPr>
+          <w:rFonts w:ascii="Arial" w:hAnsi="Arial" w:cs="Arial"/>
+        </w:rPr>
+        <w:br/>
+      </w:r>
+      <w:r>
+        <w:rPr>
+          <w:rFonts w:ascii="Arial" w:hAnsi="Arial" w:cs="Arial"/>
+        </w:rPr>
+        <w:t>&lt;button onclick="</w:t>
+      </w:r>
+      <w:proofErr w:type="spellStart"/>
+      <w:r>
+        <w:rPr>
+          <w:rFonts w:ascii="Arial" w:hAnsi="Arial" w:cs="Arial"/>
+        </w:rPr>
+        <w:t>updateClickCount</w:t>
+      </w:r>
+      <w:proofErr w:type="spellEnd"/>
+      <w:r>
+        <w:rPr>
+          <w:rFonts w:ascii="Arial" w:hAnsi="Arial" w:cs="Arial"/>
+        </w:rPr>
+        <w:t>()"&gt;click me&lt;/button&gt;</w:t>
+      </w:r>
+      <w:r>
+        <w:rPr>
+          <w:rFonts w:ascii="Arial" w:hAnsi="Arial" w:cs="Arial"/>
+        </w:rPr>
+        <w:br/>
+      </w:r>
+      <w:r>
+        <w:rPr>
+          <w:rFonts w:ascii="Arial" w:hAnsi="Arial" w:cs="Arial"/>
+        </w:rPr>
+        <w:t>&lt;div&gt; you've clicked</w:t>
+      </w:r>
+      <w:r>
+        <w:rPr>
+          <w:rFonts w:ascii="Arial" w:hAnsi="Arial" w:cs="Arial"/>
+        </w:rPr>
+        <w:br/>
+      </w:r>
+      <w:r>
+        <w:rPr>
+          <w:rFonts w:ascii="Arial" w:hAnsi="Arial" w:cs="Arial"/>
+        </w:rPr>
+        <w:t xml:space="preserve">    &lt;span id="</w:t>
+      </w:r>
+      <w:proofErr w:type="spellStart"/>
+      <w:r>
+        <w:rPr>
+          <w:rFonts w:ascii="Arial" w:hAnsi="Arial" w:cs="Arial"/>
+        </w:rPr>
+        <w:t>spnCount</w:t>
+      </w:r>
+      <w:proofErr w:type="spellEnd"/>
+      <w:r>
+        <w:rPr>
+          <w:rFonts w:ascii="Arial" w:hAnsi="Arial" w:cs="Arial"/>
+        </w:rPr>
+        <w:t>"&gt; 0 &lt;/span&gt; times!</w:t>
+      </w:r>
+      <w:r>
+        <w:rPr>
+          <w:rFonts w:ascii="Arial" w:hAnsi="Arial" w:cs="Arial"/>
+        </w:rPr>
+        <w:br/>
+      </w:r>
+      <w:r>
+        <w:rPr>
+          <w:rFonts w:ascii="Arial" w:hAnsi="Arial" w:cs="Arial"/>
+        </w:rPr>
+        <w:t>&lt;/div&gt;</w:t>
+      </w:r>
+      <w:r>
+        <w:rPr>
+          <w:rFonts w:ascii="Arial" w:hAnsi="Arial" w:cs="Arial"/>
+        </w:rPr>
+        <w:br/>
+      </w:r>
+      <w:r>
+        <w:rPr>
+          <w:rFonts w:ascii="Arial" w:hAnsi="Arial" w:cs="Arial"/>
+        </w:rPr>
+        <w:t>&lt;/html&gt;</w:t>
+      </w:r>
     </w:p>
     <w:p>
       <w:pPr>

--- a/pdf/AI-Notes.docx
+++ b/pdf/AI-Notes.docx
@@ -1310,21 +1310,37 @@
       <w:pPr>
         <w:rPr>
           <w:rFonts w:ascii="Arial" w:hAnsi="Arial" w:cs="Arial"/>
-        </w:rPr>
-      </w:pPr>
-      <w:r>
-        <w:rPr>
-          <w:rFonts w:ascii="Arial" w:hAnsi="Arial" w:cs="Arial"/>
-        </w:rPr>
-        <w:br w:type="page"/>
-      </w:r>
-    </w:p>
-    <w:p>
-      <w:pPr>
-        <w:rPr>
-          <w:rFonts w:ascii="Arial" w:hAnsi="Arial" w:cs="Arial"/>
           <w:b/>
           <w:bCs/>
+        </w:rPr>
+      </w:pPr>
+      <w:r>
+        <w:rPr>
+          <w:rFonts w:ascii="Arial" w:hAnsi="Arial" w:cs="Arial"/>
+        </w:rPr>
+        <w:br/>
+        <w:t xml:space="preserve">                                                                                                                                                                                                                                                                         </w:t>
+      </w:r>
+      <w:r>
+        <w:rPr>
+          <w:rFonts w:ascii="Arial" w:hAnsi="Arial" w:cs="Arial"/>
+        </w:rPr>
+        <w:br/>
+      </w:r>
+    </w:p>
+    <w:p>
+      <w:pPr>
+        <w:rPr>
+          <w:rFonts w:ascii="Arial" w:hAnsi="Arial" w:cs="Arial"/>
+          <w:b/>
+          <w:bCs/>
+        </w:rPr>
+      </w:pPr>
+    </w:p>
+    <w:p>
+      <w:pPr>
+        <w:rPr>
+          <w:rFonts w:ascii="Arial" w:hAnsi="Arial" w:cs="Arial"/>
         </w:rPr>
       </w:pPr>
       <w:r>
@@ -1810,20 +1826,18 @@
         </w:rPr>
         <w:br/>
       </w:r>
-    </w:p>
-    <w:p>
-      <w:pPr>
-        <w:rPr>
-          <w:rFonts w:ascii="Arial" w:hAnsi="Arial" w:cs="Arial"/>
-        </w:rPr>
-      </w:pPr>
-    </w:p>
-    <w:p>
-      <w:pPr>
-        <w:rPr>
-          <w:rFonts w:ascii="Arial" w:hAnsi="Arial" w:cs="Arial"/>
-        </w:rPr>
-      </w:pPr>
+      <w:r>
+        <w:rPr>
+          <w:rFonts w:ascii="Arial" w:hAnsi="Arial" w:cs="Arial"/>
+        </w:rPr>
+        <w:br/>
+      </w:r>
+      <w:r>
+        <w:rPr>
+          <w:rFonts w:ascii="Arial" w:hAnsi="Arial" w:cs="Arial"/>
+        </w:rPr>
+        <w:br/>
+      </w:r>
       <w:r>
         <w:rPr>
           <w:rFonts w:ascii="Arial" w:hAnsi="Arial" w:cs="Arial"/>
@@ -1971,13 +1985,12 @@
         </w:rPr>
         <w:t>})();</w:t>
       </w:r>
-    </w:p>
-    <w:p>
-      <w:pPr>
-        <w:rPr>
-          <w:rFonts w:ascii="Arial" w:hAnsi="Arial" w:cs="Arial"/>
-        </w:rPr>
-      </w:pPr>
+      <w:r>
+        <w:rPr>
+          <w:rFonts w:ascii="Arial" w:hAnsi="Arial" w:cs="Arial"/>
+        </w:rPr>
+        <w:br/>
+      </w:r>
       <w:r>
         <w:rPr>
           <w:rFonts w:ascii="Arial" w:hAnsi="Arial" w:cs="Arial"/>
@@ -1994,6 +2007,12 @@
         <w:rPr>
           <w:rFonts w:ascii="Arial" w:hAnsi="Arial" w:cs="Arial"/>
         </w:rPr>
+        <w:br/>
+      </w:r>
+      <w:r>
+        <w:rPr>
+          <w:rFonts w:ascii="Arial" w:hAnsi="Arial" w:cs="Arial"/>
+        </w:rPr>
         <w:t>&lt;html&gt;</w:t>
       </w:r>
       <w:r>
@@ -2084,13 +2103,6 @@
         </w:rPr>
         <w:t>&lt;/html&gt;</w:t>
       </w:r>
-    </w:p>
-    <w:p>
-      <w:pPr>
-        <w:rPr>
-          <w:rFonts w:ascii="Arial" w:hAnsi="Arial" w:cs="Arial"/>
-        </w:rPr>
-      </w:pPr>
     </w:p>
     <w:sectPr>
       <w:pgSz w:w="12240" w:h="15840"/>

--- a/pdf/AI-Notes.docx
+++ b/pdf/AI-Notes.docx
@@ -1820,6 +1820,33 @@
         </w:rPr>
         <w:br/>
       </w:r>
+    </w:p>
+    <w:p>
+      <w:pPr>
+        <w:rPr>
+          <w:rFonts w:ascii="Arial" w:hAnsi="Arial" w:cs="Arial"/>
+        </w:rPr>
+      </w:pPr>
+      <w:r>
+        <w:rPr>
+          <w:rFonts w:ascii="Arial" w:hAnsi="Arial" w:cs="Arial"/>
+        </w:rPr>
+        <w:t>Your </w:t>
+      </w:r>
+      <w:r>
+        <w:rPr>
+          <w:rFonts w:ascii="Arial" w:hAnsi="Arial" w:cs="Arial"/>
+          <w:b/>
+          <w:bCs/>
+        </w:rPr>
+        <w:t>multiplier</w:t>
+      </w:r>
+      <w:r>
+        <w:rPr>
+          <w:rFonts w:ascii="Arial" w:hAnsi="Arial" w:cs="Arial"/>
+        </w:rPr>
+        <w:t xml:space="preserve"> function returns a function with one parameter number </w:t>
+      </w:r>
       <w:r>
         <w:rPr>
           <w:rFonts w:ascii="Arial" w:hAnsi="Arial" w:cs="Arial"/>
@@ -1830,26 +1857,236 @@
         <w:rPr>
           <w:rFonts w:ascii="Arial" w:hAnsi="Arial" w:cs="Arial"/>
         </w:rPr>
+        <w:t>(it’s your arrow function : the </w:t>
+      </w:r>
+      <w:r>
+        <w:rPr>
+          <w:rFonts w:ascii="Arial" w:hAnsi="Arial" w:cs="Arial"/>
+          <w:i/>
+          <w:iCs/>
+        </w:rPr>
+        <w:t>F function</w:t>
+      </w:r>
+      <w:r>
+        <w:rPr>
+          <w:rFonts w:ascii="Arial" w:hAnsi="Arial" w:cs="Arial"/>
+        </w:rPr>
+        <w:t> below).</w:t>
+      </w:r>
+    </w:p>
+    <w:p>
+      <w:pPr>
+        <w:rPr>
+          <w:rFonts w:ascii="Arial" w:hAnsi="Arial" w:cs="Arial"/>
+        </w:rPr>
+      </w:pPr>
+      <w:proofErr w:type="gramStart"/>
+      <w:r>
+        <w:rPr>
+          <w:rFonts w:ascii="Arial" w:hAnsi="Arial" w:cs="Arial"/>
+        </w:rPr>
+        <w:t>So</w:t>
+      </w:r>
+      <w:proofErr w:type="gramEnd"/>
+      <w:r>
+        <w:rPr>
+          <w:rFonts w:ascii="Arial" w:hAnsi="Arial" w:cs="Arial"/>
+        </w:rPr>
+        <w:t> </w:t>
+      </w:r>
+      <w:r>
+        <w:rPr>
+          <w:rFonts w:ascii="Arial" w:hAnsi="Arial" w:cs="Arial"/>
+          <w:b/>
+          <w:bCs/>
+        </w:rPr>
+        <w:t>multiplier(9)</w:t>
+      </w:r>
+      <w:r>
+        <w:rPr>
+          <w:rFonts w:ascii="Arial" w:hAnsi="Arial" w:cs="Arial"/>
+        </w:rPr>
+        <w:t> returns a </w:t>
+      </w:r>
+      <w:r>
+        <w:rPr>
+          <w:rFonts w:ascii="Arial" w:hAnsi="Arial" w:cs="Arial"/>
+          <w:i/>
+          <w:iCs/>
+        </w:rPr>
+        <w:t xml:space="preserve">function </w:t>
+      </w:r>
+      <w:proofErr w:type="spellStart"/>
+      <w:r>
+        <w:rPr>
+          <w:rFonts w:ascii="Arial" w:hAnsi="Arial" w:cs="Arial"/>
+          <w:i/>
+          <w:iCs/>
+        </w:rPr>
+        <w:t>F</w:t>
+      </w:r>
+      <w:proofErr w:type="spellEnd"/>
+      <w:r>
+        <w:rPr>
+          <w:rFonts w:ascii="Arial" w:hAnsi="Arial" w:cs="Arial"/>
+        </w:rPr>
+        <w:t> where factor is 9 then when you call </w:t>
+      </w:r>
+      <w:r>
+        <w:rPr>
+          <w:rFonts w:ascii="Arial" w:hAnsi="Arial" w:cs="Arial"/>
+          <w:b/>
+          <w:bCs/>
+        </w:rPr>
+        <w:t>twice(10)</w:t>
+      </w:r>
+      <w:r>
+        <w:rPr>
+          <w:rFonts w:ascii="Arial" w:hAnsi="Arial" w:cs="Arial"/>
+        </w:rPr>
+        <w:t> </w:t>
+      </w:r>
+      <w:r>
+        <w:rPr>
+          <w:rFonts w:ascii="Arial" w:hAnsi="Arial" w:cs="Arial"/>
+        </w:rPr>
         <w:br/>
       </w:r>
       <w:r>
         <w:rPr>
           <w:rFonts w:ascii="Arial" w:hAnsi="Arial" w:cs="Arial"/>
         </w:rPr>
+        <w:t>you just call this </w:t>
+      </w:r>
+      <w:r>
+        <w:rPr>
+          <w:rFonts w:ascii="Arial" w:hAnsi="Arial" w:cs="Arial"/>
+          <w:i/>
+          <w:iCs/>
+        </w:rPr>
+        <w:t>returned function F</w:t>
+      </w:r>
+      <w:r>
+        <w:rPr>
+          <w:rFonts w:ascii="Arial" w:hAnsi="Arial" w:cs="Arial"/>
+        </w:rPr>
+        <w:t xml:space="preserve"> with number set to 10. </w:t>
+      </w:r>
+      <w:r>
+        <w:rPr>
+          <w:rFonts w:ascii="Arial" w:hAnsi="Arial" w:cs="Arial"/>
+        </w:rPr>
         <w:br/>
       </w:r>
       <w:r>
         <w:rPr>
           <w:rFonts w:ascii="Arial" w:hAnsi="Arial" w:cs="Arial"/>
         </w:rPr>
-        <w:t>&lt;script&gt;</w:t>
-      </w:r>
+        <w:t>This </w:t>
+      </w:r>
+      <w:r>
+        <w:rPr>
+          <w:rFonts w:ascii="Arial" w:hAnsi="Arial" w:cs="Arial"/>
+          <w:i/>
+          <w:iCs/>
+        </w:rPr>
+        <w:t>function F</w:t>
+      </w:r>
+      <w:r>
+        <w:rPr>
+          <w:rFonts w:ascii="Arial" w:hAnsi="Arial" w:cs="Arial"/>
+        </w:rPr>
+        <w:t> returns a number = number * factor = 10 * 9 = 90.</w:t>
+      </w:r>
+    </w:p>
+    <w:p>
+      <w:pPr>
+        <w:rPr>
+          <w:rFonts w:ascii="Arial" w:hAnsi="Arial" w:cs="Arial"/>
+        </w:rPr>
+      </w:pPr>
       <w:r>
         <w:rPr>
           <w:rFonts w:ascii="Arial" w:hAnsi="Arial" w:cs="Arial"/>
         </w:rPr>
         <w:br/>
       </w:r>
+    </w:p>
+    <w:p>
+      <w:pPr>
+        <w:rPr>
+          <w:rFonts w:ascii="Arial" w:hAnsi="Arial" w:cs="Arial"/>
+        </w:rPr>
+      </w:pPr>
+    </w:p>
+    <w:p>
+      <w:pPr>
+        <w:rPr>
+          <w:rFonts w:ascii="Arial" w:hAnsi="Arial" w:cs="Arial"/>
+        </w:rPr>
+      </w:pPr>
+    </w:p>
+    <w:p>
+      <w:pPr>
+        <w:rPr>
+          <w:rFonts w:ascii="Arial" w:hAnsi="Arial" w:cs="Arial"/>
+        </w:rPr>
+      </w:pPr>
+    </w:p>
+    <w:p>
+      <w:pPr>
+        <w:rPr>
+          <w:rFonts w:ascii="Arial" w:hAnsi="Arial" w:cs="Arial"/>
+        </w:rPr>
+      </w:pPr>
+    </w:p>
+    <w:p>
+      <w:pPr>
+        <w:rPr>
+          <w:rFonts w:ascii="Arial" w:hAnsi="Arial" w:cs="Arial"/>
+        </w:rPr>
+      </w:pPr>
+    </w:p>
+    <w:p>
+      <w:pPr>
+        <w:rPr>
+          <w:rFonts w:ascii="Arial" w:hAnsi="Arial" w:cs="Arial"/>
+        </w:rPr>
+      </w:pPr>
+    </w:p>
+    <w:p>
+      <w:pPr>
+        <w:rPr>
+          <w:rFonts w:ascii="Arial" w:hAnsi="Arial" w:cs="Arial"/>
+        </w:rPr>
+      </w:pPr>
+    </w:p>
+    <w:p>
+      <w:pPr>
+        <w:rPr>
+          <w:rFonts w:ascii="Arial" w:hAnsi="Arial" w:cs="Arial"/>
+        </w:rPr>
+      </w:pPr>
+    </w:p>
+    <w:p>
+      <w:pPr>
+        <w:rPr>
+          <w:rFonts w:ascii="Arial" w:hAnsi="Arial" w:cs="Arial"/>
+        </w:rPr>
+      </w:pPr>
+      <w:r>
+        <w:rPr>
+          <w:rFonts w:ascii="Arial" w:hAnsi="Arial" w:cs="Arial"/>
+        </w:rPr>
+        <w:lastRenderedPageBreak/>
+        <w:t>script&gt;</w:t>
+      </w:r>
+      <w:r>
+        <w:rPr>
+          <w:rFonts w:ascii="Arial" w:hAnsi="Arial" w:cs="Arial"/>
+        </w:rPr>
+        <w:br/>
+      </w:r>
       <w:r>
         <w:rPr>
           <w:rFonts w:ascii="Arial" w:hAnsi="Arial" w:cs="Arial"/>
@@ -2015,6 +2252,13 @@
         </w:rPr>
         <w:t>&lt;html&gt;</w:t>
       </w:r>
+    </w:p>
+    <w:p>
+      <w:pPr>
+        <w:rPr>
+          <w:rFonts w:ascii="Arial" w:hAnsi="Arial" w:cs="Arial"/>
+        </w:rPr>
+      </w:pPr>
       <w:r>
         <w:rPr>
           <w:rFonts w:ascii="Arial" w:hAnsi="Arial" w:cs="Arial"/>

--- a/pdf/AI-Notes.docx
+++ b/pdf/AI-Notes.docx
@@ -2346,6 +2346,1575 @@
           <w:rFonts w:ascii="Arial" w:hAnsi="Arial" w:cs="Arial"/>
         </w:rPr>
         <w:t>&lt;/html&gt;</w:t>
+      </w:r>
+    </w:p>
+    <w:p>
+      <w:pPr>
+        <w:rPr>
+          <w:rFonts w:ascii="Arial" w:hAnsi="Arial" w:cs="Arial"/>
+        </w:rPr>
+      </w:pPr>
+    </w:p>
+    <w:p>
+      <w:pPr>
+        <w:rPr>
+          <w:rFonts w:ascii="Arial" w:hAnsi="Arial" w:cs="Arial"/>
+        </w:rPr>
+      </w:pPr>
+    </w:p>
+    <w:p>
+      <w:pPr>
+        <w:rPr>
+          <w:rFonts w:ascii="Arial" w:hAnsi="Arial" w:cs="Arial"/>
+        </w:rPr>
+      </w:pPr>
+    </w:p>
+    <w:p>
+      <w:pPr>
+        <w:rPr>
+          <w:rFonts w:ascii="Arial" w:hAnsi="Arial" w:cs="Arial"/>
+        </w:rPr>
+      </w:pPr>
+    </w:p>
+    <w:p>
+      <w:pPr>
+        <w:rPr>
+          <w:rFonts w:ascii="Arial" w:hAnsi="Arial" w:cs="Arial"/>
+        </w:rPr>
+      </w:pPr>
+    </w:p>
+    <w:p>
+      <w:pPr>
+        <w:rPr>
+          <w:rFonts w:ascii="Arial" w:hAnsi="Arial" w:cs="Arial"/>
+        </w:rPr>
+      </w:pPr>
+    </w:p>
+    <w:p>
+      <w:pPr>
+        <w:rPr>
+          <w:rFonts w:ascii="Arial" w:hAnsi="Arial" w:cs="Arial"/>
+        </w:rPr>
+      </w:pPr>
+    </w:p>
+    <w:p>
+      <w:pPr>
+        <w:rPr>
+          <w:rFonts w:ascii="Arial" w:hAnsi="Arial" w:cs="Arial"/>
+        </w:rPr>
+      </w:pPr>
+    </w:p>
+    <w:p>
+      <w:pPr>
+        <w:rPr>
+          <w:rFonts w:ascii="Arial" w:hAnsi="Arial" w:cs="Arial"/>
+        </w:rPr>
+      </w:pPr>
+    </w:p>
+    <w:p>
+      <w:pPr>
+        <w:rPr>
+          <w:rFonts w:ascii="Arial" w:hAnsi="Arial" w:cs="Arial"/>
+        </w:rPr>
+      </w:pPr>
+    </w:p>
+    <w:p>
+      <w:pPr>
+        <w:rPr>
+          <w:rFonts w:ascii="Arial" w:hAnsi="Arial" w:cs="Arial"/>
+        </w:rPr>
+      </w:pPr>
+    </w:p>
+    <w:p>
+      <w:pPr>
+        <w:rPr>
+          <w:rFonts w:ascii="Arial" w:hAnsi="Arial" w:cs="Arial"/>
+        </w:rPr>
+      </w:pPr>
+    </w:p>
+    <w:p>
+      <w:pPr>
+        <w:rPr>
+          <w:rFonts w:ascii="Arial" w:hAnsi="Arial" w:cs="Arial"/>
+        </w:rPr>
+      </w:pPr>
+    </w:p>
+    <w:p>
+      <w:pPr>
+        <w:rPr>
+          <w:rFonts w:ascii="Arial" w:hAnsi="Arial" w:cs="Arial"/>
+        </w:rPr>
+      </w:pPr>
+    </w:p>
+    <w:p>
+      <w:pPr>
+        <w:rPr>
+          <w:rFonts w:ascii="Arial" w:hAnsi="Arial" w:cs="Arial"/>
+        </w:rPr>
+      </w:pPr>
+    </w:p>
+    <w:p>
+      <w:pPr>
+        <w:rPr>
+          <w:rFonts w:ascii="Arial" w:hAnsi="Arial" w:cs="Arial"/>
+        </w:rPr>
+      </w:pPr>
+    </w:p>
+    <w:p>
+      <w:pPr>
+        <w:rPr>
+          <w:rFonts w:ascii="Arial" w:hAnsi="Arial" w:cs="Arial"/>
+        </w:rPr>
+      </w:pPr>
+    </w:p>
+    <w:p>
+      <w:pPr>
+        <w:rPr>
+          <w:rFonts w:ascii="Arial" w:hAnsi="Arial" w:cs="Arial"/>
+        </w:rPr>
+      </w:pPr>
+    </w:p>
+    <w:p>
+      <w:pPr>
+        <w:pStyle w:val="NoSpacing"/>
+        <w:rPr>
+          <w:b/>
+          <w:bCs/>
+          <w:sz w:val="28"/>
+          <w:szCs w:val="28"/>
+        </w:rPr>
+      </w:pPr>
+      <w:r>
+        <w:rPr>
+          <w:b/>
+          <w:bCs/>
+          <w:sz w:val="28"/>
+          <w:szCs w:val="28"/>
+        </w:rPr>
+        <w:lastRenderedPageBreak/>
+        <w:t>1. Data Privacy and Encapsulation</w:t>
+      </w:r>
+    </w:p>
+    <w:p>
+      <w:pPr>
+        <w:pStyle w:val="NoSpacing"/>
+        <w:rPr>
+          <w:sz w:val="28"/>
+          <w:szCs w:val="28"/>
+        </w:rPr>
+      </w:pPr>
+      <w:r>
+        <w:rPr>
+          <w:sz w:val="28"/>
+          <w:szCs w:val="28"/>
+        </w:rPr>
+        <w:t xml:space="preserve">JavaScript objects can accidentally have their data rewritten by other parts of a program. </w:t>
+      </w:r>
+      <w:r>
+        <w:rPr>
+          <w:b/>
+          <w:bCs/>
+          <w:sz w:val="28"/>
+          <w:szCs w:val="28"/>
+        </w:rPr>
+        <w:t>CLOSURES</w:t>
+      </w:r>
+      <w:r>
+        <w:rPr>
+          <w:sz w:val="28"/>
+          <w:szCs w:val="28"/>
+        </w:rPr>
+        <w:t xml:space="preserve"> let you create "private" variables that can only be changed by specific functions.</w:t>
+      </w:r>
+    </w:p>
+    <w:p>
+      <w:pPr>
+        <w:pStyle w:val="NoSpacing"/>
+        <w:rPr>
+          <w:sz w:val="28"/>
+          <w:szCs w:val="28"/>
+        </w:rPr>
+      </w:pPr>
+      <w:proofErr w:type="spellStart"/>
+      <w:r>
+        <w:rPr>
+          <w:sz w:val="28"/>
+          <w:szCs w:val="28"/>
+        </w:rPr>
+        <w:t>javascript</w:t>
+      </w:r>
+      <w:proofErr w:type="spellEnd"/>
+    </w:p>
+    <w:p>
+      <w:pPr>
+        <w:pStyle w:val="NoSpacing"/>
+        <w:rPr>
+          <w:sz w:val="28"/>
+          <w:szCs w:val="28"/>
+        </w:rPr>
+      </w:pPr>
+      <w:r>
+        <w:rPr>
+          <w:sz w:val="28"/>
+          <w:szCs w:val="28"/>
+        </w:rPr>
+        <w:br/>
+      </w:r>
+      <w:r>
+        <w:rPr>
+          <w:sz w:val="28"/>
+          <w:szCs w:val="28"/>
+        </w:rPr>
+        <w:t xml:space="preserve">function </w:t>
+      </w:r>
+      <w:proofErr w:type="spellStart"/>
+      <w:r>
+        <w:rPr>
+          <w:sz w:val="28"/>
+          <w:szCs w:val="28"/>
+        </w:rPr>
+        <w:t>createBankAccount</w:t>
+      </w:r>
+      <w:proofErr w:type="spellEnd"/>
+      <w:r>
+        <w:rPr>
+          <w:sz w:val="28"/>
+          <w:szCs w:val="28"/>
+        </w:rPr>
+        <w:t>(</w:t>
+      </w:r>
+      <w:proofErr w:type="spellStart"/>
+      <w:proofErr w:type="gramStart"/>
+      <w:r>
+        <w:rPr>
+          <w:sz w:val="28"/>
+          <w:szCs w:val="28"/>
+        </w:rPr>
+        <w:t>initialBalance</w:t>
+      </w:r>
+      <w:proofErr w:type="spellEnd"/>
+      <w:r>
+        <w:rPr>
+          <w:sz w:val="28"/>
+          <w:szCs w:val="28"/>
+        </w:rPr>
+        <w:t>) {</w:t>
+      </w:r>
+      <w:proofErr w:type="gramEnd"/>
+    </w:p>
+    <w:p>
+      <w:pPr>
+        <w:pStyle w:val="NoSpacing"/>
+        <w:rPr>
+          <w:sz w:val="28"/>
+          <w:szCs w:val="28"/>
+        </w:rPr>
+      </w:pPr>
+      <w:r>
+        <w:rPr>
+          <w:sz w:val="28"/>
+          <w:szCs w:val="28"/>
+        </w:rPr>
+        <w:t xml:space="preserve">  let balance = </w:t>
+      </w:r>
+      <w:proofErr w:type="spellStart"/>
+      <w:r>
+        <w:rPr>
+          <w:sz w:val="28"/>
+          <w:szCs w:val="28"/>
+        </w:rPr>
+        <w:t>initialBalance</w:t>
+      </w:r>
+      <w:proofErr w:type="spellEnd"/>
+      <w:r>
+        <w:rPr>
+          <w:sz w:val="28"/>
+          <w:szCs w:val="28"/>
+        </w:rPr>
+        <w:t>; // Private variable</w:t>
+      </w:r>
+    </w:p>
+    <w:p>
+      <w:pPr>
+        <w:pStyle w:val="NoSpacing"/>
+        <w:rPr>
+          <w:sz w:val="28"/>
+          <w:szCs w:val="28"/>
+        </w:rPr>
+      </w:pPr>
+    </w:p>
+    <w:p>
+      <w:pPr>
+        <w:pStyle w:val="NoSpacing"/>
+        <w:rPr>
+          <w:sz w:val="28"/>
+          <w:szCs w:val="28"/>
+        </w:rPr>
+      </w:pPr>
+      <w:r>
+        <w:rPr>
+          <w:sz w:val="28"/>
+          <w:szCs w:val="28"/>
+        </w:rPr>
+        <w:t xml:space="preserve">  return {</w:t>
+      </w:r>
+    </w:p>
+    <w:p>
+      <w:pPr>
+        <w:pStyle w:val="NoSpacing"/>
+        <w:rPr>
+          <w:sz w:val="28"/>
+          <w:szCs w:val="28"/>
+        </w:rPr>
+      </w:pPr>
+      <w:r>
+        <w:rPr>
+          <w:sz w:val="28"/>
+          <w:szCs w:val="28"/>
+        </w:rPr>
+        <w:t xml:space="preserve">    deposit: (amount) =&gt; { balance += amount; },</w:t>
+      </w:r>
+    </w:p>
+    <w:p>
+      <w:pPr>
+        <w:pStyle w:val="NoSpacing"/>
+        <w:rPr>
+          <w:sz w:val="28"/>
+          <w:szCs w:val="28"/>
+        </w:rPr>
+      </w:pPr>
+      <w:r>
+        <w:rPr>
+          <w:sz w:val="28"/>
+          <w:szCs w:val="28"/>
+        </w:rPr>
+        <w:t xml:space="preserve">    withdraw: (amount) =&gt; { balance -= amount; },</w:t>
+      </w:r>
+    </w:p>
+    <w:p>
+      <w:pPr>
+        <w:pStyle w:val="NoSpacing"/>
+        <w:rPr>
+          <w:sz w:val="28"/>
+          <w:szCs w:val="28"/>
+        </w:rPr>
+      </w:pPr>
+      <w:r>
+        <w:rPr>
+          <w:sz w:val="28"/>
+          <w:szCs w:val="28"/>
+        </w:rPr>
+        <w:t xml:space="preserve">    </w:t>
+      </w:r>
+      <w:proofErr w:type="spellStart"/>
+      <w:r>
+        <w:rPr>
+          <w:sz w:val="28"/>
+          <w:szCs w:val="28"/>
+        </w:rPr>
+        <w:t>getBalance</w:t>
+      </w:r>
+      <w:proofErr w:type="spellEnd"/>
+      <w:r>
+        <w:rPr>
+          <w:sz w:val="28"/>
+          <w:szCs w:val="28"/>
+        </w:rPr>
+        <w:t>: () =&gt; balance</w:t>
+      </w:r>
+    </w:p>
+    <w:p>
+      <w:pPr>
+        <w:pStyle w:val="NoSpacing"/>
+        <w:rPr>
+          <w:sz w:val="28"/>
+          <w:szCs w:val="28"/>
+        </w:rPr>
+      </w:pPr>
+      <w:r>
+        <w:rPr>
+          <w:sz w:val="28"/>
+          <w:szCs w:val="28"/>
+        </w:rPr>
+        <w:t xml:space="preserve">  };</w:t>
+      </w:r>
+    </w:p>
+    <w:p>
+      <w:pPr>
+        <w:pStyle w:val="NoSpacing"/>
+        <w:rPr>
+          <w:sz w:val="28"/>
+          <w:szCs w:val="28"/>
+        </w:rPr>
+      </w:pPr>
+      <w:r>
+        <w:rPr>
+          <w:sz w:val="28"/>
+          <w:szCs w:val="28"/>
+        </w:rPr>
+        <w:t>}</w:t>
+      </w:r>
+    </w:p>
+    <w:p>
+      <w:pPr>
+        <w:pStyle w:val="NoSpacing"/>
+        <w:rPr>
+          <w:sz w:val="28"/>
+          <w:szCs w:val="28"/>
+        </w:rPr>
+      </w:pPr>
+    </w:p>
+    <w:p>
+      <w:pPr>
+        <w:pStyle w:val="NoSpacing"/>
+        <w:rPr>
+          <w:sz w:val="28"/>
+          <w:szCs w:val="28"/>
+        </w:rPr>
+      </w:pPr>
+      <w:r>
+        <w:rPr>
+          <w:sz w:val="28"/>
+          <w:szCs w:val="28"/>
+        </w:rPr>
+        <w:t xml:space="preserve">const </w:t>
+      </w:r>
+      <w:proofErr w:type="spellStart"/>
+      <w:r>
+        <w:rPr>
+          <w:sz w:val="28"/>
+          <w:szCs w:val="28"/>
+        </w:rPr>
+        <w:t>myAccount</w:t>
+      </w:r>
+      <w:proofErr w:type="spellEnd"/>
+      <w:r>
+        <w:rPr>
+          <w:sz w:val="28"/>
+          <w:szCs w:val="28"/>
+        </w:rPr>
+        <w:t xml:space="preserve"> = </w:t>
+      </w:r>
+      <w:proofErr w:type="spellStart"/>
+      <w:r>
+        <w:rPr>
+          <w:sz w:val="28"/>
+          <w:szCs w:val="28"/>
+        </w:rPr>
+        <w:t>createBankAccount</w:t>
+      </w:r>
+      <w:proofErr w:type="spellEnd"/>
+      <w:r>
+        <w:rPr>
+          <w:sz w:val="28"/>
+          <w:szCs w:val="28"/>
+        </w:rPr>
+        <w:t>(100);</w:t>
+      </w:r>
+    </w:p>
+    <w:p>
+      <w:pPr>
+        <w:pStyle w:val="NoSpacing"/>
+        <w:rPr>
+          <w:sz w:val="28"/>
+          <w:szCs w:val="28"/>
+        </w:rPr>
+      </w:pPr>
+      <w:proofErr w:type="spellStart"/>
+      <w:r>
+        <w:rPr>
+          <w:sz w:val="28"/>
+          <w:szCs w:val="28"/>
+        </w:rPr>
+        <w:t>myAccount.deposit</w:t>
+      </w:r>
+      <w:proofErr w:type="spellEnd"/>
+      <w:r>
+        <w:rPr>
+          <w:sz w:val="28"/>
+          <w:szCs w:val="28"/>
+        </w:rPr>
+        <w:t xml:space="preserve">(50); </w:t>
+      </w:r>
+    </w:p>
+    <w:p>
+      <w:pPr>
+        <w:pStyle w:val="NoSpacing"/>
+        <w:rPr>
+          <w:sz w:val="28"/>
+          <w:szCs w:val="28"/>
+        </w:rPr>
+      </w:pPr>
+      <w:r>
+        <w:rPr>
+          <w:sz w:val="28"/>
+          <w:szCs w:val="28"/>
+        </w:rPr>
+        <w:t>console.log(</w:t>
+      </w:r>
+      <w:proofErr w:type="spellStart"/>
+      <w:r>
+        <w:rPr>
+          <w:sz w:val="28"/>
+          <w:szCs w:val="28"/>
+        </w:rPr>
+        <w:t>myAccount.getBalance</w:t>
+      </w:r>
+      <w:proofErr w:type="spellEnd"/>
+      <w:r>
+        <w:rPr>
+          <w:sz w:val="28"/>
+          <w:szCs w:val="28"/>
+        </w:rPr>
+        <w:t>()); // 150</w:t>
+      </w:r>
+    </w:p>
+    <w:p>
+      <w:pPr>
+        <w:pStyle w:val="NoSpacing"/>
+        <w:rPr>
+          <w:sz w:val="28"/>
+          <w:szCs w:val="28"/>
+        </w:rPr>
+      </w:pPr>
+      <w:r>
+        <w:rPr>
+          <w:sz w:val="28"/>
+          <w:szCs w:val="28"/>
+        </w:rPr>
+        <w:t>console.log(</w:t>
+      </w:r>
+      <w:proofErr w:type="spellStart"/>
+      <w:r>
+        <w:rPr>
+          <w:sz w:val="28"/>
+          <w:szCs w:val="28"/>
+        </w:rPr>
+        <w:t>myAccount.balance</w:t>
+      </w:r>
+      <w:proofErr w:type="spellEnd"/>
+      <w:r>
+        <w:rPr>
+          <w:sz w:val="28"/>
+          <w:szCs w:val="28"/>
+        </w:rPr>
+        <w:t>);      // undefined (No direct access!)</w:t>
+      </w:r>
+      <w:r>
+        <w:rPr>
+          <w:sz w:val="28"/>
+          <w:szCs w:val="28"/>
+        </w:rPr>
+        <w:t xml:space="preserve"> </w:t>
+      </w:r>
+    </w:p>
+    <w:p>
+      <w:pPr>
+        <w:rPr>
+          <w:rFonts w:ascii="Arial" w:hAnsi="Arial" w:cs="Arial"/>
+          <w:b/>
+          <w:bCs/>
+          <w:sz w:val="28"/>
+          <w:szCs w:val="28"/>
+        </w:rPr>
+      </w:pPr>
+    </w:p>
+    <w:p>
+      <w:pPr>
+        <w:rPr>
+          <w:rFonts w:ascii="Arial" w:hAnsi="Arial" w:cs="Arial"/>
+          <w:b/>
+          <w:bCs/>
+          <w:sz w:val="28"/>
+          <w:szCs w:val="28"/>
+        </w:rPr>
+      </w:pPr>
+      <w:r>
+        <w:rPr>
+          <w:rFonts w:ascii="Arial" w:hAnsi="Arial" w:cs="Arial"/>
+          <w:b/>
+          <w:bCs/>
+          <w:sz w:val="28"/>
+          <w:szCs w:val="28"/>
+        </w:rPr>
+        <w:t>2. Event Handlers and Configuration</w:t>
+      </w:r>
+    </w:p>
+    <w:p>
+      <w:pPr>
+        <w:pStyle w:val="NoSpacing"/>
+        <w:rPr>
+          <w:sz w:val="28"/>
+          <w:szCs w:val="28"/>
+        </w:rPr>
+      </w:pPr>
+      <w:r>
+        <w:rPr>
+          <w:sz w:val="28"/>
+          <w:szCs w:val="28"/>
+        </w:rPr>
+        <w:t>In web development, you often need an event listener (like a button click) to know about specific data without relying on global variables. Closures allow you to "pre-load" a function with configuration data.</w:t>
+      </w:r>
+    </w:p>
+    <w:p>
+      <w:pPr>
+        <w:pStyle w:val="NoSpacing"/>
+        <w:rPr>
+          <w:sz w:val="28"/>
+          <w:szCs w:val="28"/>
+        </w:rPr>
+      </w:pPr>
+      <w:proofErr w:type="spellStart"/>
+      <w:r>
+        <w:rPr>
+          <w:sz w:val="28"/>
+          <w:szCs w:val="28"/>
+        </w:rPr>
+        <w:t>javascript</w:t>
+      </w:r>
+      <w:proofErr w:type="spellEnd"/>
+    </w:p>
+    <w:p>
+      <w:pPr>
+        <w:pStyle w:val="NoSpacing"/>
+        <w:rPr>
+          <w:sz w:val="28"/>
+          <w:szCs w:val="28"/>
+        </w:rPr>
+      </w:pPr>
+      <w:r>
+        <w:rPr>
+          <w:sz w:val="28"/>
+          <w:szCs w:val="28"/>
+        </w:rPr>
+        <w:br/>
+      </w:r>
+      <w:r>
+        <w:rPr>
+          <w:sz w:val="28"/>
+          <w:szCs w:val="28"/>
+        </w:rPr>
+        <w:t xml:space="preserve">function </w:t>
+      </w:r>
+      <w:proofErr w:type="spellStart"/>
+      <w:r>
+        <w:rPr>
+          <w:sz w:val="28"/>
+          <w:szCs w:val="28"/>
+        </w:rPr>
+        <w:t>createThemeSwitcher</w:t>
+      </w:r>
+      <w:proofErr w:type="spellEnd"/>
+      <w:r>
+        <w:rPr>
+          <w:sz w:val="28"/>
+          <w:szCs w:val="28"/>
+        </w:rPr>
+        <w:t>(</w:t>
+      </w:r>
+      <w:proofErr w:type="spellStart"/>
+      <w:proofErr w:type="gramStart"/>
+      <w:r>
+        <w:rPr>
+          <w:sz w:val="28"/>
+          <w:szCs w:val="28"/>
+        </w:rPr>
+        <w:t>themeName</w:t>
+      </w:r>
+      <w:proofErr w:type="spellEnd"/>
+      <w:r>
+        <w:rPr>
+          <w:sz w:val="28"/>
+          <w:szCs w:val="28"/>
+        </w:rPr>
+        <w:t>) {</w:t>
+      </w:r>
+      <w:proofErr w:type="gramEnd"/>
+    </w:p>
+    <w:p>
+      <w:pPr>
+        <w:pStyle w:val="NoSpacing"/>
+        <w:rPr>
+          <w:sz w:val="28"/>
+          <w:szCs w:val="28"/>
+        </w:rPr>
+      </w:pPr>
+      <w:r>
+        <w:rPr>
+          <w:sz w:val="28"/>
+          <w:szCs w:val="28"/>
+        </w:rPr>
+        <w:t xml:space="preserve">  return () =&gt; {</w:t>
+      </w:r>
+    </w:p>
+    <w:p>
+      <w:pPr>
+        <w:pStyle w:val="NoSpacing"/>
+        <w:rPr>
+          <w:sz w:val="28"/>
+          <w:szCs w:val="28"/>
+        </w:rPr>
+      </w:pPr>
+      <w:r>
+        <w:rPr>
+          <w:sz w:val="28"/>
+          <w:szCs w:val="28"/>
+        </w:rPr>
+        <w:t xml:space="preserve">    </w:t>
+      </w:r>
+      <w:proofErr w:type="spellStart"/>
+      <w:r>
+        <w:rPr>
+          <w:sz w:val="28"/>
+          <w:szCs w:val="28"/>
+        </w:rPr>
+        <w:t>document.body.className</w:t>
+      </w:r>
+      <w:proofErr w:type="spellEnd"/>
+      <w:r>
+        <w:rPr>
+          <w:sz w:val="28"/>
+          <w:szCs w:val="28"/>
+        </w:rPr>
+        <w:t xml:space="preserve"> = </w:t>
+      </w:r>
+      <w:proofErr w:type="spellStart"/>
+      <w:r>
+        <w:rPr>
+          <w:sz w:val="28"/>
+          <w:szCs w:val="28"/>
+        </w:rPr>
+        <w:t>themeName</w:t>
+      </w:r>
+      <w:proofErr w:type="spellEnd"/>
+      <w:r>
+        <w:rPr>
+          <w:sz w:val="28"/>
+          <w:szCs w:val="28"/>
+        </w:rPr>
+        <w:t>;</w:t>
+      </w:r>
+    </w:p>
+    <w:p>
+      <w:pPr>
+        <w:pStyle w:val="NoSpacing"/>
+        <w:rPr>
+          <w:sz w:val="28"/>
+          <w:szCs w:val="28"/>
+        </w:rPr>
+      </w:pPr>
+      <w:r>
+        <w:rPr>
+          <w:sz w:val="28"/>
+          <w:szCs w:val="28"/>
+        </w:rPr>
+        <w:t xml:space="preserve">    console.log(`Theme changed to ${</w:t>
+      </w:r>
+      <w:proofErr w:type="spellStart"/>
+      <w:r>
+        <w:rPr>
+          <w:sz w:val="28"/>
+          <w:szCs w:val="28"/>
+        </w:rPr>
+        <w:t>themeName</w:t>
+      </w:r>
+      <w:proofErr w:type="spellEnd"/>
+      <w:r>
+        <w:rPr>
+          <w:sz w:val="28"/>
+          <w:szCs w:val="28"/>
+        </w:rPr>
+        <w:t>}`);</w:t>
+      </w:r>
+    </w:p>
+    <w:p>
+      <w:pPr>
+        <w:pStyle w:val="NoSpacing"/>
+        <w:rPr>
+          <w:sz w:val="28"/>
+          <w:szCs w:val="28"/>
+        </w:rPr>
+      </w:pPr>
+      <w:r>
+        <w:rPr>
+          <w:sz w:val="28"/>
+          <w:szCs w:val="28"/>
+        </w:rPr>
+        <w:t xml:space="preserve">  };</w:t>
+      </w:r>
+    </w:p>
+    <w:p>
+      <w:pPr>
+        <w:pStyle w:val="NoSpacing"/>
+        <w:rPr>
+          <w:sz w:val="28"/>
+          <w:szCs w:val="28"/>
+        </w:rPr>
+      </w:pPr>
+      <w:r>
+        <w:rPr>
+          <w:sz w:val="28"/>
+          <w:szCs w:val="28"/>
+        </w:rPr>
+        <w:t>}</w:t>
+      </w:r>
+    </w:p>
+    <w:p>
+      <w:pPr>
+        <w:pStyle w:val="NoSpacing"/>
+        <w:rPr>
+          <w:sz w:val="28"/>
+          <w:szCs w:val="28"/>
+        </w:rPr>
+      </w:pPr>
+    </w:p>
+    <w:p>
+      <w:pPr>
+        <w:pStyle w:val="NoSpacing"/>
+        <w:rPr>
+          <w:sz w:val="28"/>
+          <w:szCs w:val="28"/>
+        </w:rPr>
+      </w:pPr>
+      <w:r>
+        <w:rPr>
+          <w:sz w:val="28"/>
+          <w:szCs w:val="28"/>
+        </w:rPr>
+        <w:t>// Configured functions remembering their specific theme</w:t>
+      </w:r>
+    </w:p>
+    <w:p>
+      <w:pPr>
+        <w:pStyle w:val="NoSpacing"/>
+        <w:rPr>
+          <w:sz w:val="28"/>
+          <w:szCs w:val="28"/>
+        </w:rPr>
+      </w:pPr>
+      <w:r>
+        <w:rPr>
+          <w:sz w:val="28"/>
+          <w:szCs w:val="28"/>
+        </w:rPr>
+        <w:t xml:space="preserve">const </w:t>
+      </w:r>
+      <w:proofErr w:type="spellStart"/>
+      <w:r>
+        <w:rPr>
+          <w:sz w:val="28"/>
+          <w:szCs w:val="28"/>
+        </w:rPr>
+        <w:t>setDarkTheme</w:t>
+      </w:r>
+      <w:proofErr w:type="spellEnd"/>
+      <w:r>
+        <w:rPr>
+          <w:sz w:val="28"/>
+          <w:szCs w:val="28"/>
+        </w:rPr>
+        <w:t xml:space="preserve"> = </w:t>
+      </w:r>
+      <w:proofErr w:type="spellStart"/>
+      <w:r>
+        <w:rPr>
+          <w:sz w:val="28"/>
+          <w:szCs w:val="28"/>
+        </w:rPr>
+        <w:t>createThemeSwitcher</w:t>
+      </w:r>
+      <w:proofErr w:type="spellEnd"/>
+      <w:r>
+        <w:rPr>
+          <w:sz w:val="28"/>
+          <w:szCs w:val="28"/>
+        </w:rPr>
+        <w:t>('</w:t>
+      </w:r>
+      <w:proofErr w:type="gramStart"/>
+      <w:r>
+        <w:rPr>
+          <w:sz w:val="28"/>
+          <w:szCs w:val="28"/>
+        </w:rPr>
+        <w:t>dark-mode</w:t>
+      </w:r>
+      <w:proofErr w:type="gramEnd"/>
+      <w:r>
+        <w:rPr>
+          <w:sz w:val="28"/>
+          <w:szCs w:val="28"/>
+        </w:rPr>
+        <w:t>');</w:t>
+      </w:r>
+    </w:p>
+    <w:p>
+      <w:pPr>
+        <w:pStyle w:val="NoSpacing"/>
+        <w:rPr>
+          <w:sz w:val="28"/>
+          <w:szCs w:val="28"/>
+        </w:rPr>
+      </w:pPr>
+      <w:r>
+        <w:rPr>
+          <w:sz w:val="28"/>
+          <w:szCs w:val="28"/>
+        </w:rPr>
+        <w:t xml:space="preserve">const </w:t>
+      </w:r>
+      <w:proofErr w:type="spellStart"/>
+      <w:r>
+        <w:rPr>
+          <w:sz w:val="28"/>
+          <w:szCs w:val="28"/>
+        </w:rPr>
+        <w:t>setLightTheme</w:t>
+      </w:r>
+      <w:proofErr w:type="spellEnd"/>
+      <w:r>
+        <w:rPr>
+          <w:sz w:val="28"/>
+          <w:szCs w:val="28"/>
+        </w:rPr>
+        <w:t xml:space="preserve"> = </w:t>
+      </w:r>
+      <w:proofErr w:type="spellStart"/>
+      <w:r>
+        <w:rPr>
+          <w:sz w:val="28"/>
+          <w:szCs w:val="28"/>
+        </w:rPr>
+        <w:t>createThemeSwitcher</w:t>
+      </w:r>
+      <w:proofErr w:type="spellEnd"/>
+      <w:r>
+        <w:rPr>
+          <w:sz w:val="28"/>
+          <w:szCs w:val="28"/>
+        </w:rPr>
+        <w:t>('light-mode');</w:t>
+      </w:r>
+    </w:p>
+    <w:p>
+      <w:pPr>
+        <w:pStyle w:val="NoSpacing"/>
+        <w:rPr>
+          <w:sz w:val="28"/>
+          <w:szCs w:val="28"/>
+        </w:rPr>
+      </w:pPr>
+    </w:p>
+    <w:p>
+      <w:pPr>
+        <w:pStyle w:val="NoSpacing"/>
+        <w:rPr>
+          <w:sz w:val="28"/>
+          <w:szCs w:val="28"/>
+        </w:rPr>
+      </w:pPr>
+      <w:r>
+        <w:rPr>
+          <w:sz w:val="28"/>
+          <w:szCs w:val="28"/>
+        </w:rPr>
+        <w:t>// Practical usage in UI</w:t>
+      </w:r>
+    </w:p>
+    <w:p>
+      <w:pPr>
+        <w:pStyle w:val="NoSpacing"/>
+        <w:rPr>
+          <w:sz w:val="28"/>
+          <w:szCs w:val="28"/>
+        </w:rPr>
+      </w:pPr>
+      <w:proofErr w:type="spellStart"/>
+      <w:r>
+        <w:rPr>
+          <w:sz w:val="28"/>
+          <w:szCs w:val="28"/>
+        </w:rPr>
+        <w:t>darkButton.addEventListener</w:t>
+      </w:r>
+      <w:proofErr w:type="spellEnd"/>
+      <w:r>
+        <w:rPr>
+          <w:sz w:val="28"/>
+          <w:szCs w:val="28"/>
+        </w:rPr>
+        <w:t xml:space="preserve">('click', </w:t>
+      </w:r>
+      <w:proofErr w:type="spellStart"/>
+      <w:r>
+        <w:rPr>
+          <w:sz w:val="28"/>
+          <w:szCs w:val="28"/>
+        </w:rPr>
+        <w:t>setDarkTheme</w:t>
+      </w:r>
+      <w:proofErr w:type="spellEnd"/>
+      <w:r>
+        <w:rPr>
+          <w:sz w:val="28"/>
+          <w:szCs w:val="28"/>
+        </w:rPr>
+        <w:t>);</w:t>
+      </w:r>
+    </w:p>
+    <w:p>
+      <w:pPr>
+        <w:pStyle w:val="NoSpacing"/>
+        <w:rPr>
+          <w:sz w:val="28"/>
+          <w:szCs w:val="28"/>
+        </w:rPr>
+      </w:pPr>
+      <w:proofErr w:type="spellStart"/>
+      <w:r>
+        <w:rPr>
+          <w:sz w:val="28"/>
+          <w:szCs w:val="28"/>
+        </w:rPr>
+        <w:t>lightButton.addEventListener</w:t>
+      </w:r>
+      <w:proofErr w:type="spellEnd"/>
+      <w:r>
+        <w:rPr>
+          <w:sz w:val="28"/>
+          <w:szCs w:val="28"/>
+        </w:rPr>
+        <w:t xml:space="preserve">('click', </w:t>
+      </w:r>
+      <w:proofErr w:type="spellStart"/>
+      <w:r>
+        <w:rPr>
+          <w:sz w:val="28"/>
+          <w:szCs w:val="28"/>
+        </w:rPr>
+        <w:t>setLightTheme</w:t>
+      </w:r>
+      <w:proofErr w:type="spellEnd"/>
+      <w:r>
+        <w:rPr>
+          <w:sz w:val="28"/>
+          <w:szCs w:val="28"/>
+        </w:rPr>
+        <w:t>);</w:t>
+      </w:r>
+    </w:p>
+    <w:p>
+      <w:pPr>
+        <w:pStyle w:val="NoSpacing"/>
+        <w:rPr>
+          <w:sz w:val="28"/>
+          <w:szCs w:val="28"/>
+        </w:rPr>
+      </w:pPr>
+      <w:r>
+        <w:rPr>
+          <w:sz w:val="28"/>
+          <w:szCs w:val="28"/>
+        </w:rPr>
+        <w:lastRenderedPageBreak/>
+        <w:t xml:space="preserve"> </w:t>
+      </w:r>
+    </w:p>
+    <w:p>
+      <w:pPr>
+        <w:pStyle w:val="NoSpacing"/>
+        <w:rPr>
+          <w:b/>
+          <w:bCs/>
+          <w:sz w:val="28"/>
+          <w:szCs w:val="28"/>
+        </w:rPr>
+      </w:pPr>
+      <w:r>
+        <w:rPr>
+          <w:b/>
+          <w:bCs/>
+          <w:sz w:val="28"/>
+          <w:szCs w:val="28"/>
+        </w:rPr>
+        <w:t>3. API Request Factories (Function Customizers)</w:t>
+      </w:r>
+    </w:p>
+    <w:p>
+      <w:pPr>
+        <w:pStyle w:val="NoSpacing"/>
+        <w:rPr>
+          <w:sz w:val="28"/>
+          <w:szCs w:val="28"/>
+        </w:rPr>
+      </w:pPr>
+      <w:r>
+        <w:rPr>
+          <w:sz w:val="28"/>
+          <w:szCs w:val="28"/>
+        </w:rPr>
+        <w:t>When connecting to backend services, you frequently need to hit different URL endpoints but use the same base configuration (like authorization tokens or base domains).</w:t>
+      </w:r>
+    </w:p>
+    <w:p>
+      <w:pPr>
+        <w:pStyle w:val="NoSpacing"/>
+        <w:rPr>
+          <w:sz w:val="28"/>
+          <w:szCs w:val="28"/>
+        </w:rPr>
+      </w:pPr>
+      <w:proofErr w:type="spellStart"/>
+      <w:r>
+        <w:rPr>
+          <w:sz w:val="28"/>
+          <w:szCs w:val="28"/>
+        </w:rPr>
+        <w:t>javascript</w:t>
+      </w:r>
+      <w:proofErr w:type="spellEnd"/>
+    </w:p>
+    <w:p>
+      <w:pPr>
+        <w:pStyle w:val="NoSpacing"/>
+        <w:rPr>
+          <w:sz w:val="28"/>
+          <w:szCs w:val="28"/>
+        </w:rPr>
+      </w:pPr>
+      <w:r>
+        <w:rPr>
+          <w:sz w:val="28"/>
+          <w:szCs w:val="28"/>
+        </w:rPr>
+        <w:br/>
+      </w:r>
+      <w:r>
+        <w:rPr>
+          <w:sz w:val="28"/>
+          <w:szCs w:val="28"/>
+        </w:rPr>
+        <w:t xml:space="preserve">function </w:t>
+      </w:r>
+      <w:proofErr w:type="spellStart"/>
+      <w:r>
+        <w:rPr>
+          <w:sz w:val="28"/>
+          <w:szCs w:val="28"/>
+        </w:rPr>
+        <w:t>createApiRequester</w:t>
+      </w:r>
+      <w:proofErr w:type="spellEnd"/>
+      <w:r>
+        <w:rPr>
+          <w:sz w:val="28"/>
+          <w:szCs w:val="28"/>
+        </w:rPr>
+        <w:t>(</w:t>
+      </w:r>
+      <w:proofErr w:type="spellStart"/>
+      <w:r>
+        <w:rPr>
+          <w:sz w:val="28"/>
+          <w:szCs w:val="28"/>
+        </w:rPr>
+        <w:t>baseUrl</w:t>
+      </w:r>
+      <w:proofErr w:type="spellEnd"/>
+      <w:r>
+        <w:rPr>
+          <w:sz w:val="28"/>
+          <w:szCs w:val="28"/>
+        </w:rPr>
+        <w:t xml:space="preserve">, </w:t>
+      </w:r>
+      <w:proofErr w:type="spellStart"/>
+      <w:proofErr w:type="gramStart"/>
+      <w:r>
+        <w:rPr>
+          <w:sz w:val="28"/>
+          <w:szCs w:val="28"/>
+        </w:rPr>
+        <w:t>apiToken</w:t>
+      </w:r>
+      <w:proofErr w:type="spellEnd"/>
+      <w:r>
+        <w:rPr>
+          <w:sz w:val="28"/>
+          <w:szCs w:val="28"/>
+        </w:rPr>
+        <w:t>) {</w:t>
+      </w:r>
+      <w:proofErr w:type="gramEnd"/>
+    </w:p>
+    <w:p>
+      <w:pPr>
+        <w:pStyle w:val="NoSpacing"/>
+        <w:rPr>
+          <w:sz w:val="28"/>
+          <w:szCs w:val="28"/>
+        </w:rPr>
+      </w:pPr>
+      <w:r>
+        <w:rPr>
+          <w:sz w:val="28"/>
+          <w:szCs w:val="28"/>
+        </w:rPr>
+        <w:t xml:space="preserve">  return async (endpoint) =&gt; {</w:t>
+      </w:r>
+    </w:p>
+    <w:p>
+      <w:pPr>
+        <w:pStyle w:val="NoSpacing"/>
+        <w:rPr>
+          <w:sz w:val="28"/>
+          <w:szCs w:val="28"/>
+        </w:rPr>
+      </w:pPr>
+      <w:r>
+        <w:rPr>
+          <w:sz w:val="28"/>
+          <w:szCs w:val="28"/>
+        </w:rPr>
+        <w:t xml:space="preserve">    const </w:t>
+      </w:r>
+      <w:proofErr w:type="spellStart"/>
+      <w:r>
+        <w:rPr>
+          <w:sz w:val="28"/>
+          <w:szCs w:val="28"/>
+        </w:rPr>
+        <w:t>url</w:t>
+      </w:r>
+      <w:proofErr w:type="spellEnd"/>
+      <w:r>
+        <w:rPr>
+          <w:sz w:val="28"/>
+          <w:szCs w:val="28"/>
+        </w:rPr>
+        <w:t xml:space="preserve"> = `${</w:t>
+      </w:r>
+      <w:proofErr w:type="spellStart"/>
+      <w:r>
+        <w:rPr>
+          <w:sz w:val="28"/>
+          <w:szCs w:val="28"/>
+        </w:rPr>
+        <w:t>baseUrl</w:t>
+      </w:r>
+      <w:proofErr w:type="spellEnd"/>
+      <w:r>
+        <w:rPr>
+          <w:sz w:val="28"/>
+          <w:szCs w:val="28"/>
+        </w:rPr>
+        <w:t>}${endpoint}`;</w:t>
+      </w:r>
+    </w:p>
+    <w:p>
+      <w:pPr>
+        <w:pStyle w:val="NoSpacing"/>
+        <w:rPr>
+          <w:sz w:val="28"/>
+          <w:szCs w:val="28"/>
+        </w:rPr>
+      </w:pPr>
+      <w:r>
+        <w:rPr>
+          <w:sz w:val="28"/>
+          <w:szCs w:val="28"/>
+        </w:rPr>
+        <w:t xml:space="preserve">    const response = await fetch(</w:t>
+      </w:r>
+      <w:proofErr w:type="spellStart"/>
+      <w:r>
+        <w:rPr>
+          <w:sz w:val="28"/>
+          <w:szCs w:val="28"/>
+        </w:rPr>
+        <w:t>url</w:t>
+      </w:r>
+      <w:proofErr w:type="spellEnd"/>
+      <w:r>
+        <w:rPr>
+          <w:sz w:val="28"/>
+          <w:szCs w:val="28"/>
+        </w:rPr>
+        <w:t>, {</w:t>
+      </w:r>
+    </w:p>
+    <w:p>
+      <w:pPr>
+        <w:pStyle w:val="NoSpacing"/>
+        <w:rPr>
+          <w:sz w:val="28"/>
+          <w:szCs w:val="28"/>
+        </w:rPr>
+      </w:pPr>
+      <w:r>
+        <w:rPr>
+          <w:sz w:val="28"/>
+          <w:szCs w:val="28"/>
+        </w:rPr>
+        <w:t xml:space="preserve">      headers: { 'Authorization': `Bearer ${</w:t>
+      </w:r>
+      <w:proofErr w:type="spellStart"/>
+      <w:r>
+        <w:rPr>
+          <w:sz w:val="28"/>
+          <w:szCs w:val="28"/>
+        </w:rPr>
+        <w:t>apiToken</w:t>
+      </w:r>
+      <w:proofErr w:type="spellEnd"/>
+      <w:r>
+        <w:rPr>
+          <w:sz w:val="28"/>
+          <w:szCs w:val="28"/>
+        </w:rPr>
+        <w:t>}` }</w:t>
+      </w:r>
+    </w:p>
+    <w:p>
+      <w:pPr>
+        <w:pStyle w:val="NoSpacing"/>
+        <w:rPr>
+          <w:sz w:val="28"/>
+          <w:szCs w:val="28"/>
+        </w:rPr>
+      </w:pPr>
+      <w:r>
+        <w:rPr>
+          <w:sz w:val="28"/>
+          <w:szCs w:val="28"/>
+        </w:rPr>
+        <w:t xml:space="preserve">    });</w:t>
+      </w:r>
+    </w:p>
+    <w:p>
+      <w:pPr>
+        <w:pStyle w:val="NoSpacing"/>
+        <w:rPr>
+          <w:sz w:val="28"/>
+          <w:szCs w:val="28"/>
+        </w:rPr>
+      </w:pPr>
+      <w:r>
+        <w:rPr>
+          <w:sz w:val="28"/>
+          <w:szCs w:val="28"/>
+        </w:rPr>
+        <w:t xml:space="preserve">    return </w:t>
+      </w:r>
+      <w:proofErr w:type="spellStart"/>
+      <w:r>
+        <w:rPr>
+          <w:sz w:val="28"/>
+          <w:szCs w:val="28"/>
+        </w:rPr>
+        <w:t>response.json</w:t>
+      </w:r>
+      <w:proofErr w:type="spellEnd"/>
+      <w:r>
+        <w:rPr>
+          <w:sz w:val="28"/>
+          <w:szCs w:val="28"/>
+        </w:rPr>
+        <w:t>();</w:t>
+      </w:r>
+    </w:p>
+    <w:p>
+      <w:pPr>
+        <w:pStyle w:val="NoSpacing"/>
+        <w:rPr>
+          <w:sz w:val="28"/>
+          <w:szCs w:val="28"/>
+        </w:rPr>
+      </w:pPr>
+      <w:r>
+        <w:rPr>
+          <w:sz w:val="28"/>
+          <w:szCs w:val="28"/>
+        </w:rPr>
+        <w:t xml:space="preserve">  };</w:t>
+      </w:r>
+    </w:p>
+    <w:p>
+      <w:pPr>
+        <w:pStyle w:val="NoSpacing"/>
+        <w:rPr>
+          <w:sz w:val="28"/>
+          <w:szCs w:val="28"/>
+        </w:rPr>
+      </w:pPr>
+      <w:r>
+        <w:rPr>
+          <w:sz w:val="28"/>
+          <w:szCs w:val="28"/>
+        </w:rPr>
+        <w:t>}</w:t>
+      </w:r>
+    </w:p>
+    <w:p>
+      <w:pPr>
+        <w:pStyle w:val="NoSpacing"/>
+        <w:rPr>
+          <w:sz w:val="28"/>
+          <w:szCs w:val="28"/>
+        </w:rPr>
+      </w:pPr>
+    </w:p>
+    <w:p>
+      <w:pPr>
+        <w:pStyle w:val="NoSpacing"/>
+        <w:rPr>
+          <w:sz w:val="28"/>
+          <w:szCs w:val="28"/>
+        </w:rPr>
+      </w:pPr>
+      <w:r>
+        <w:rPr>
+          <w:sz w:val="28"/>
+          <w:szCs w:val="28"/>
+        </w:rPr>
+        <w:t>// Configure the base connection once</w:t>
+      </w:r>
+    </w:p>
+    <w:p>
+      <w:pPr>
+        <w:pStyle w:val="NoSpacing"/>
+        <w:rPr>
+          <w:sz w:val="28"/>
+          <w:szCs w:val="28"/>
+        </w:rPr>
+      </w:pPr>
+      <w:r>
+        <w:rPr>
+          <w:sz w:val="28"/>
+          <w:szCs w:val="28"/>
+        </w:rPr>
+        <w:t xml:space="preserve">const </w:t>
+      </w:r>
+      <w:proofErr w:type="spellStart"/>
+      <w:r>
+        <w:rPr>
+          <w:sz w:val="28"/>
+          <w:szCs w:val="28"/>
+        </w:rPr>
+        <w:t>githubApi</w:t>
+      </w:r>
+      <w:proofErr w:type="spellEnd"/>
+      <w:r>
+        <w:rPr>
+          <w:sz w:val="28"/>
+          <w:szCs w:val="28"/>
+        </w:rPr>
+        <w:t xml:space="preserve"> = </w:t>
+      </w:r>
+      <w:proofErr w:type="spellStart"/>
+      <w:r>
+        <w:rPr>
+          <w:sz w:val="28"/>
+          <w:szCs w:val="28"/>
+        </w:rPr>
+        <w:t>createApiRequester</w:t>
+      </w:r>
+      <w:proofErr w:type="spellEnd"/>
+      <w:r>
+        <w:rPr>
+          <w:sz w:val="28"/>
+          <w:szCs w:val="28"/>
+        </w:rPr>
+        <w:t>('https://github.com', 'xyz123');</w:t>
+      </w:r>
+    </w:p>
+    <w:p>
+      <w:pPr>
+        <w:pStyle w:val="NoSpacing"/>
+        <w:rPr>
+          <w:sz w:val="28"/>
+          <w:szCs w:val="28"/>
+        </w:rPr>
+      </w:pPr>
+    </w:p>
+    <w:p>
+      <w:pPr>
+        <w:pStyle w:val="NoSpacing"/>
+        <w:rPr>
+          <w:sz w:val="28"/>
+          <w:szCs w:val="28"/>
+        </w:rPr>
+      </w:pPr>
+      <w:r>
+        <w:rPr>
+          <w:sz w:val="28"/>
+          <w:szCs w:val="28"/>
+        </w:rPr>
+        <w:t>// Reusable fetchers that remember the base URL and Token</w:t>
+      </w:r>
+    </w:p>
+    <w:p>
+      <w:pPr>
+        <w:pStyle w:val="NoSpacing"/>
+        <w:rPr>
+          <w:sz w:val="28"/>
+          <w:szCs w:val="28"/>
+        </w:rPr>
+      </w:pPr>
+      <w:r>
+        <w:rPr>
+          <w:sz w:val="28"/>
+          <w:szCs w:val="28"/>
+        </w:rPr>
+        <w:t xml:space="preserve">const profile = </w:t>
+      </w:r>
+      <w:proofErr w:type="spellStart"/>
+      <w:r>
+        <w:rPr>
+          <w:sz w:val="28"/>
+          <w:szCs w:val="28"/>
+        </w:rPr>
+        <w:t>githubApi</w:t>
+      </w:r>
+      <w:proofErr w:type="spellEnd"/>
+      <w:r>
+        <w:rPr>
+          <w:sz w:val="28"/>
+          <w:szCs w:val="28"/>
+        </w:rPr>
+        <w:t>('/user/profile');</w:t>
+      </w:r>
+    </w:p>
+    <w:p>
+      <w:pPr>
+        <w:pStyle w:val="NoSpacing"/>
+        <w:rPr>
+          <w:sz w:val="28"/>
+          <w:szCs w:val="28"/>
+        </w:rPr>
+      </w:pPr>
+      <w:r>
+        <w:rPr>
+          <w:sz w:val="28"/>
+          <w:szCs w:val="28"/>
+        </w:rPr>
+        <w:t xml:space="preserve">const repos = </w:t>
+      </w:r>
+      <w:proofErr w:type="spellStart"/>
+      <w:r>
+        <w:rPr>
+          <w:sz w:val="28"/>
+          <w:szCs w:val="28"/>
+        </w:rPr>
+        <w:t>githubApi</w:t>
+      </w:r>
+      <w:proofErr w:type="spellEnd"/>
+      <w:r>
+        <w:rPr>
+          <w:sz w:val="28"/>
+          <w:szCs w:val="28"/>
+        </w:rPr>
+        <w:t>('/user/repos');</w:t>
       </w:r>
     </w:p>
     <w:sectPr>
@@ -2509,8 +4078,160 @@
       </w:rPr>
     </w:lvl>
   </w:abstractNum>
+  <w:abstractNum w:abstractNumId="1" w15:restartNumberingAfterBreak="0">
+    <w:nsid w:val="79312525"/>
+    <w:multiLevelType w:val="multilevel"/>
+    <w:tmpl w:val="908CAD22"/>
+    <w:lvl w:ilvl="0">
+      <w:start w:val="1"/>
+      <w:numFmt w:val="bullet"/>
+      <w:lvlText w:val=""/>
+      <w:lvlJc w:val="left"/>
+      <w:pPr>
+        <w:tabs>
+          <w:tab w:val="num" w:pos="720"/>
+        </w:tabs>
+        <w:ind w:left="720" w:hanging="360"/>
+      </w:pPr>
+      <w:rPr>
+        <w:rFonts w:ascii="Symbol" w:hAnsi="Symbol" w:hint="default"/>
+        <w:sz w:val="20"/>
+      </w:rPr>
+    </w:lvl>
+    <w:lvl w:ilvl="1" w:tentative="1">
+      <w:start w:val="1"/>
+      <w:numFmt w:val="bullet"/>
+      <w:lvlText w:val="o"/>
+      <w:lvlJc w:val="left"/>
+      <w:pPr>
+        <w:tabs>
+          <w:tab w:val="num" w:pos="1440"/>
+        </w:tabs>
+        <w:ind w:left="1440" w:hanging="360"/>
+      </w:pPr>
+      <w:rPr>
+        <w:rFonts w:ascii="Courier New" w:hAnsi="Courier New" w:hint="default"/>
+        <w:sz w:val="20"/>
+      </w:rPr>
+    </w:lvl>
+    <w:lvl w:ilvl="2" w:tentative="1">
+      <w:start w:val="1"/>
+      <w:numFmt w:val="bullet"/>
+      <w:lvlText w:val=""/>
+      <w:lvlJc w:val="left"/>
+      <w:pPr>
+        <w:tabs>
+          <w:tab w:val="num" w:pos="2160"/>
+        </w:tabs>
+        <w:ind w:left="2160" w:hanging="360"/>
+      </w:pPr>
+      <w:rPr>
+        <w:rFonts w:ascii="Wingdings" w:hAnsi="Wingdings" w:hint="default"/>
+        <w:sz w:val="20"/>
+      </w:rPr>
+    </w:lvl>
+    <w:lvl w:ilvl="3" w:tentative="1">
+      <w:start w:val="1"/>
+      <w:numFmt w:val="bullet"/>
+      <w:lvlText w:val=""/>
+      <w:lvlJc w:val="left"/>
+      <w:pPr>
+        <w:tabs>
+          <w:tab w:val="num" w:pos="2880"/>
+        </w:tabs>
+        <w:ind w:left="2880" w:hanging="360"/>
+      </w:pPr>
+      <w:rPr>
+        <w:rFonts w:ascii="Wingdings" w:hAnsi="Wingdings" w:hint="default"/>
+        <w:sz w:val="20"/>
+      </w:rPr>
+    </w:lvl>
+    <w:lvl w:ilvl="4" w:tentative="1">
+      <w:start w:val="1"/>
+      <w:numFmt w:val="bullet"/>
+      <w:lvlText w:val=""/>
+      <w:lvlJc w:val="left"/>
+      <w:pPr>
+        <w:tabs>
+          <w:tab w:val="num" w:pos="3600"/>
+        </w:tabs>
+        <w:ind w:left="3600" w:hanging="360"/>
+      </w:pPr>
+      <w:rPr>
+        <w:rFonts w:ascii="Wingdings" w:hAnsi="Wingdings" w:hint="default"/>
+        <w:sz w:val="20"/>
+      </w:rPr>
+    </w:lvl>
+    <w:lvl w:ilvl="5" w:tentative="1">
+      <w:start w:val="1"/>
+      <w:numFmt w:val="bullet"/>
+      <w:lvlText w:val=""/>
+      <w:lvlJc w:val="left"/>
+      <w:pPr>
+        <w:tabs>
+          <w:tab w:val="num" w:pos="4320"/>
+        </w:tabs>
+        <w:ind w:left="4320" w:hanging="360"/>
+      </w:pPr>
+      <w:rPr>
+        <w:rFonts w:ascii="Wingdings" w:hAnsi="Wingdings" w:hint="default"/>
+        <w:sz w:val="20"/>
+      </w:rPr>
+    </w:lvl>
+    <w:lvl w:ilvl="6" w:tentative="1">
+      <w:start w:val="1"/>
+      <w:numFmt w:val="bullet"/>
+      <w:lvlText w:val=""/>
+      <w:lvlJc w:val="left"/>
+      <w:pPr>
+        <w:tabs>
+          <w:tab w:val="num" w:pos="5040"/>
+        </w:tabs>
+        <w:ind w:left="5040" w:hanging="360"/>
+      </w:pPr>
+      <w:rPr>
+        <w:rFonts w:ascii="Wingdings" w:hAnsi="Wingdings" w:hint="default"/>
+        <w:sz w:val="20"/>
+      </w:rPr>
+    </w:lvl>
+    <w:lvl w:ilvl="7" w:tentative="1">
+      <w:start w:val="1"/>
+      <w:numFmt w:val="bullet"/>
+      <w:lvlText w:val=""/>
+      <w:lvlJc w:val="left"/>
+      <w:pPr>
+        <w:tabs>
+          <w:tab w:val="num" w:pos="5760"/>
+        </w:tabs>
+        <w:ind w:left="5760" w:hanging="360"/>
+      </w:pPr>
+      <w:rPr>
+        <w:rFonts w:ascii="Wingdings" w:hAnsi="Wingdings" w:hint="default"/>
+        <w:sz w:val="20"/>
+      </w:rPr>
+    </w:lvl>
+    <w:lvl w:ilvl="8" w:tentative="1">
+      <w:start w:val="1"/>
+      <w:numFmt w:val="bullet"/>
+      <w:lvlText w:val=""/>
+      <w:lvlJc w:val="left"/>
+      <w:pPr>
+        <w:tabs>
+          <w:tab w:val="num" w:pos="6480"/>
+        </w:tabs>
+        <w:ind w:left="6480" w:hanging="360"/>
+      </w:pPr>
+      <w:rPr>
+        <w:rFonts w:ascii="Wingdings" w:hAnsi="Wingdings" w:hint="default"/>
+        <w:sz w:val="20"/>
+      </w:rPr>
+    </w:lvl>
+  </w:abstractNum>
   <w:num w:numId="1" w16cid:durableId="1599944516">
     <w:abstractNumId w:val="0"/>
+  </w:num>
+  <w:num w:numId="2" w16cid:durableId="1386099772">
+    <w:abstractNumId w:val="1"/>
   </w:num>
 </w:numbering>
 </file>
@@ -3455,6 +5176,15 @@
       <w:shd w:val="clear" w:color="auto" w:fill="E1DFDD"/>
     </w:rPr>
   </w:style>
+  <w:style w:type="paragraph" w:styleId="NoSpacing">
+    <w:name w:val="No Spacing"/>
+    <w:uiPriority w:val="1"/>
+    <w:qFormat/>
+    <w:rsid w:val="00E75060"/>
+    <w:pPr>
+      <w:spacing w:after="0" w:line="240" w:lineRule="auto"/>
+    </w:pPr>
+  </w:style>
 </w:styles>
 </file>
 

--- a/pdf/AI-Notes.docx
+++ b/pdf/AI-Notes.docx
@@ -1585,7 +1585,7 @@
         </w:rPr>
         <w:t>Paste the copied JSON array into any text file and save it. [</w:t>
       </w:r>
-      <w:hyperlink r:id="rId5" w:history="1">
+      <w:hyperlink r:id="rId6" w:history="1">
         <w:r>
           <w:rPr>
             <w:rStyle w:val="Hyperlink"/>
@@ -1600,7 +1600,7 @@
         </w:rPr>
         <w:t xml:space="preserve">, </w:t>
       </w:r>
-      <w:hyperlink r:id="rId6" w:history="1">
+      <w:hyperlink r:id="rId7" w:history="1">
         <w:r>
           <w:rPr>
             <w:rStyle w:val="Hyperlink"/>
@@ -1615,7 +1615,7 @@
         </w:rPr>
         <w:t xml:space="preserve">, </w:t>
       </w:r>
-      <w:hyperlink r:id="rId7" w:history="1">
+      <w:hyperlink r:id="rId8" w:history="1">
         <w:r>
           <w:rPr>
             <w:rStyle w:val="Hyperlink"/>
@@ -1630,7 +1630,7 @@
         </w:rPr>
         <w:t xml:space="preserve">, </w:t>
       </w:r>
-      <w:hyperlink r:id="rId8" w:history="1">
+      <w:hyperlink r:id="rId9" w:history="1">
         <w:r>
           <w:rPr>
             <w:rStyle w:val="Hyperlink"/>
@@ -1645,7 +1645,7 @@
         </w:rPr>
         <w:t xml:space="preserve">, </w:t>
       </w:r>
-      <w:hyperlink r:id="rId9" w:history="1">
+      <w:hyperlink r:id="rId10" w:history="1">
         <w:r>
           <w:rPr>
             <w:rStyle w:val="Hyperlink"/>
@@ -2357,137 +2357,311 @@
     </w:p>
     <w:p>
       <w:pPr>
-        <w:rPr>
-          <w:rFonts w:ascii="Arial" w:hAnsi="Arial" w:cs="Arial"/>
-        </w:rPr>
-      </w:pPr>
-    </w:p>
-    <w:p>
-      <w:pPr>
-        <w:rPr>
-          <w:rFonts w:ascii="Arial" w:hAnsi="Arial" w:cs="Arial"/>
-        </w:rPr>
-      </w:pPr>
-    </w:p>
-    <w:p>
-      <w:pPr>
-        <w:rPr>
-          <w:rFonts w:ascii="Arial" w:hAnsi="Arial" w:cs="Arial"/>
-        </w:rPr>
-      </w:pPr>
-    </w:p>
-    <w:p>
-      <w:pPr>
-        <w:rPr>
-          <w:rFonts w:ascii="Arial" w:hAnsi="Arial" w:cs="Arial"/>
-        </w:rPr>
-      </w:pPr>
-    </w:p>
-    <w:p>
-      <w:pPr>
-        <w:rPr>
-          <w:rFonts w:ascii="Arial" w:hAnsi="Arial" w:cs="Arial"/>
-        </w:rPr>
-      </w:pPr>
-    </w:p>
-    <w:p>
-      <w:pPr>
-        <w:rPr>
-          <w:rFonts w:ascii="Arial" w:hAnsi="Arial" w:cs="Arial"/>
-        </w:rPr>
-      </w:pPr>
-    </w:p>
-    <w:p>
-      <w:pPr>
-        <w:rPr>
-          <w:rFonts w:ascii="Arial" w:hAnsi="Arial" w:cs="Arial"/>
-        </w:rPr>
-      </w:pPr>
-    </w:p>
-    <w:p>
-      <w:pPr>
-        <w:rPr>
-          <w:rFonts w:ascii="Arial" w:hAnsi="Arial" w:cs="Arial"/>
-        </w:rPr>
-      </w:pPr>
-    </w:p>
-    <w:p>
-      <w:pPr>
-        <w:rPr>
-          <w:rFonts w:ascii="Arial" w:hAnsi="Arial" w:cs="Arial"/>
-        </w:rPr>
-      </w:pPr>
-    </w:p>
-    <w:p>
-      <w:pPr>
-        <w:rPr>
-          <w:rFonts w:ascii="Arial" w:hAnsi="Arial" w:cs="Arial"/>
-        </w:rPr>
-      </w:pPr>
-    </w:p>
-    <w:p>
-      <w:pPr>
-        <w:rPr>
-          <w:rFonts w:ascii="Arial" w:hAnsi="Arial" w:cs="Arial"/>
-        </w:rPr>
-      </w:pPr>
-    </w:p>
-    <w:p>
-      <w:pPr>
-        <w:rPr>
-          <w:rFonts w:ascii="Arial" w:hAnsi="Arial" w:cs="Arial"/>
-        </w:rPr>
-      </w:pPr>
-    </w:p>
-    <w:p>
-      <w:pPr>
-        <w:rPr>
-          <w:rFonts w:ascii="Arial" w:hAnsi="Arial" w:cs="Arial"/>
-        </w:rPr>
-      </w:pPr>
-    </w:p>
-    <w:p>
-      <w:pPr>
-        <w:rPr>
-          <w:rFonts w:ascii="Arial" w:hAnsi="Arial" w:cs="Arial"/>
-        </w:rPr>
-      </w:pPr>
-    </w:p>
-    <w:p>
-      <w:pPr>
-        <w:rPr>
-          <w:rFonts w:ascii="Arial" w:hAnsi="Arial" w:cs="Arial"/>
-        </w:rPr>
-      </w:pPr>
-    </w:p>
-    <w:p>
-      <w:pPr>
-        <w:rPr>
-          <w:rFonts w:ascii="Arial" w:hAnsi="Arial" w:cs="Arial"/>
-        </w:rPr>
-      </w:pPr>
-    </w:p>
-    <w:p>
-      <w:pPr>
-        <w:rPr>
-          <w:rFonts w:ascii="Arial" w:hAnsi="Arial" w:cs="Arial"/>
-        </w:rPr>
-      </w:pPr>
-    </w:p>
-    <w:p>
-      <w:pPr>
-        <w:pStyle w:val="NoSpacing"/>
+        <w:pStyle w:val="NoSpacing"/>
+      </w:pPr>
+    </w:p>
+    <w:p>
+      <w:pPr>
+        <w:pStyle w:val="NoSpacing"/>
+      </w:pPr>
+    </w:p>
+    <w:p>
+      <w:pPr>
+        <w:pStyle w:val="NoSpacing"/>
+      </w:pPr>
+      <w:r>
+        <w:t xml:space="preserve">function </w:t>
+      </w:r>
+      <w:r>
         <w:rPr>
           <w:b/>
           <w:bCs/>
-          <w:sz w:val="28"/>
-          <w:szCs w:val="28"/>
-        </w:rPr>
-      </w:pPr>
-      <w:r>
-        <w:rPr>
+        </w:rPr>
+        <w:t>debounce</w:t>
+      </w:r>
+      <w:r>
+        <w:t>(</w:t>
+      </w:r>
+      <w:proofErr w:type="spellStart"/>
+      <w:r>
+        <w:t>func</w:t>
+      </w:r>
+      <w:proofErr w:type="spellEnd"/>
+      <w:r>
+        <w:t>, delay) {</w:t>
+      </w:r>
+    </w:p>
+    <w:p>
+      <w:pPr>
+        <w:pStyle w:val="NoSpacing"/>
+      </w:pPr>
+      <w:r>
+        <w:t xml:space="preserve">   let </w:t>
+      </w:r>
+      <w:proofErr w:type="spellStart"/>
+      <w:r>
+        <w:t>timeoutId</w:t>
+      </w:r>
+      <w:proofErr w:type="spellEnd"/>
+      <w:r>
+        <w:t>;</w:t>
+      </w:r>
+    </w:p>
+    <w:p>
+      <w:pPr>
+        <w:pStyle w:val="NoSpacing"/>
+      </w:pPr>
+    </w:p>
+    <w:p>
+      <w:pPr>
+        <w:pStyle w:val="NoSpacing"/>
+      </w:pPr>
+      <w:r>
+        <w:t>   return (...</w:t>
+      </w:r>
+      <w:proofErr w:type="spellStart"/>
+      <w:r>
+        <w:t>args</w:t>
+      </w:r>
+      <w:proofErr w:type="spellEnd"/>
+      <w:r>
+        <w:t>) =&gt; {</w:t>
+      </w:r>
+    </w:p>
+    <w:p>
+      <w:pPr>
+        <w:pStyle w:val="NoSpacing"/>
+      </w:pPr>
+      <w:r>
+        <w:t>        // 1. Clear any existing timer currently running</w:t>
+      </w:r>
+    </w:p>
+    <w:p>
+      <w:pPr>
+        <w:pStyle w:val="NoSpacing"/>
+      </w:pPr>
+      <w:r>
+        <w:t xml:space="preserve">        </w:t>
+      </w:r>
+      <w:proofErr w:type="spellStart"/>
+      <w:r>
+        <w:t>clearTimeout</w:t>
+      </w:r>
+      <w:proofErr w:type="spellEnd"/>
+      <w:r>
+        <w:t>(</w:t>
+      </w:r>
+      <w:proofErr w:type="spellStart"/>
+      <w:r>
+        <w:t>timeoutId</w:t>
+      </w:r>
+      <w:proofErr w:type="spellEnd"/>
+      <w:r>
+        <w:t>);</w:t>
+      </w:r>
+    </w:p>
+    <w:p>
+      <w:pPr>
+        <w:pStyle w:val="NoSpacing"/>
+      </w:pPr>
+    </w:p>
+    <w:p>
+      <w:pPr>
+        <w:pStyle w:val="NoSpacing"/>
+      </w:pPr>
+      <w:r>
+        <w:t>        // 2. Start a fresh timer to execute the function</w:t>
+      </w:r>
+    </w:p>
+    <w:p>
+      <w:pPr>
+        <w:pStyle w:val="NoSpacing"/>
+      </w:pPr>
+      <w:r>
+        <w:t xml:space="preserve">        </w:t>
+      </w:r>
+      <w:proofErr w:type="spellStart"/>
+      <w:r>
+        <w:t>timeoutId</w:t>
+      </w:r>
+      <w:proofErr w:type="spellEnd"/>
+      <w:r>
+        <w:t xml:space="preserve"> = </w:t>
+      </w:r>
+      <w:proofErr w:type="spellStart"/>
+      <w:r>
+        <w:t>setTimeout</w:t>
+      </w:r>
+      <w:proofErr w:type="spellEnd"/>
+      <w:r>
+        <w:t>(() =&gt; {</w:t>
+      </w:r>
+    </w:p>
+    <w:p>
+      <w:pPr>
+        <w:pStyle w:val="NoSpacing"/>
+      </w:pPr>
+      <w:r>
+        <w:t xml:space="preserve">        </w:t>
+      </w:r>
+      <w:proofErr w:type="spellStart"/>
+      <w:r>
+        <w:t>func</w:t>
+      </w:r>
+      <w:proofErr w:type="spellEnd"/>
+      <w:r>
+        <w:t>(...</w:t>
+      </w:r>
+      <w:proofErr w:type="spellStart"/>
+      <w:r>
+        <w:t>args</w:t>
+      </w:r>
+      <w:proofErr w:type="spellEnd"/>
+      <w:r>
+        <w:t>);</w:t>
+      </w:r>
+    </w:p>
+    <w:p>
+      <w:pPr>
+        <w:pStyle w:val="NoSpacing"/>
+      </w:pPr>
+      <w:r>
+        <w:t>        }, delay);</w:t>
+      </w:r>
+    </w:p>
+    <w:p>
+      <w:pPr>
+        <w:pStyle w:val="NoSpacing"/>
+      </w:pPr>
+      <w:r>
+        <w:t>   };</w:t>
+      </w:r>
+    </w:p>
+    <w:p>
+      <w:pPr>
+        <w:pStyle w:val="NoSpacing"/>
+      </w:pPr>
+      <w:r>
+        <w:t>}</w:t>
+      </w:r>
+    </w:p>
+    <w:p>
+      <w:pPr>
+        <w:rPr>
+          <w:rFonts w:ascii="Arial" w:hAnsi="Arial" w:cs="Arial"/>
+        </w:rPr>
+      </w:pPr>
+    </w:p>
+    <w:p>
+      <w:pPr>
+        <w:rPr>
+          <w:rFonts w:ascii="Arial" w:hAnsi="Arial" w:cs="Arial"/>
+        </w:rPr>
+      </w:pPr>
+      <w:r>
+        <w:rPr>
+          <w:rFonts w:ascii="Arial" w:hAnsi="Arial" w:cs="Arial"/>
+        </w:rPr>
+        <w:t xml:space="preserve">const </w:t>
+      </w:r>
+      <w:proofErr w:type="spellStart"/>
+      <w:r>
+        <w:rPr>
+          <w:rFonts w:ascii="Arial" w:hAnsi="Arial" w:cs="Arial"/>
+        </w:rPr>
+        <w:t>myd</w:t>
+      </w:r>
+      <w:r>
+        <w:rPr>
+          <w:rFonts w:ascii="Arial" w:hAnsi="Arial" w:cs="Arial"/>
+        </w:rPr>
+        <w:t>ebounce</w:t>
+      </w:r>
+      <w:proofErr w:type="spellEnd"/>
+      <w:r>
+        <w:rPr>
+          <w:rFonts w:ascii="Arial" w:hAnsi="Arial" w:cs="Arial"/>
+        </w:rPr>
+        <w:t xml:space="preserve"> = </w:t>
+      </w:r>
+      <w:r>
+        <w:rPr>
+          <w:rFonts w:ascii="Arial" w:hAnsi="Arial" w:cs="Arial"/>
           <w:b/>
           <w:bCs/>
+        </w:rPr>
+        <w:t>debounce</w:t>
+      </w:r>
+      <w:r>
+        <w:rPr>
+          <w:rFonts w:ascii="Arial" w:hAnsi="Arial" w:cs="Arial"/>
+        </w:rPr>
+        <w:t>(console.log, 5000)</w:t>
+      </w:r>
+    </w:p>
+    <w:p>
+      <w:pPr>
+        <w:rPr>
+          <w:rFonts w:ascii="Arial" w:hAnsi="Arial" w:cs="Arial"/>
+        </w:rPr>
+      </w:pPr>
+      <w:proofErr w:type="spellStart"/>
+      <w:r>
+        <w:rPr>
+          <w:rFonts w:ascii="Arial" w:hAnsi="Arial" w:cs="Arial"/>
+        </w:rPr>
+        <w:t>mydebounce</w:t>
+      </w:r>
+      <w:proofErr w:type="spellEnd"/>
+      <w:r>
+        <w:rPr>
+          <w:rFonts w:ascii="Arial" w:hAnsi="Arial" w:cs="Arial"/>
+        </w:rPr>
+        <w:t>(“Hello”, 5000)</w:t>
+      </w:r>
+    </w:p>
+    <w:p>
+      <w:pPr>
+        <w:rPr>
+          <w:rFonts w:ascii="Arial" w:hAnsi="Arial" w:cs="Arial"/>
+        </w:rPr>
+      </w:pPr>
+    </w:p>
+    <w:p>
+      <w:pPr>
+        <w:rPr>
+          <w:rFonts w:ascii="Arial" w:hAnsi="Arial" w:cs="Arial"/>
+        </w:rPr>
+      </w:pPr>
+    </w:p>
+    <w:p>
+      <w:pPr>
+        <w:rPr>
+          <w:rFonts w:ascii="Arial" w:hAnsi="Arial" w:cs="Arial"/>
+        </w:rPr>
+      </w:pPr>
+    </w:p>
+    <w:p>
+      <w:pPr>
+        <w:rPr>
+          <w:rFonts w:ascii="Arial" w:hAnsi="Arial" w:cs="Arial"/>
+        </w:rPr>
+      </w:pPr>
+    </w:p>
+    <w:p>
+      <w:pPr>
+        <w:pStyle w:val="NoSpacing"/>
+        <w:rPr>
+          <w:b/>
+          <w:bCs/>
+          <w:sz w:val="28"/>
+          <w:szCs w:val="28"/>
+        </w:rPr>
+      </w:pPr>
+      <w:r>
+        <w:rPr>
+          <w:b/>
+          <w:bCs/>
           <w:sz w:val="28"/>
           <w:szCs w:val="28"/>
         </w:rPr>
@@ -2898,14 +3072,7 @@
           <w:sz w:val="28"/>
           <w:szCs w:val="28"/>
         </w:rPr>
-        <w:t>);      // undefined (No direct access!)</w:t>
-      </w:r>
-      <w:r>
-        <w:rPr>
-          <w:sz w:val="28"/>
-          <w:szCs w:val="28"/>
-        </w:rPr>
-        <w:t xml:space="preserve"> </w:t>
+        <w:t xml:space="preserve">);      // undefined (No direct access!) </w:t>
       </w:r>
     </w:p>
     <w:p>
@@ -5185,6 +5352,45 @@
       <w:spacing w:after="0" w:line="240" w:lineRule="auto"/>
     </w:pPr>
   </w:style>
+  <w:style w:type="character" w:customStyle="1" w:styleId="mexsqb">
+    <w:name w:val="mexsqb"/>
+    <w:basedOn w:val="DefaultParagraphFont"/>
+    <w:rsid w:val="00C6353F"/>
+  </w:style>
+  <w:style w:type="character" w:customStyle="1" w:styleId="undefined">
+    <w:name w:val="undefined"/>
+    <w:basedOn w:val="DefaultParagraphFont"/>
+    <w:rsid w:val="00C6353F"/>
+  </w:style>
+  <w:style w:type="character" w:customStyle="1" w:styleId="ff1zf">
+    <w:name w:val="ff1zf"/>
+    <w:basedOn w:val="DefaultParagraphFont"/>
+    <w:rsid w:val="00C6353F"/>
+  </w:style>
+  <w:style w:type="character" w:customStyle="1" w:styleId="cltqqc">
+    <w:name w:val="cltqqc"/>
+    <w:basedOn w:val="DefaultParagraphFont"/>
+    <w:rsid w:val="00C6353F"/>
+  </w:style>
+  <w:style w:type="table" w:styleId="TableGrid">
+    <w:name w:val="Table Grid"/>
+    <w:basedOn w:val="TableNormal"/>
+    <w:uiPriority w:val="39"/>
+    <w:rsid w:val="00C6353F"/>
+    <w:pPr>
+      <w:spacing w:after="0" w:line="240" w:lineRule="auto"/>
+    </w:pPr>
+    <w:tblPr>
+      <w:tblBorders>
+        <w:top w:val="single" w:sz="4" w:space="0" w:color="auto"/>
+        <w:left w:val="single" w:sz="4" w:space="0" w:color="auto"/>
+        <w:bottom w:val="single" w:sz="4" w:space="0" w:color="auto"/>
+        <w:right w:val="single" w:sz="4" w:space="0" w:color="auto"/>
+        <w:insideH w:val="single" w:sz="4" w:space="0" w:color="auto"/>
+        <w:insideV w:val="single" w:sz="4" w:space="0" w:color="auto"/>
+      </w:tblBorders>
+    </w:tblPr>
+  </w:style>
 </w:styles>
 </file>
 
@@ -5501,4 +5707,16 @@
     </a:ext>
   </a:extLst>
 </a:theme>
+</file>
+
+<file path=customXml/item1.xml><?xml version="1.0" encoding="utf-8"?>
+<b:Sources xmlns:b="http://schemas.openxmlformats.org/officeDocument/2006/bibliography" xmlns="http://schemas.openxmlformats.org/officeDocument/2006/bibliography" SelectedStyle="\APASixthEditionOfficeOnline.xsl" StyleName="APA" Version="6"/>
+</file>
+
+<file path=customXml/itemProps1.xml><?xml version="1.0" encoding="utf-8"?>
+<ds:datastoreItem xmlns:ds="http://schemas.openxmlformats.org/officeDocument/2006/customXml" ds:itemID="{34DE59CE-7E33-4BC6-84E2-4DE999CBC895}">
+  <ds:schemaRefs>
+    <ds:schemaRef ds:uri="http://schemas.openxmlformats.org/officeDocument/2006/bibliography"/>
+  </ds:schemaRefs>
+</ds:datastoreItem>
 </file>
--- a/pdf/AI-Notes.docx
+++ b/pdf/AI-Notes.docx
@@ -1,6 +1,6 @@
 
 <file path=word/document.xml><?xml version="1.0" encoding="utf-8"?>
-<w:document xmlns:wpc="http://schemas.microsoft.com/office/word/2010/wordprocessingCanvas" xmlns:cx="http://schemas.microsoft.com/office/drawing/2014/chartex" xmlns:cx1="http://schemas.microsoft.com/office/drawing/2015/9/8/chartex" xmlns:cx2="http://schemas.microsoft.com/office/drawing/2015/10/21/chartex" xmlns:cx3="http://schemas.microsoft.com/office/drawing/2016/5/9/chartex" xmlns:cx4="http://schemas.microsoft.com/office/drawing/2016/5/10/chartex" xmlns:cx5="http://schemas.microsoft.com/office/drawing/2016/5/11/chartex" xmlns:cx6="http://schemas.microsoft.com/office/drawing/2016/5/12/chartex" xmlns:cx7="http://schemas.microsoft.com/office/drawing/2016/5/13/chartex" xmlns:cx8="http://schemas.microsoft.com/office/drawing/2016/5/14/chartex" xmlns:mc="http://schemas.openxmlformats.org/markup-compatibility/2006" xmlns:aink="http://schemas.microsoft.com/office/drawing/2016/ink" xmlns:am3d="http://schemas.microsoft.com/office/drawing/2017/model3d" xmlns:o="urn:schemas-microsoft-com:office:office" xmlns:oel="http://schemas.microsoft.com/office/2019/extlst" xmlns:r="http://schemas.openxmlformats.org/officeDocument/2006/relationships" xmlns:m="http://schemas.openxmlformats.org/officeDocument/2006/math" xmlns:v="urn:schemas-microsoft-com:vml" xmlns:wp14="http://schemas.microsoft.com/office/word/2010/wordprocessingDrawing" xmlns:wp="http://schemas.openxmlformats.org/drawingml/2006/wordprocessingDrawing" xmlns:w10="urn:schemas-microsoft-com:office:word" xmlns:w="http://schemas.openxmlformats.org/wordprocessingml/2006/main" xmlns:w14="http://schemas.microsoft.com/office/word/2010/wordml" xmlns:w15="http://schemas.microsoft.com/office/word/2012/wordml" xmlns:w16cex="http://schemas.microsoft.com/office/word/2018/wordml/cex" xmlns:w16cid="http://schemas.microsoft.com/office/word/2016/wordml/cid" xmlns:w16="http://schemas.microsoft.com/office/word/2018/wordml" xmlns:w16du="http://schemas.microsoft.com/office/word/2023/wordml/word16du" xmlns:w16sdtdh="http://schemas.microsoft.com/office/word/2020/wordml/sdtdatahash" xmlns:w16sdtfl="http://schemas.microsoft.com/office/word/2024/wordml/sdtformatlock" xmlns:w16se="http://schemas.microsoft.com/office/word/2015/wordml/symex" xmlns:wpg="http://schemas.microsoft.com/office/word/2010/wordprocessingGroup" xmlns:wpi="http://schemas.microsoft.com/office/word/2010/wordprocessingInk" xmlns:wne="http://schemas.microsoft.com/office/word/2006/wordml" xmlns:wps="http://schemas.microsoft.com/office/word/2010/wordprocessingShape" mc:Ignorable="w14 w15 w16se w16cid w16 w16cex w16sdtdh w16sdtfl w16du wp14">
+<w:document xmlns:wpc="http://schemas.microsoft.com/office/word/2010/wordprocessingCanvas" xmlns:cx="http://schemas.microsoft.com/office/drawing/2014/chartex" xmlns:cx1="http://schemas.microsoft.com/office/drawing/2015/9/8/chartex" xmlns:cx2="http://schemas.microsoft.com/office/drawing/2015/10/21/chartex" xmlns:cx3="http://schemas.microsoft.com/office/drawing/2016/5/9/chartex" xmlns:cx4="http://schemas.microsoft.com/office/drawing/2016/5/10/chartex" xmlns:cx5="http://schemas.microsoft.com/office/drawing/2016/5/11/chartex" xmlns:cx6="http://schemas.microsoft.com/office/drawing/2016/5/12/chartex" xmlns:cx7="http://schemas.microsoft.com/office/drawing/2016/5/13/chartex" xmlns:cx8="http://schemas.microsoft.com/office/drawing/2016/5/14/chartex" xmlns:mc="http://schemas.openxmlformats.org/markup-compatibility/2006" xmlns:aink="http://schemas.microsoft.com/office/drawing/2016/ink" xmlns:am3d="http://schemas.microsoft.com/office/drawing/2017/model3d" xmlns:o="urn:schemas-microsoft-com:office:office" xmlns:oel="http://schemas.microsoft.com/office/2019/extlst" xmlns:r="http://schemas.openxmlformats.org/officeDocument/2006/relationships" xmlns:m="http://schemas.openxmlformats.org/officeDocument/2006/math" xmlns:v="urn:schemas-microsoft-com:vml" xmlns:wp14="http://schemas.microsoft.com/office/word/2010/wordprocessingDrawing" xmlns:wp="http://schemas.openxmlformats.org/drawingml/2006/wordprocessingDrawing" xmlns:w10="urn:schemas-microsoft-com:office:word" xmlns:w="http://schemas.openxmlformats.org/wordprocessingml/2006/main" xmlns:w14="http://schemas.microsoft.com/office/word/2010/wordml" xmlns:w15="http://schemas.microsoft.com/office/word/2012/wordml" xmlns:w16cei="http://schemas.microsoft.com/office/word/2026/wordml/cei" xmlns:w16cex="http://schemas.microsoft.com/office/word/2018/wordml/cex" xmlns:w16cid="http://schemas.microsoft.com/office/word/2016/wordml/cid" xmlns:w16="http://schemas.microsoft.com/office/word/2018/wordml" xmlns:w16du="http://schemas.microsoft.com/office/word/2023/wordml/word16du" xmlns:w16sdtdh="http://schemas.microsoft.com/office/word/2020/wordml/sdtdatahash" xmlns:w16sdtfl="http://schemas.microsoft.com/office/word/2024/wordml/sdtformatlock" xmlns:w16se="http://schemas.microsoft.com/office/word/2015/wordml/symex" xmlns:wpg="http://schemas.microsoft.com/office/word/2010/wordprocessingGroup" xmlns:wpi="http://schemas.microsoft.com/office/word/2010/wordprocessingInk" xmlns:wne="http://schemas.microsoft.com/office/word/2006/wordml" xmlns:wps="http://schemas.microsoft.com/office/word/2010/wordprocessingShape" mc:Ignorable="w14 w15 w16se w16cid w16 w16cex w16sdtdh w16sdtfl w16du wp14">
   <w:body>
     <w:p>
       <w:pPr>
@@ -3586,69 +3586,732 @@
         <w:lastRenderedPageBreak/>
         <w:t xml:space="preserve"> </w:t>
       </w:r>
-    </w:p>
-    <w:p>
-      <w:pPr>
-        <w:pStyle w:val="NoSpacing"/>
+      <w:r>
         <w:rPr>
           <w:b/>
           <w:bCs/>
           <w:sz w:val="28"/>
           <w:szCs w:val="28"/>
         </w:rPr>
-      </w:pPr>
-      <w:r>
+        <w:t>3. API Request Factories (Function Customizers)</w:t>
+      </w:r>
+    </w:p>
+    <w:p>
+      <w:pPr>
+        <w:pStyle w:val="NoSpacing"/>
+        <w:rPr>
+          <w:sz w:val="28"/>
+          <w:szCs w:val="28"/>
+        </w:rPr>
+      </w:pPr>
+      <w:r>
+        <w:rPr>
+          <w:sz w:val="28"/>
+          <w:szCs w:val="28"/>
+        </w:rPr>
+        <w:t>When connecting to backend services, you frequently need to hit different URL endpoints but use the same base configuration (like authorization tokens or base domains).</w:t>
+      </w:r>
+    </w:p>
+    <w:p>
+      <w:pPr>
+        <w:pStyle w:val="NoSpacing"/>
+        <w:rPr>
+          <w:sz w:val="28"/>
+          <w:szCs w:val="28"/>
+        </w:rPr>
+      </w:pPr>
+      <w:proofErr w:type="spellStart"/>
+      <w:r>
+        <w:rPr>
+          <w:sz w:val="28"/>
+          <w:szCs w:val="28"/>
+        </w:rPr>
+        <w:t>javascript</w:t>
+      </w:r>
+      <w:proofErr w:type="spellEnd"/>
+    </w:p>
+    <w:p>
+      <w:pPr>
+        <w:pStyle w:val="NoSpacing"/>
+        <w:rPr>
+          <w:sz w:val="28"/>
+          <w:szCs w:val="28"/>
+        </w:rPr>
+      </w:pPr>
+      <w:r>
+        <w:rPr>
+          <w:sz w:val="28"/>
+          <w:szCs w:val="28"/>
+        </w:rPr>
+        <w:br/>
+      </w:r>
+      <w:r>
+        <w:rPr>
+          <w:sz w:val="28"/>
+          <w:szCs w:val="28"/>
+        </w:rPr>
+        <w:t xml:space="preserve">function </w:t>
+      </w:r>
+      <w:proofErr w:type="spellStart"/>
+      <w:r>
+        <w:rPr>
+          <w:sz w:val="28"/>
+          <w:szCs w:val="28"/>
+        </w:rPr>
+        <w:t>createApiRequester</w:t>
+      </w:r>
+      <w:proofErr w:type="spellEnd"/>
+      <w:r>
+        <w:rPr>
+          <w:sz w:val="28"/>
+          <w:szCs w:val="28"/>
+        </w:rPr>
+        <w:t>(</w:t>
+      </w:r>
+      <w:proofErr w:type="spellStart"/>
+      <w:r>
+        <w:rPr>
+          <w:sz w:val="28"/>
+          <w:szCs w:val="28"/>
+        </w:rPr>
+        <w:t>baseUrl</w:t>
+      </w:r>
+      <w:proofErr w:type="spellEnd"/>
+      <w:r>
+        <w:rPr>
+          <w:sz w:val="28"/>
+          <w:szCs w:val="28"/>
+        </w:rPr>
+        <w:t xml:space="preserve">, </w:t>
+      </w:r>
+      <w:proofErr w:type="spellStart"/>
+      <w:proofErr w:type="gramStart"/>
+      <w:r>
+        <w:rPr>
+          <w:sz w:val="28"/>
+          <w:szCs w:val="28"/>
+        </w:rPr>
+        <w:t>apiToken</w:t>
+      </w:r>
+      <w:proofErr w:type="spellEnd"/>
+      <w:r>
+        <w:rPr>
+          <w:sz w:val="28"/>
+          <w:szCs w:val="28"/>
+        </w:rPr>
+        <w:t>) {</w:t>
+      </w:r>
+      <w:proofErr w:type="gramEnd"/>
+    </w:p>
+    <w:p>
+      <w:pPr>
+        <w:pStyle w:val="NoSpacing"/>
+        <w:rPr>
+          <w:sz w:val="28"/>
+          <w:szCs w:val="28"/>
+        </w:rPr>
+      </w:pPr>
+      <w:r>
+        <w:rPr>
+          <w:sz w:val="28"/>
+          <w:szCs w:val="28"/>
+        </w:rPr>
+        <w:t xml:space="preserve">  return async (endpoint) =&gt; {</w:t>
+      </w:r>
+    </w:p>
+    <w:p>
+      <w:pPr>
+        <w:pStyle w:val="NoSpacing"/>
+        <w:rPr>
+          <w:sz w:val="28"/>
+          <w:szCs w:val="28"/>
+        </w:rPr>
+      </w:pPr>
+      <w:r>
+        <w:rPr>
+          <w:sz w:val="28"/>
+          <w:szCs w:val="28"/>
+        </w:rPr>
+        <w:t xml:space="preserve">    const </w:t>
+      </w:r>
+      <w:proofErr w:type="spellStart"/>
+      <w:r>
+        <w:rPr>
+          <w:sz w:val="28"/>
+          <w:szCs w:val="28"/>
+        </w:rPr>
+        <w:t>url</w:t>
+      </w:r>
+      <w:proofErr w:type="spellEnd"/>
+      <w:r>
+        <w:rPr>
+          <w:sz w:val="28"/>
+          <w:szCs w:val="28"/>
+        </w:rPr>
+        <w:t xml:space="preserve"> = `${</w:t>
+      </w:r>
+      <w:proofErr w:type="spellStart"/>
+      <w:r>
+        <w:rPr>
+          <w:sz w:val="28"/>
+          <w:szCs w:val="28"/>
+        </w:rPr>
+        <w:t>baseUrl</w:t>
+      </w:r>
+      <w:proofErr w:type="spellEnd"/>
+      <w:r>
+        <w:rPr>
+          <w:sz w:val="28"/>
+          <w:szCs w:val="28"/>
+        </w:rPr>
+        <w:t>}${endpoint}`;</w:t>
+      </w:r>
+    </w:p>
+    <w:p>
+      <w:pPr>
+        <w:pStyle w:val="NoSpacing"/>
+        <w:rPr>
+          <w:sz w:val="28"/>
+          <w:szCs w:val="28"/>
+        </w:rPr>
+      </w:pPr>
+      <w:r>
+        <w:rPr>
+          <w:sz w:val="28"/>
+          <w:szCs w:val="28"/>
+        </w:rPr>
+        <w:t xml:space="preserve">    const response = await fetch(</w:t>
+      </w:r>
+      <w:proofErr w:type="spellStart"/>
+      <w:r>
+        <w:rPr>
+          <w:sz w:val="28"/>
+          <w:szCs w:val="28"/>
+        </w:rPr>
+        <w:t>url</w:t>
+      </w:r>
+      <w:proofErr w:type="spellEnd"/>
+      <w:r>
+        <w:rPr>
+          <w:sz w:val="28"/>
+          <w:szCs w:val="28"/>
+        </w:rPr>
+        <w:t>, {</w:t>
+      </w:r>
+    </w:p>
+    <w:p>
+      <w:pPr>
+        <w:pStyle w:val="NoSpacing"/>
+        <w:rPr>
+          <w:sz w:val="28"/>
+          <w:szCs w:val="28"/>
+        </w:rPr>
+      </w:pPr>
+      <w:r>
+        <w:rPr>
+          <w:sz w:val="28"/>
+          <w:szCs w:val="28"/>
+        </w:rPr>
+        <w:t xml:space="preserve">      headers: { 'Authorization': `Bearer ${</w:t>
+      </w:r>
+      <w:proofErr w:type="spellStart"/>
+      <w:r>
+        <w:rPr>
+          <w:sz w:val="28"/>
+          <w:szCs w:val="28"/>
+        </w:rPr>
+        <w:t>apiToken</w:t>
+      </w:r>
+      <w:proofErr w:type="spellEnd"/>
+      <w:r>
+        <w:rPr>
+          <w:sz w:val="28"/>
+          <w:szCs w:val="28"/>
+        </w:rPr>
+        <w:t>}` }</w:t>
+      </w:r>
+    </w:p>
+    <w:p>
+      <w:pPr>
+        <w:pStyle w:val="NoSpacing"/>
+        <w:rPr>
+          <w:sz w:val="28"/>
+          <w:szCs w:val="28"/>
+        </w:rPr>
+      </w:pPr>
+      <w:r>
+        <w:rPr>
+          <w:sz w:val="28"/>
+          <w:szCs w:val="28"/>
+        </w:rPr>
+        <w:t xml:space="preserve">    });</w:t>
+      </w:r>
+    </w:p>
+    <w:p>
+      <w:pPr>
+        <w:pStyle w:val="NoSpacing"/>
+        <w:rPr>
+          <w:sz w:val="28"/>
+          <w:szCs w:val="28"/>
+        </w:rPr>
+      </w:pPr>
+      <w:r>
+        <w:rPr>
+          <w:sz w:val="28"/>
+          <w:szCs w:val="28"/>
+        </w:rPr>
+        <w:t xml:space="preserve">    return </w:t>
+      </w:r>
+      <w:proofErr w:type="spellStart"/>
+      <w:r>
+        <w:rPr>
+          <w:sz w:val="28"/>
+          <w:szCs w:val="28"/>
+        </w:rPr>
+        <w:t>response.json</w:t>
+      </w:r>
+      <w:proofErr w:type="spellEnd"/>
+      <w:r>
+        <w:rPr>
+          <w:sz w:val="28"/>
+          <w:szCs w:val="28"/>
+        </w:rPr>
+        <w:t>();</w:t>
+      </w:r>
+    </w:p>
+    <w:p>
+      <w:pPr>
+        <w:pStyle w:val="NoSpacing"/>
+        <w:rPr>
+          <w:sz w:val="28"/>
+          <w:szCs w:val="28"/>
+        </w:rPr>
+      </w:pPr>
+      <w:r>
+        <w:rPr>
+          <w:sz w:val="28"/>
+          <w:szCs w:val="28"/>
+        </w:rPr>
+        <w:t xml:space="preserve">  };</w:t>
+      </w:r>
+    </w:p>
+    <w:p>
+      <w:pPr>
+        <w:pStyle w:val="NoSpacing"/>
+        <w:rPr>
+          <w:sz w:val="28"/>
+          <w:szCs w:val="28"/>
+        </w:rPr>
+      </w:pPr>
+      <w:r>
+        <w:rPr>
+          <w:sz w:val="28"/>
+          <w:szCs w:val="28"/>
+        </w:rPr>
+        <w:t>}</w:t>
+      </w:r>
+    </w:p>
+    <w:p>
+      <w:pPr>
+        <w:pStyle w:val="NoSpacing"/>
+        <w:rPr>
+          <w:sz w:val="28"/>
+          <w:szCs w:val="28"/>
+        </w:rPr>
+      </w:pPr>
+    </w:p>
+    <w:p>
+      <w:pPr>
+        <w:pStyle w:val="NoSpacing"/>
+        <w:rPr>
+          <w:sz w:val="28"/>
+          <w:szCs w:val="28"/>
+        </w:rPr>
+      </w:pPr>
+      <w:r>
+        <w:rPr>
+          <w:sz w:val="28"/>
+          <w:szCs w:val="28"/>
+        </w:rPr>
+        <w:t>// Configure the base connection once</w:t>
+      </w:r>
+    </w:p>
+    <w:p>
+      <w:pPr>
+        <w:pStyle w:val="NoSpacing"/>
+        <w:rPr>
+          <w:sz w:val="28"/>
+          <w:szCs w:val="28"/>
+        </w:rPr>
+      </w:pPr>
+      <w:r>
+        <w:rPr>
+          <w:sz w:val="28"/>
+          <w:szCs w:val="28"/>
+        </w:rPr>
+        <w:t xml:space="preserve">const </w:t>
+      </w:r>
+      <w:proofErr w:type="spellStart"/>
+      <w:r>
+        <w:rPr>
+          <w:sz w:val="28"/>
+          <w:szCs w:val="28"/>
+        </w:rPr>
+        <w:t>githubApi</w:t>
+      </w:r>
+      <w:proofErr w:type="spellEnd"/>
+      <w:r>
+        <w:rPr>
+          <w:sz w:val="28"/>
+          <w:szCs w:val="28"/>
+        </w:rPr>
+        <w:t xml:space="preserve"> = </w:t>
+      </w:r>
+      <w:proofErr w:type="spellStart"/>
+      <w:r>
+        <w:rPr>
+          <w:sz w:val="28"/>
+          <w:szCs w:val="28"/>
+        </w:rPr>
+        <w:t>createApiRequester</w:t>
+      </w:r>
+      <w:proofErr w:type="spellEnd"/>
+      <w:r>
+        <w:rPr>
+          <w:sz w:val="28"/>
+          <w:szCs w:val="28"/>
+        </w:rPr>
+        <w:t>('https://github.com', 'xyz123');</w:t>
+      </w:r>
+    </w:p>
+    <w:p>
+      <w:pPr>
+        <w:pStyle w:val="NoSpacing"/>
+        <w:rPr>
+          <w:sz w:val="28"/>
+          <w:szCs w:val="28"/>
+        </w:rPr>
+      </w:pPr>
+    </w:p>
+    <w:p>
+      <w:pPr>
+        <w:pStyle w:val="NoSpacing"/>
+        <w:rPr>
+          <w:sz w:val="28"/>
+          <w:szCs w:val="28"/>
+        </w:rPr>
+      </w:pPr>
+      <w:r>
+        <w:rPr>
+          <w:sz w:val="28"/>
+          <w:szCs w:val="28"/>
+        </w:rPr>
+        <w:t>// Reusable fetchers that remember the base URL and Token</w:t>
+      </w:r>
+    </w:p>
+    <w:p>
+      <w:pPr>
+        <w:pStyle w:val="NoSpacing"/>
+        <w:rPr>
+          <w:sz w:val="28"/>
+          <w:szCs w:val="28"/>
+        </w:rPr>
+      </w:pPr>
+      <w:r>
+        <w:rPr>
+          <w:sz w:val="28"/>
+          <w:szCs w:val="28"/>
+        </w:rPr>
+        <w:t xml:space="preserve">const profile = </w:t>
+      </w:r>
+      <w:proofErr w:type="spellStart"/>
+      <w:r>
+        <w:rPr>
+          <w:sz w:val="28"/>
+          <w:szCs w:val="28"/>
+        </w:rPr>
+        <w:t>githubApi</w:t>
+      </w:r>
+      <w:proofErr w:type="spellEnd"/>
+      <w:r>
+        <w:rPr>
+          <w:sz w:val="28"/>
+          <w:szCs w:val="28"/>
+        </w:rPr>
+        <w:t>('/user/profile');</w:t>
+      </w:r>
+    </w:p>
+    <w:p>
+      <w:pPr>
+        <w:pStyle w:val="NoSpacing"/>
+        <w:rPr>
+          <w:sz w:val="28"/>
+          <w:szCs w:val="28"/>
+        </w:rPr>
+      </w:pPr>
+      <w:r>
+        <w:rPr>
+          <w:sz w:val="28"/>
+          <w:szCs w:val="28"/>
+        </w:rPr>
+        <w:t xml:space="preserve">const repos = </w:t>
+      </w:r>
+      <w:proofErr w:type="spellStart"/>
+      <w:r>
+        <w:rPr>
+          <w:sz w:val="28"/>
+          <w:szCs w:val="28"/>
+        </w:rPr>
+        <w:t>githubApi</w:t>
+      </w:r>
+      <w:proofErr w:type="spellEnd"/>
+      <w:r>
+        <w:rPr>
+          <w:sz w:val="28"/>
+          <w:szCs w:val="28"/>
+        </w:rPr>
+        <w:t>('/user/repos');</w:t>
+      </w:r>
+      <w:r>
+        <w:rPr>
+          <w:sz w:val="28"/>
+          <w:szCs w:val="28"/>
+        </w:rPr>
+        <w:br/>
+      </w:r>
+    </w:p>
+    <w:p>
+      <w:pPr>
+        <w:rPr>
+          <w:rFonts w:ascii="Arial" w:hAnsi="Arial" w:cs="Arial"/>
+        </w:rPr>
+      </w:pPr>
+      <w:r>
+        <w:rPr>
+          <w:rFonts w:ascii="Arial" w:hAnsi="Arial" w:cs="Arial"/>
+        </w:rPr>
+        <w:t>*************************************************************************************</w:t>
+      </w:r>
+    </w:p>
+    <w:p>
+      <w:pPr>
+        <w:pStyle w:val="NoSpacing"/>
         <w:rPr>
           <w:b/>
           <w:bCs/>
           <w:sz w:val="28"/>
           <w:szCs w:val="28"/>
         </w:rPr>
-        <w:t>3. API Request Factories (Function Customizers)</w:t>
-      </w:r>
-    </w:p>
-    <w:p>
-      <w:pPr>
-        <w:pStyle w:val="NoSpacing"/>
-        <w:rPr>
-          <w:sz w:val="28"/>
-          <w:szCs w:val="28"/>
-        </w:rPr>
-      </w:pPr>
-      <w:r>
-        <w:rPr>
-          <w:sz w:val="28"/>
-          <w:szCs w:val="28"/>
-        </w:rPr>
-        <w:t>When connecting to backend services, you frequently need to hit different URL endpoints but use the same base configuration (like authorization tokens or base domains).</w:t>
-      </w:r>
-    </w:p>
-    <w:p>
-      <w:pPr>
-        <w:pStyle w:val="NoSpacing"/>
-        <w:rPr>
-          <w:sz w:val="28"/>
-          <w:szCs w:val="28"/>
-        </w:rPr>
-      </w:pPr>
-      <w:proofErr w:type="spellStart"/>
-      <w:r>
-        <w:rPr>
-          <w:sz w:val="28"/>
-          <w:szCs w:val="28"/>
-        </w:rPr>
-        <w:t>javascript</w:t>
-      </w:r>
-      <w:proofErr w:type="spellEnd"/>
-    </w:p>
-    <w:p>
-      <w:pPr>
-        <w:pStyle w:val="NoSpacing"/>
-        <w:rPr>
-          <w:sz w:val="28"/>
-          <w:szCs w:val="28"/>
-        </w:rPr>
-      </w:pPr>
+      </w:pPr>
+      <w:r>
+        <w:rPr>
+          <w:b/>
+          <w:bCs/>
+          <w:sz w:val="28"/>
+          <w:szCs w:val="28"/>
+        </w:rPr>
+        <w:t>Curl</w:t>
+      </w:r>
+    </w:p>
+    <w:p>
+      <w:pPr>
+        <w:pStyle w:val="NoSpacing"/>
+        <w:rPr>
+          <w:sz w:val="28"/>
+          <w:szCs w:val="28"/>
+        </w:rPr>
+      </w:pPr>
+      <w:r>
+        <w:rPr>
+          <w:sz w:val="28"/>
+          <w:szCs w:val="28"/>
+        </w:rPr>
+        <w:t>( upload )</w:t>
+      </w:r>
+    </w:p>
+    <w:p>
+      <w:pPr>
+        <w:pStyle w:val="NoSpacing"/>
+        <w:rPr>
+          <w:sz w:val="28"/>
+          <w:szCs w:val="28"/>
+        </w:rPr>
+      </w:pPr>
+      <w:r>
+        <w:rPr>
+          <w:sz w:val="28"/>
+          <w:szCs w:val="28"/>
+        </w:rPr>
+        <w:t xml:space="preserve">curl -F "file=@./extracted.pdf" http://10.10.1.222:8000/ </w:t>
+      </w:r>
+    </w:p>
+    <w:p>
+      <w:pPr>
+        <w:pStyle w:val="NoSpacing"/>
+        <w:rPr>
+          <w:sz w:val="28"/>
+          <w:szCs w:val="28"/>
+        </w:rPr>
+      </w:pPr>
+    </w:p>
+    <w:p>
+      <w:pPr>
+        <w:pStyle w:val="NoSpacing"/>
+        <w:rPr>
+          <w:sz w:val="28"/>
+          <w:szCs w:val="28"/>
+        </w:rPr>
+      </w:pPr>
+      <w:r>
+        <w:rPr>
+          <w:sz w:val="28"/>
+          <w:szCs w:val="28"/>
+        </w:rPr>
+        <w:t>curl -X PUT --data-</w:t>
+      </w:r>
+      <w:proofErr w:type="gramStart"/>
+      <w:r>
+        <w:rPr>
+          <w:sz w:val="28"/>
+          <w:szCs w:val="28"/>
+        </w:rPr>
+        <w:t>binary "@</w:t>
+      </w:r>
+      <w:proofErr w:type="gramEnd"/>
+      <w:r>
+        <w:rPr>
+          <w:sz w:val="28"/>
+          <w:szCs w:val="28"/>
+        </w:rPr>
+        <w:t xml:space="preserve">./index.html" </w:t>
+      </w:r>
+      <w:hyperlink r:id="rId11" w:history="1">
+        <w:r>
+          <w:rPr>
+            <w:rStyle w:val="Hyperlink"/>
+            <w:sz w:val="28"/>
+            <w:szCs w:val="28"/>
+          </w:rPr>
+          <w:t>http://10.10.1.222:8000/testfile</w:t>
+        </w:r>
+      </w:hyperlink>
+    </w:p>
+    <w:p>
+      <w:pPr>
+        <w:pStyle w:val="NoSpacing"/>
+        <w:rPr>
+          <w:sz w:val="28"/>
+          <w:szCs w:val="28"/>
+        </w:rPr>
+      </w:pPr>
+    </w:p>
+    <w:p>
+      <w:pPr>
+        <w:pStyle w:val="NoSpacing"/>
+        <w:rPr>
+          <w:sz w:val="28"/>
+          <w:szCs w:val="28"/>
+        </w:rPr>
+      </w:pPr>
+      <w:r>
+        <w:rPr>
+          <w:sz w:val="28"/>
+          <w:szCs w:val="28"/>
+        </w:rPr>
+        <w:t>curl -X PUT --data-</w:t>
+      </w:r>
+      <w:proofErr w:type="gramStart"/>
+      <w:r>
+        <w:rPr>
+          <w:sz w:val="28"/>
+          <w:szCs w:val="28"/>
+        </w:rPr>
+        <w:t>binary "@</w:t>
+      </w:r>
+      <w:proofErr w:type="gramEnd"/>
+      <w:r>
+        <w:rPr>
+          <w:sz w:val="28"/>
+          <w:szCs w:val="28"/>
+        </w:rPr>
+        <w:t>./extracted.pdf" http://10.10.1.222:8000/test333.pdf</w:t>
+      </w:r>
+    </w:p>
+    <w:p>
+      <w:pPr>
+        <w:pStyle w:val="NoSpacing"/>
+        <w:rPr>
+          <w:sz w:val="28"/>
+          <w:szCs w:val="28"/>
+        </w:rPr>
+      </w:pPr>
+    </w:p>
+    <w:p>
+      <w:pPr>
+        <w:pStyle w:val="NoSpacing"/>
+        <w:rPr>
+          <w:sz w:val="28"/>
+          <w:szCs w:val="28"/>
+        </w:rPr>
+      </w:pPr>
+      <w:r>
+        <w:rPr>
+          <w:sz w:val="28"/>
+          <w:szCs w:val="28"/>
+        </w:rPr>
+        <w:t>curl -X PUT -T "./</w:t>
+      </w:r>
+      <w:proofErr w:type="spellStart"/>
+      <w:r>
+        <w:rPr>
+          <w:sz w:val="28"/>
+          <w:szCs w:val="28"/>
+        </w:rPr>
+        <w:t>testfile</w:t>
+      </w:r>
+      <w:proofErr w:type="spellEnd"/>
+      <w:r>
+        <w:rPr>
+          <w:sz w:val="28"/>
+          <w:szCs w:val="28"/>
+        </w:rPr>
+        <w:t xml:space="preserve">" </w:t>
+      </w:r>
+      <w:hyperlink r:id="rId12" w:history="1">
+        <w:r>
+          <w:rPr>
+            <w:rStyle w:val="Hyperlink"/>
+            <w:sz w:val="28"/>
+            <w:szCs w:val="28"/>
+          </w:rPr>
+          <w:t>http://10.10.1.222:8000/testfilelarge</w:t>
+        </w:r>
+      </w:hyperlink>
+    </w:p>
+    <w:p>
+      <w:pPr>
+        <w:pStyle w:val="NoSpacing"/>
+        <w:rPr>
+          <w:sz w:val="28"/>
+          <w:szCs w:val="28"/>
+        </w:rPr>
+      </w:pPr>
+    </w:p>
+    <w:p>
+      <w:pPr>
+        <w:pStyle w:val="NoSpacing"/>
+        <w:rPr>
+          <w:sz w:val="28"/>
+          <w:szCs w:val="28"/>
+        </w:rPr>
+      </w:pPr>
+      <w:r>
+        <w:rPr>
+          <w:sz w:val="28"/>
+          <w:szCs w:val="28"/>
+        </w:rPr>
+        <w:t>curl -X PUT -T ".\wslconf-wsl-interop.pptx" http://10.10.1.222:8000/testfilelarge  --progress-bar -o response.txt</w:t>
+      </w:r>
       <w:r>
         <w:rPr>
           <w:sz w:val="28"/>
@@ -3656,432 +4319,92 @@
         </w:rPr>
         <w:br/>
       </w:r>
-      <w:r>
-        <w:rPr>
-          <w:sz w:val="28"/>
-          <w:szCs w:val="28"/>
-        </w:rPr>
-        <w:t xml:space="preserve">function </w:t>
-      </w:r>
-      <w:proofErr w:type="spellStart"/>
-      <w:r>
-        <w:rPr>
-          <w:sz w:val="28"/>
-          <w:szCs w:val="28"/>
-        </w:rPr>
-        <w:t>createApiRequester</w:t>
-      </w:r>
-      <w:proofErr w:type="spellEnd"/>
-      <w:r>
-        <w:rPr>
-          <w:sz w:val="28"/>
-          <w:szCs w:val="28"/>
-        </w:rPr>
-        <w:t>(</w:t>
-      </w:r>
-      <w:proofErr w:type="spellStart"/>
-      <w:r>
-        <w:rPr>
-          <w:sz w:val="28"/>
-          <w:szCs w:val="28"/>
-        </w:rPr>
-        <w:t>baseUrl</w:t>
-      </w:r>
-      <w:proofErr w:type="spellEnd"/>
-      <w:r>
-        <w:rPr>
-          <w:sz w:val="28"/>
-          <w:szCs w:val="28"/>
-        </w:rPr>
-        <w:t xml:space="preserve">, </w:t>
-      </w:r>
-      <w:proofErr w:type="spellStart"/>
-      <w:proofErr w:type="gramStart"/>
-      <w:r>
-        <w:rPr>
-          <w:sz w:val="28"/>
-          <w:szCs w:val="28"/>
-        </w:rPr>
-        <w:t>apiToken</w:t>
-      </w:r>
-      <w:proofErr w:type="spellEnd"/>
-      <w:r>
-        <w:rPr>
-          <w:sz w:val="28"/>
-          <w:szCs w:val="28"/>
-        </w:rPr>
-        <w:t>) {</w:t>
-      </w:r>
-      <w:proofErr w:type="gramEnd"/>
-    </w:p>
-    <w:p>
-      <w:pPr>
-        <w:pStyle w:val="NoSpacing"/>
-        <w:rPr>
-          <w:sz w:val="28"/>
-          <w:szCs w:val="28"/>
-        </w:rPr>
-      </w:pPr>
-      <w:r>
-        <w:rPr>
-          <w:sz w:val="28"/>
-          <w:szCs w:val="28"/>
-        </w:rPr>
-        <w:t xml:space="preserve">  return async (endpoint) =&gt; {</w:t>
-      </w:r>
-    </w:p>
-    <w:p>
-      <w:pPr>
-        <w:pStyle w:val="NoSpacing"/>
-        <w:rPr>
-          <w:sz w:val="28"/>
-          <w:szCs w:val="28"/>
-        </w:rPr>
-      </w:pPr>
-      <w:r>
-        <w:rPr>
-          <w:sz w:val="28"/>
-          <w:szCs w:val="28"/>
-        </w:rPr>
-        <w:t xml:space="preserve">    const </w:t>
-      </w:r>
-      <w:proofErr w:type="spellStart"/>
-      <w:r>
-        <w:rPr>
-          <w:sz w:val="28"/>
-          <w:szCs w:val="28"/>
-        </w:rPr>
-        <w:t>url</w:t>
-      </w:r>
-      <w:proofErr w:type="spellEnd"/>
-      <w:r>
-        <w:rPr>
-          <w:sz w:val="28"/>
-          <w:szCs w:val="28"/>
-        </w:rPr>
-        <w:t xml:space="preserve"> = `${</w:t>
-      </w:r>
-      <w:proofErr w:type="spellStart"/>
-      <w:r>
-        <w:rPr>
-          <w:sz w:val="28"/>
-          <w:szCs w:val="28"/>
-        </w:rPr>
-        <w:t>baseUrl</w:t>
-      </w:r>
-      <w:proofErr w:type="spellEnd"/>
-      <w:r>
-        <w:rPr>
-          <w:sz w:val="28"/>
-          <w:szCs w:val="28"/>
-        </w:rPr>
-        <w:t>}${endpoint}`;</w:t>
-      </w:r>
-    </w:p>
-    <w:p>
-      <w:pPr>
-        <w:pStyle w:val="NoSpacing"/>
-        <w:rPr>
-          <w:sz w:val="28"/>
-          <w:szCs w:val="28"/>
-        </w:rPr>
-      </w:pPr>
-      <w:r>
-        <w:rPr>
-          <w:sz w:val="28"/>
-          <w:szCs w:val="28"/>
-        </w:rPr>
-        <w:t xml:space="preserve">    const response = await fetch(</w:t>
-      </w:r>
-      <w:proofErr w:type="spellStart"/>
-      <w:r>
-        <w:rPr>
-          <w:sz w:val="28"/>
-          <w:szCs w:val="28"/>
-        </w:rPr>
-        <w:t>url</w:t>
-      </w:r>
-      <w:proofErr w:type="spellEnd"/>
-      <w:r>
-        <w:rPr>
-          <w:sz w:val="28"/>
-          <w:szCs w:val="28"/>
-        </w:rPr>
-        <w:t>, {</w:t>
-      </w:r>
-    </w:p>
-    <w:p>
-      <w:pPr>
-        <w:pStyle w:val="NoSpacing"/>
-        <w:rPr>
-          <w:sz w:val="28"/>
-          <w:szCs w:val="28"/>
-        </w:rPr>
-      </w:pPr>
-      <w:r>
-        <w:rPr>
-          <w:sz w:val="28"/>
-          <w:szCs w:val="28"/>
-        </w:rPr>
-        <w:t xml:space="preserve">      headers: { 'Authorization': `Bearer ${</w:t>
-      </w:r>
-      <w:proofErr w:type="spellStart"/>
-      <w:r>
-        <w:rPr>
-          <w:sz w:val="28"/>
-          <w:szCs w:val="28"/>
-        </w:rPr>
-        <w:t>apiToken</w:t>
-      </w:r>
-      <w:proofErr w:type="spellEnd"/>
-      <w:r>
-        <w:rPr>
-          <w:sz w:val="28"/>
-          <w:szCs w:val="28"/>
-        </w:rPr>
-        <w:t>}` }</w:t>
-      </w:r>
-    </w:p>
-    <w:p>
-      <w:pPr>
-        <w:pStyle w:val="NoSpacing"/>
-        <w:rPr>
-          <w:sz w:val="28"/>
-          <w:szCs w:val="28"/>
-        </w:rPr>
-      </w:pPr>
-      <w:r>
-        <w:rPr>
-          <w:sz w:val="28"/>
-          <w:szCs w:val="28"/>
-        </w:rPr>
-        <w:t xml:space="preserve">    });</w:t>
-      </w:r>
-    </w:p>
-    <w:p>
-      <w:pPr>
-        <w:pStyle w:val="NoSpacing"/>
-        <w:rPr>
-          <w:sz w:val="28"/>
-          <w:szCs w:val="28"/>
-        </w:rPr>
-      </w:pPr>
-      <w:r>
-        <w:rPr>
-          <w:sz w:val="28"/>
-          <w:szCs w:val="28"/>
-        </w:rPr>
-        <w:t xml:space="preserve">    return </w:t>
-      </w:r>
-      <w:proofErr w:type="spellStart"/>
-      <w:r>
-        <w:rPr>
-          <w:sz w:val="28"/>
-          <w:szCs w:val="28"/>
-        </w:rPr>
-        <w:t>response.json</w:t>
-      </w:r>
-      <w:proofErr w:type="spellEnd"/>
-      <w:r>
-        <w:rPr>
-          <w:sz w:val="28"/>
-          <w:szCs w:val="28"/>
-        </w:rPr>
-        <w:t>();</w:t>
-      </w:r>
-    </w:p>
-    <w:p>
-      <w:pPr>
-        <w:pStyle w:val="NoSpacing"/>
-        <w:rPr>
-          <w:sz w:val="28"/>
-          <w:szCs w:val="28"/>
-        </w:rPr>
-      </w:pPr>
-      <w:r>
-        <w:rPr>
-          <w:sz w:val="28"/>
-          <w:szCs w:val="28"/>
-        </w:rPr>
-        <w:t xml:space="preserve">  };</w:t>
-      </w:r>
-    </w:p>
-    <w:p>
-      <w:pPr>
-        <w:pStyle w:val="NoSpacing"/>
-        <w:rPr>
-          <w:sz w:val="28"/>
-          <w:szCs w:val="28"/>
-        </w:rPr>
-      </w:pPr>
-      <w:r>
-        <w:rPr>
-          <w:sz w:val="28"/>
-          <w:szCs w:val="28"/>
-        </w:rPr>
-        <w:t>}</w:t>
-      </w:r>
-    </w:p>
-    <w:p>
-      <w:pPr>
-        <w:pStyle w:val="NoSpacing"/>
-        <w:rPr>
-          <w:sz w:val="28"/>
-          <w:szCs w:val="28"/>
-        </w:rPr>
-      </w:pPr>
-    </w:p>
-    <w:p>
-      <w:pPr>
-        <w:pStyle w:val="NoSpacing"/>
-        <w:rPr>
-          <w:sz w:val="28"/>
-          <w:szCs w:val="28"/>
-        </w:rPr>
-      </w:pPr>
-      <w:r>
-        <w:rPr>
-          <w:sz w:val="28"/>
-          <w:szCs w:val="28"/>
-        </w:rPr>
-        <w:t>// Configure the base connection once</w:t>
-      </w:r>
-    </w:p>
-    <w:p>
-      <w:pPr>
-        <w:pStyle w:val="NoSpacing"/>
-        <w:rPr>
-          <w:sz w:val="28"/>
-          <w:szCs w:val="28"/>
-        </w:rPr>
-      </w:pPr>
-      <w:r>
-        <w:rPr>
-          <w:sz w:val="28"/>
-          <w:szCs w:val="28"/>
-        </w:rPr>
-        <w:t xml:space="preserve">const </w:t>
-      </w:r>
-      <w:proofErr w:type="spellStart"/>
-      <w:r>
-        <w:rPr>
-          <w:sz w:val="28"/>
-          <w:szCs w:val="28"/>
-        </w:rPr>
-        <w:t>githubApi</w:t>
-      </w:r>
-      <w:proofErr w:type="spellEnd"/>
-      <w:r>
-        <w:rPr>
-          <w:sz w:val="28"/>
-          <w:szCs w:val="28"/>
-        </w:rPr>
-        <w:t xml:space="preserve"> = </w:t>
-      </w:r>
-      <w:proofErr w:type="spellStart"/>
-      <w:r>
-        <w:rPr>
-          <w:sz w:val="28"/>
-          <w:szCs w:val="28"/>
-        </w:rPr>
-        <w:t>createApiRequester</w:t>
-      </w:r>
-      <w:proofErr w:type="spellEnd"/>
-      <w:r>
-        <w:rPr>
-          <w:sz w:val="28"/>
-          <w:szCs w:val="28"/>
-        </w:rPr>
-        <w:t>('https://github.com', 'xyz123');</w:t>
-      </w:r>
-    </w:p>
-    <w:p>
-      <w:pPr>
-        <w:pStyle w:val="NoSpacing"/>
-        <w:rPr>
-          <w:sz w:val="28"/>
-          <w:szCs w:val="28"/>
-        </w:rPr>
-      </w:pPr>
-    </w:p>
-    <w:p>
-      <w:pPr>
-        <w:pStyle w:val="NoSpacing"/>
-        <w:rPr>
-          <w:sz w:val="28"/>
-          <w:szCs w:val="28"/>
-        </w:rPr>
-      </w:pPr>
-      <w:r>
-        <w:rPr>
-          <w:sz w:val="28"/>
-          <w:szCs w:val="28"/>
-        </w:rPr>
-        <w:t>// Reusable fetchers that remember the base URL and Token</w:t>
-      </w:r>
-    </w:p>
-    <w:p>
-      <w:pPr>
-        <w:pStyle w:val="NoSpacing"/>
-        <w:rPr>
-          <w:sz w:val="28"/>
-          <w:szCs w:val="28"/>
-        </w:rPr>
-      </w:pPr>
-      <w:r>
-        <w:rPr>
-          <w:sz w:val="28"/>
-          <w:szCs w:val="28"/>
-        </w:rPr>
-        <w:t xml:space="preserve">const profile = </w:t>
-      </w:r>
-      <w:proofErr w:type="spellStart"/>
-      <w:r>
-        <w:rPr>
-          <w:sz w:val="28"/>
-          <w:szCs w:val="28"/>
-        </w:rPr>
-        <w:t>githubApi</w:t>
-      </w:r>
-      <w:proofErr w:type="spellEnd"/>
-      <w:r>
-        <w:rPr>
-          <w:sz w:val="28"/>
-          <w:szCs w:val="28"/>
-        </w:rPr>
-        <w:t>('/user/profile');</w:t>
-      </w:r>
-    </w:p>
-    <w:p>
-      <w:pPr>
-        <w:pStyle w:val="NoSpacing"/>
-        <w:rPr>
-          <w:sz w:val="28"/>
-          <w:szCs w:val="28"/>
-        </w:rPr>
-      </w:pPr>
-      <w:r>
-        <w:rPr>
-          <w:sz w:val="28"/>
-          <w:szCs w:val="28"/>
-        </w:rPr>
-        <w:t xml:space="preserve">const repos = </w:t>
-      </w:r>
-      <w:proofErr w:type="spellStart"/>
-      <w:r>
-        <w:rPr>
-          <w:sz w:val="28"/>
-          <w:szCs w:val="28"/>
-        </w:rPr>
-        <w:t>githubApi</w:t>
-      </w:r>
-      <w:proofErr w:type="spellEnd"/>
-      <w:r>
-        <w:rPr>
-          <w:sz w:val="28"/>
-          <w:szCs w:val="28"/>
-        </w:rPr>
-        <w:t>('/user/repos');</w:t>
+    </w:p>
+    <w:p>
+      <w:pPr>
+        <w:pStyle w:val="NoSpacing"/>
+        <w:rPr>
+          <w:sz w:val="28"/>
+          <w:szCs w:val="28"/>
+        </w:rPr>
+      </w:pPr>
+      <w:r>
+        <w:rPr>
+          <w:sz w:val="28"/>
+          <w:szCs w:val="28"/>
+        </w:rPr>
+        <w:t>(download )</w:t>
+      </w:r>
+    </w:p>
+    <w:p>
+      <w:pPr>
+        <w:pStyle w:val="NoSpacing"/>
+        <w:rPr>
+          <w:sz w:val="28"/>
+          <w:szCs w:val="28"/>
+        </w:rPr>
+      </w:pPr>
+      <w:r>
+        <w:rPr>
+          <w:sz w:val="28"/>
+          <w:szCs w:val="28"/>
+        </w:rPr>
+        <w:t xml:space="preserve">curl -O https://10.10.1.222:8000/largeiso.iso  </w:t>
+      </w:r>
+    </w:p>
+    <w:p>
+      <w:pPr>
+        <w:pStyle w:val="NoSpacing"/>
+        <w:rPr>
+          <w:sz w:val="28"/>
+          <w:szCs w:val="28"/>
+        </w:rPr>
+      </w:pPr>
+    </w:p>
+    <w:p>
+      <w:pPr>
+        <w:pStyle w:val="NoSpacing"/>
+        <w:rPr>
+          <w:sz w:val="28"/>
+          <w:szCs w:val="28"/>
+        </w:rPr>
+      </w:pPr>
+      <w:r>
+        <w:rPr>
+          <w:sz w:val="28"/>
+          <w:szCs w:val="28"/>
+        </w:rPr>
+        <w:t>curl -</w:t>
+      </w:r>
+      <w:r>
+        <w:rPr>
+          <w:sz w:val="28"/>
+          <w:szCs w:val="28"/>
+        </w:rPr>
+        <w:t xml:space="preserve">o </w:t>
+      </w:r>
+      <w:proofErr w:type="spellStart"/>
+      <w:r>
+        <w:rPr>
+          <w:sz w:val="28"/>
+          <w:szCs w:val="28"/>
+        </w:rPr>
+        <w:t>newfile</w:t>
+      </w:r>
+      <w:proofErr w:type="spellEnd"/>
+      <w:r>
+        <w:rPr>
+          <w:sz w:val="28"/>
+          <w:szCs w:val="28"/>
+        </w:rPr>
+        <w:t xml:space="preserve"> </w:t>
+      </w:r>
+      <w:r>
+        <w:rPr>
+          <w:sz w:val="28"/>
+          <w:szCs w:val="28"/>
+        </w:rPr>
+        <w:t xml:space="preserve"> https://10.10.1.222:8000/largeiso.iso  </w:t>
       </w:r>
     </w:p>
     <w:sectPr>
@@ -4095,7 +4418,7 @@
 </file>
 
 <file path=word/numbering.xml><?xml version="1.0" encoding="utf-8"?>
-<w:numbering xmlns:wpc="http://schemas.microsoft.com/office/word/2010/wordprocessingCanvas" xmlns:cx="http://schemas.microsoft.com/office/drawing/2014/chartex" xmlns:cx1="http://schemas.microsoft.com/office/drawing/2015/9/8/chartex" xmlns:cx2="http://schemas.microsoft.com/office/drawing/2015/10/21/chartex" xmlns:cx3="http://schemas.microsoft.com/office/drawing/2016/5/9/chartex" xmlns:cx4="http://schemas.microsoft.com/office/drawing/2016/5/10/chartex" xmlns:cx5="http://schemas.microsoft.com/office/drawing/2016/5/11/chartex" xmlns:cx6="http://schemas.microsoft.com/office/drawing/2016/5/12/chartex" xmlns:cx7="http://schemas.microsoft.com/office/drawing/2016/5/13/chartex" xmlns:cx8="http://schemas.microsoft.com/office/drawing/2016/5/14/chartex" xmlns:mc="http://schemas.openxmlformats.org/markup-compatibility/2006" xmlns:aink="http://schemas.microsoft.com/office/drawing/2016/ink" xmlns:am3d="http://schemas.microsoft.com/office/drawing/2017/model3d" xmlns:o="urn:schemas-microsoft-com:office:office" xmlns:oel="http://schemas.microsoft.com/office/2019/extlst" xmlns:r="http://schemas.openxmlformats.org/officeDocument/2006/relationships" xmlns:m="http://schemas.openxmlformats.org/officeDocument/2006/math" xmlns:v="urn:schemas-microsoft-com:vml" xmlns:wp14="http://schemas.microsoft.com/office/word/2010/wordprocessingDrawing" xmlns:wp="http://schemas.openxmlformats.org/drawingml/2006/wordprocessingDrawing" xmlns:w10="urn:schemas-microsoft-com:office:word" xmlns:w="http://schemas.openxmlformats.org/wordprocessingml/2006/main" xmlns:w14="http://schemas.microsoft.com/office/word/2010/wordml" xmlns:w15="http://schemas.microsoft.com/office/word/2012/wordml" xmlns:w16cex="http://schemas.microsoft.com/office/word/2018/wordml/cex" xmlns:w16cid="http://schemas.microsoft.com/office/word/2016/wordml/cid" xmlns:w16="http://schemas.microsoft.com/office/word/2018/wordml" xmlns:w16du="http://schemas.microsoft.com/office/word/2023/wordml/word16du" xmlns:w16sdtdh="http://schemas.microsoft.com/office/word/2020/wordml/sdtdatahash" xmlns:w16sdtfl="http://schemas.microsoft.com/office/word/2024/wordml/sdtformatlock" xmlns:w16se="http://schemas.microsoft.com/office/word/2015/wordml/symex" xmlns:wpg="http://schemas.microsoft.com/office/word/2010/wordprocessingGroup" xmlns:wpi="http://schemas.microsoft.com/office/word/2010/wordprocessingInk" xmlns:wne="http://schemas.microsoft.com/office/word/2006/wordml" xmlns:wps="http://schemas.microsoft.com/office/word/2010/wordprocessingShape" mc:Ignorable="w14 w15 w16se w16cid w16 w16cex w16sdtdh w16sdtfl w16du wp14">
+<w:numbering xmlns:wpc="http://schemas.microsoft.com/office/word/2010/wordprocessingCanvas" xmlns:cx="http://schemas.microsoft.com/office/drawing/2014/chartex" xmlns:cx1="http://schemas.microsoft.com/office/drawing/2015/9/8/chartex" xmlns:cx2="http://schemas.microsoft.com/office/drawing/2015/10/21/chartex" xmlns:cx3="http://schemas.microsoft.com/office/drawing/2016/5/9/chartex" xmlns:cx4="http://schemas.microsoft.com/office/drawing/2016/5/10/chartex" xmlns:cx5="http://schemas.microsoft.com/office/drawing/2016/5/11/chartex" xmlns:cx6="http://schemas.microsoft.com/office/drawing/2016/5/12/chartex" xmlns:cx7="http://schemas.microsoft.com/office/drawing/2016/5/13/chartex" xmlns:cx8="http://schemas.microsoft.com/office/drawing/2016/5/14/chartex" xmlns:mc="http://schemas.openxmlformats.org/markup-compatibility/2006" xmlns:aink="http://schemas.microsoft.com/office/drawing/2016/ink" xmlns:am3d="http://schemas.microsoft.com/office/drawing/2017/model3d" xmlns:o="urn:schemas-microsoft-com:office:office" xmlns:oel="http://schemas.microsoft.com/office/2019/extlst" xmlns:r="http://schemas.openxmlformats.org/officeDocument/2006/relationships" xmlns:m="http://schemas.openxmlformats.org/officeDocument/2006/math" xmlns:v="urn:schemas-microsoft-com:vml" xmlns:wp14="http://schemas.microsoft.com/office/word/2010/wordprocessingDrawing" xmlns:wp="http://schemas.openxmlformats.org/drawingml/2006/wordprocessingDrawing" xmlns:w10="urn:schemas-microsoft-com:office:word" xmlns:w="http://schemas.openxmlformats.org/wordprocessingml/2006/main" xmlns:w14="http://schemas.microsoft.com/office/word/2010/wordml" xmlns:w15="http://schemas.microsoft.com/office/word/2012/wordml" xmlns:w16cei="http://schemas.microsoft.com/office/word/2026/wordml/cei" xmlns:w16cex="http://schemas.microsoft.com/office/word/2018/wordml/cex" xmlns:w16cid="http://schemas.microsoft.com/office/word/2016/wordml/cid" xmlns:w16="http://schemas.microsoft.com/office/word/2018/wordml" xmlns:w16du="http://schemas.microsoft.com/office/word/2023/wordml/word16du" xmlns:w16sdtdh="http://schemas.microsoft.com/office/word/2020/wordml/sdtdatahash" xmlns:w16sdtfl="http://schemas.microsoft.com/office/word/2024/wordml/sdtformatlock" xmlns:w16se="http://schemas.microsoft.com/office/word/2015/wordml/symex" xmlns:wpg="http://schemas.microsoft.com/office/word/2010/wordprocessingGroup" xmlns:wpi="http://schemas.microsoft.com/office/word/2010/wordprocessingInk" xmlns:wne="http://schemas.microsoft.com/office/word/2006/wordml" xmlns:wps="http://schemas.microsoft.com/office/word/2010/wordprocessingShape" mc:Ignorable="w14 w15 w16se w16cid w16 w16cex w16sdtdh w16sdtfl w16du wp14">
   <w:abstractNum w:abstractNumId="0" w15:restartNumberingAfterBreak="0">
     <w:nsid w:val="295A1B6C"/>
     <w:multiLevelType w:val="multilevel"/>
@@ -4803,7 +5126,7 @@
   <w:style w:type="paragraph" w:default="1" w:styleId="Normal">
     <w:name w:val="Normal"/>
     <w:qFormat/>
-    <w:rsid w:val="00B10102"/>
+    <w:rsid w:val="00542FAE"/>
   </w:style>
   <w:style w:type="paragraph" w:styleId="Heading1">
     <w:name w:val="heading 1"/>
@@ -5007,6 +5330,7 @@
   <w:style w:type="character" w:default="1" w:styleId="DefaultParagraphFont">
     <w:name w:val="Default Paragraph Font"/>
     <w:uiPriority w:val="1"/>
+    <w:semiHidden/>
     <w:unhideWhenUsed/>
   </w:style>
   <w:style w:type="table" w:default="1" w:styleId="TableNormal">

--- a/pdf/AI-Notes.docx
+++ b/pdf/AI-Notes.docx
@@ -4126,7 +4126,24 @@
           <w:sz w:val="28"/>
           <w:szCs w:val="28"/>
         </w:rPr>
-        <w:t>( upload )</w:t>
+        <w:t xml:space="preserve">( </w:t>
+      </w:r>
+      <w:r>
+        <w:rPr>
+          <w:b/>
+          <w:bCs/>
+          <w:color w:val="EE0000"/>
+          <w:sz w:val="28"/>
+          <w:szCs w:val="28"/>
+        </w:rPr>
+        <w:t>upload</w:t>
+      </w:r>
+      <w:r>
+        <w:rPr>
+          <w:sz w:val="28"/>
+          <w:szCs w:val="28"/>
+        </w:rPr>
+        <w:t xml:space="preserve"> )</w:t>
       </w:r>
     </w:p>
     <w:p>
@@ -4319,21 +4336,45 @@
         </w:rPr>
         <w:br/>
       </w:r>
-    </w:p>
-    <w:p>
-      <w:pPr>
-        <w:pStyle w:val="NoSpacing"/>
-        <w:rPr>
-          <w:sz w:val="28"/>
-          <w:szCs w:val="28"/>
-        </w:rPr>
-      </w:pPr>
-      <w:r>
-        <w:rPr>
-          <w:sz w:val="28"/>
-          <w:szCs w:val="28"/>
-        </w:rPr>
-        <w:t>(download )</w:t>
+      <w:r>
+        <w:rPr>
+          <w:sz w:val="28"/>
+          <w:szCs w:val="28"/>
+        </w:rPr>
+        <w:br/>
+      </w:r>
+    </w:p>
+    <w:p>
+      <w:pPr>
+        <w:pStyle w:val="NoSpacing"/>
+        <w:rPr>
+          <w:sz w:val="28"/>
+          <w:szCs w:val="28"/>
+        </w:rPr>
+      </w:pPr>
+      <w:r>
+        <w:rPr>
+          <w:sz w:val="28"/>
+          <w:szCs w:val="28"/>
+        </w:rPr>
+        <w:t>(</w:t>
+      </w:r>
+      <w:r>
+        <w:rPr>
+          <w:b/>
+          <w:bCs/>
+          <w:color w:val="EE0000"/>
+          <w:sz w:val="28"/>
+          <w:szCs w:val="28"/>
+        </w:rPr>
+        <w:t>download</w:t>
+      </w:r>
+      <w:r>
+        <w:rPr>
+          <w:sz w:val="28"/>
+          <w:szCs w:val="28"/>
+        </w:rPr>
+        <w:t xml:space="preserve"> )</w:t>
       </w:r>
     </w:p>
     <w:p>

--- a/pdf/AI-Notes.docx
+++ b/pdf/AI-Notes.docx
@@ -4361,6 +4361,13 @@
       </w:r>
       <w:r>
         <w:rPr>
+          <w:sz w:val="28"/>
+          <w:szCs w:val="28"/>
+        </w:rPr>
+        <w:t xml:space="preserve"> </w:t>
+      </w:r>
+      <w:r>
+        <w:rPr>
           <w:b/>
           <w:bCs/>
           <w:color w:val="EE0000"/>
@@ -4371,10 +4378,20 @@
       </w:r>
       <w:r>
         <w:rPr>
-          <w:sz w:val="28"/>
-          <w:szCs w:val="28"/>
-        </w:rPr>
-        <w:t xml:space="preserve"> )</w:t>
+          <w:b/>
+          <w:bCs/>
+          <w:color w:val="EE0000"/>
+          <w:sz w:val="28"/>
+          <w:szCs w:val="28"/>
+        </w:rPr>
+        <w:t xml:space="preserve"> </w:t>
+      </w:r>
+      <w:r>
+        <w:rPr>
+          <w:sz w:val="28"/>
+          <w:szCs w:val="28"/>
+        </w:rPr>
+        <w:t>)</w:t>
       </w:r>
     </w:p>
     <w:p>

--- a/pdf/AI-Notes.docx
+++ b/pdf/AI-Notes.docx
@@ -4464,6 +4464,395 @@
         </w:rPr>
         <w:t xml:space="preserve"> https://10.10.1.222:8000/largeiso.iso  </w:t>
       </w:r>
+    </w:p>
+    <w:p>
+      <w:pPr>
+        <w:pStyle w:val="NoSpacing"/>
+        <w:rPr>
+          <w:sz w:val="28"/>
+          <w:szCs w:val="28"/>
+        </w:rPr>
+      </w:pPr>
+      <w:r>
+        <w:rPr>
+          <w:sz w:val="28"/>
+          <w:szCs w:val="28"/>
+        </w:rPr>
+        <w:lastRenderedPageBreak/>
+        <w:t>&amp; "C:\Program Files\Git\</w:t>
+      </w:r>
+      <w:proofErr w:type="spellStart"/>
+      <w:r>
+        <w:rPr>
+          <w:sz w:val="28"/>
+          <w:szCs w:val="28"/>
+        </w:rPr>
+        <w:t>usr</w:t>
+      </w:r>
+      <w:proofErr w:type="spellEnd"/>
+      <w:r>
+        <w:rPr>
+          <w:sz w:val="28"/>
+          <w:szCs w:val="28"/>
+        </w:rPr>
+        <w:t>\bin\openssl.exe" req -x509 -nodes -days 365 -</w:t>
+      </w:r>
+      <w:proofErr w:type="spellStart"/>
+      <w:r>
+        <w:rPr>
+          <w:sz w:val="28"/>
+          <w:szCs w:val="28"/>
+        </w:rPr>
+        <w:t>newkey</w:t>
+      </w:r>
+      <w:proofErr w:type="spellEnd"/>
+      <w:r>
+        <w:rPr>
+          <w:sz w:val="28"/>
+          <w:szCs w:val="28"/>
+        </w:rPr>
+        <w:t xml:space="preserve"> rsa:2048 -</w:t>
+      </w:r>
+      <w:proofErr w:type="spellStart"/>
+      <w:r>
+        <w:rPr>
+          <w:sz w:val="28"/>
+          <w:szCs w:val="28"/>
+        </w:rPr>
+        <w:t>keyout</w:t>
+      </w:r>
+      <w:proofErr w:type="spellEnd"/>
+      <w:r>
+        <w:rPr>
+          <w:sz w:val="28"/>
+          <w:szCs w:val="28"/>
+        </w:rPr>
+        <w:t xml:space="preserve"> </w:t>
+      </w:r>
+      <w:proofErr w:type="spellStart"/>
+      <w:r>
+        <w:rPr>
+          <w:sz w:val="28"/>
+          <w:szCs w:val="28"/>
+        </w:rPr>
+        <w:t>server.key</w:t>
+      </w:r>
+      <w:proofErr w:type="spellEnd"/>
+      <w:r>
+        <w:rPr>
+          <w:sz w:val="28"/>
+          <w:szCs w:val="28"/>
+        </w:rPr>
+        <w:t xml:space="preserve"> -out server.crt -subj "/CN=localhost</w:t>
+      </w:r>
+    </w:p>
+    <w:p>
+      <w:pPr>
+        <w:pStyle w:val="NoSpacing"/>
+        <w:rPr>
+          <w:sz w:val="28"/>
+          <w:szCs w:val="28"/>
+        </w:rPr>
+      </w:pPr>
+    </w:p>
+    <w:p>
+      <w:pPr>
+        <w:pStyle w:val="NoSpacing"/>
+        <w:rPr>
+          <w:sz w:val="28"/>
+          <w:szCs w:val="28"/>
+        </w:rPr>
+      </w:pPr>
+      <w:r>
+        <w:rPr>
+          <w:sz w:val="28"/>
+          <w:szCs w:val="28"/>
+        </w:rPr>
+        <w:t>send file  </w:t>
+      </w:r>
+      <w:proofErr w:type="gramStart"/>
+      <w:r>
+        <w:rPr>
+          <w:sz w:val="28"/>
+          <w:szCs w:val="28"/>
+        </w:rPr>
+        <w:t>like:</w:t>
+      </w:r>
+      <w:proofErr w:type="gramEnd"/>
+      <w:r>
+        <w:rPr>
+          <w:sz w:val="28"/>
+          <w:szCs w:val="28"/>
+        </w:rPr>
+        <w:t xml:space="preserve">  curl -X PUT -T ".\</w:t>
+      </w:r>
+      <w:proofErr w:type="spellStart"/>
+      <w:r>
+        <w:rPr>
+          <w:sz w:val="28"/>
+          <w:szCs w:val="28"/>
+        </w:rPr>
+        <w:t>nginx.conf</w:t>
+      </w:r>
+      <w:proofErr w:type="spellEnd"/>
+      <w:r>
+        <w:rPr>
+          <w:sz w:val="28"/>
+          <w:szCs w:val="28"/>
+        </w:rPr>
+        <w:t>" https://localhost:8000/nginx.conf  --progress-bar -o response.txt</w:t>
+      </w:r>
+    </w:p>
+    <w:p>
+      <w:pPr>
+        <w:pStyle w:val="NoSpacing"/>
+        <w:rPr>
+          <w:sz w:val="28"/>
+          <w:szCs w:val="28"/>
+        </w:rPr>
+      </w:pPr>
+    </w:p>
+    <w:p>
+      <w:pPr>
+        <w:pStyle w:val="NoSpacing"/>
+        <w:rPr>
+          <w:sz w:val="28"/>
+          <w:szCs w:val="28"/>
+        </w:rPr>
+      </w:pPr>
+      <w:r>
+        <w:rPr>
+          <w:sz w:val="28"/>
+          <w:szCs w:val="28"/>
+        </w:rPr>
+        <w:t>Invoke-</w:t>
+      </w:r>
+      <w:proofErr w:type="spellStart"/>
+      <w:r>
+        <w:rPr>
+          <w:sz w:val="28"/>
+          <w:szCs w:val="28"/>
+        </w:rPr>
+        <w:t>RestMethod</w:t>
+      </w:r>
+      <w:proofErr w:type="spellEnd"/>
+      <w:r>
+        <w:rPr>
+          <w:sz w:val="28"/>
+          <w:szCs w:val="28"/>
+        </w:rPr>
+        <w:t xml:space="preserve"> -Method Put -</w:t>
+      </w:r>
+      <w:proofErr w:type="spellStart"/>
+      <w:r>
+        <w:rPr>
+          <w:sz w:val="28"/>
+          <w:szCs w:val="28"/>
+        </w:rPr>
+        <w:t>InFile</w:t>
+      </w:r>
+      <w:proofErr w:type="spellEnd"/>
+      <w:r>
+        <w:rPr>
+          <w:sz w:val="28"/>
+          <w:szCs w:val="28"/>
+        </w:rPr>
+        <w:t xml:space="preserve"> .\</w:t>
+      </w:r>
+      <w:proofErr w:type="spellStart"/>
+      <w:r>
+        <w:rPr>
+          <w:sz w:val="28"/>
+          <w:szCs w:val="28"/>
+        </w:rPr>
+        <w:t>nginx.conf</w:t>
+      </w:r>
+      <w:proofErr w:type="spellEnd"/>
+      <w:r>
+        <w:rPr>
+          <w:sz w:val="28"/>
+          <w:szCs w:val="28"/>
+        </w:rPr>
+        <w:t xml:space="preserve"> -Uri "https://127.0.0.1:8000/</w:t>
+      </w:r>
+      <w:proofErr w:type="spellStart"/>
+      <w:r>
+        <w:rPr>
+          <w:sz w:val="28"/>
+          <w:szCs w:val="28"/>
+        </w:rPr>
+        <w:t>nginx.conf</w:t>
+      </w:r>
+      <w:proofErr w:type="spellEnd"/>
+      <w:r>
+        <w:rPr>
+          <w:sz w:val="28"/>
+          <w:szCs w:val="28"/>
+        </w:rPr>
+        <w:t>"</w:t>
+      </w:r>
+    </w:p>
+    <w:p>
+      <w:pPr>
+        <w:pStyle w:val="NoSpacing"/>
+        <w:rPr>
+          <w:sz w:val="28"/>
+          <w:szCs w:val="28"/>
+        </w:rPr>
+      </w:pPr>
+    </w:p>
+    <w:p>
+      <w:pPr>
+        <w:pStyle w:val="NoSpacing"/>
+        <w:rPr>
+          <w:sz w:val="28"/>
+          <w:szCs w:val="28"/>
+        </w:rPr>
+      </w:pPr>
+      <w:r>
+        <w:rPr>
+          <w:sz w:val="28"/>
+          <w:szCs w:val="28"/>
+        </w:rPr>
+        <w:t>use method GET</w:t>
+      </w:r>
+    </w:p>
+    <w:p>
+      <w:pPr>
+        <w:pStyle w:val="NoSpacing"/>
+        <w:rPr>
+          <w:sz w:val="28"/>
+          <w:szCs w:val="28"/>
+        </w:rPr>
+      </w:pPr>
+      <w:r>
+        <w:rPr>
+          <w:sz w:val="28"/>
+          <w:szCs w:val="28"/>
+        </w:rPr>
+        <w:t>(Invoke-</w:t>
+      </w:r>
+      <w:proofErr w:type="spellStart"/>
+      <w:r>
+        <w:rPr>
+          <w:sz w:val="28"/>
+          <w:szCs w:val="28"/>
+        </w:rPr>
+        <w:t>WebRequest</w:t>
+      </w:r>
+      <w:proofErr w:type="spellEnd"/>
+      <w:r>
+        <w:rPr>
+          <w:sz w:val="28"/>
+          <w:szCs w:val="28"/>
+        </w:rPr>
+        <w:t xml:space="preserve"> localhost:8080).Content</w:t>
+      </w:r>
+    </w:p>
+    <w:p>
+      <w:pPr>
+        <w:pStyle w:val="NoSpacing"/>
+        <w:rPr>
+          <w:sz w:val="28"/>
+          <w:szCs w:val="28"/>
+        </w:rPr>
+      </w:pPr>
+      <w:r>
+        <w:rPr>
+          <w:sz w:val="28"/>
+          <w:szCs w:val="28"/>
+        </w:rPr>
+        <w:t>(Invoke-</w:t>
+      </w:r>
+      <w:proofErr w:type="spellStart"/>
+      <w:r>
+        <w:rPr>
+          <w:sz w:val="28"/>
+          <w:szCs w:val="28"/>
+        </w:rPr>
+        <w:t>WebRequest</w:t>
+      </w:r>
+      <w:proofErr w:type="spellEnd"/>
+      <w:r>
+        <w:rPr>
+          <w:sz w:val="28"/>
+          <w:szCs w:val="28"/>
+        </w:rPr>
+        <w:t xml:space="preserve"> http://127.0.0.1:8080).Content</w:t>
+      </w:r>
+    </w:p>
+    <w:p>
+      <w:pPr>
+        <w:pStyle w:val="NoSpacing"/>
+        <w:rPr>
+          <w:sz w:val="28"/>
+          <w:szCs w:val="28"/>
+        </w:rPr>
+      </w:pPr>
+      <w:r>
+        <w:rPr>
+          <w:sz w:val="28"/>
+          <w:szCs w:val="28"/>
+        </w:rPr>
+        <w:t>(Invoke-</w:t>
+      </w:r>
+      <w:proofErr w:type="spellStart"/>
+      <w:r>
+        <w:rPr>
+          <w:sz w:val="28"/>
+          <w:szCs w:val="28"/>
+        </w:rPr>
+        <w:t>WebRequest</w:t>
+      </w:r>
+      <w:proofErr w:type="spellEnd"/>
+      <w:r>
+        <w:rPr>
+          <w:sz w:val="28"/>
+          <w:szCs w:val="28"/>
+        </w:rPr>
+        <w:t xml:space="preserve"> https://127.0.0.1:8000).Content</w:t>
+      </w:r>
+    </w:p>
+    <w:p>
+      <w:pPr>
+        <w:pStyle w:val="NoSpacing"/>
+        <w:rPr>
+          <w:sz w:val="28"/>
+          <w:szCs w:val="28"/>
+        </w:rPr>
+      </w:pPr>
+      <w:r>
+        <w:rPr>
+          <w:sz w:val="28"/>
+          <w:szCs w:val="28"/>
+        </w:rPr>
+        <w:t>(Invoke-</w:t>
+      </w:r>
+      <w:proofErr w:type="spellStart"/>
+      <w:r>
+        <w:rPr>
+          <w:sz w:val="28"/>
+          <w:szCs w:val="28"/>
+        </w:rPr>
+        <w:t>WebRequest</w:t>
+      </w:r>
+      <w:proofErr w:type="spellEnd"/>
+      <w:r>
+        <w:rPr>
+          <w:sz w:val="28"/>
+          <w:szCs w:val="28"/>
+        </w:rPr>
+        <w:t xml:space="preserve"> http://127.0.0.1).Content</w:t>
+      </w:r>
+    </w:p>
+    <w:p>
+      <w:pPr>
+        <w:pStyle w:val="NoSpacing"/>
+        <w:rPr>
+          <w:sz w:val="28"/>
+          <w:szCs w:val="28"/>
+        </w:rPr>
+      </w:pPr>
     </w:p>
     <w:sectPr>
       <w:pgSz w:w="12240" w:h="15840"/>
@@ -5388,7 +5777,6 @@
   <w:style w:type="character" w:default="1" w:styleId="DefaultParagraphFont">
     <w:name w:val="Default Paragraph Font"/>
     <w:uiPriority w:val="1"/>
-    <w:semiHidden/>
     <w:unhideWhenUsed/>
   </w:style>
   <w:style w:type="table" w:default="1" w:styleId="TableNormal">

--- a/pdf/AI-Notes.docx
+++ b/pdf/AI-Notes.docx
@@ -4843,6 +4843,489 @@
           <w:szCs w:val="28"/>
         </w:rPr>
         <w:t xml:space="preserve"> http://127.0.0.1).Content</w:t>
+      </w:r>
+    </w:p>
+    <w:p>
+      <w:pPr>
+        <w:pStyle w:val="NoSpacing"/>
+        <w:rPr>
+          <w:sz w:val="28"/>
+          <w:szCs w:val="28"/>
+        </w:rPr>
+      </w:pPr>
+    </w:p>
+    <w:p>
+      <w:pPr>
+        <w:pStyle w:val="NoSpacing"/>
+        <w:rPr>
+          <w:sz w:val="28"/>
+          <w:szCs w:val="28"/>
+        </w:rPr>
+      </w:pPr>
+    </w:p>
+    <w:p>
+      <w:pPr>
+        <w:pStyle w:val="NoSpacing"/>
+        <w:rPr>
+          <w:sz w:val="28"/>
+          <w:szCs w:val="28"/>
+        </w:rPr>
+      </w:pPr>
+    </w:p>
+    <w:p>
+      <w:pPr>
+        <w:pStyle w:val="NoSpacing"/>
+        <w:ind w:left="360"/>
+        <w:rPr>
+          <w:b/>
+          <w:bCs/>
+          <w:sz w:val="28"/>
+          <w:szCs w:val="28"/>
+        </w:rPr>
+      </w:pPr>
+      <w:r>
+        <w:rPr>
+          <w:b/>
+          <w:bCs/>
+          <w:sz w:val="28"/>
+          <w:szCs w:val="28"/>
+        </w:rPr>
+        <w:t>Common Blob MIME Types</w:t>
+      </w:r>
+      <w:r>
+        <w:rPr>
+          <w:b/>
+          <w:bCs/>
+          <w:sz w:val="28"/>
+          <w:szCs w:val="28"/>
+        </w:rPr>
+        <w:t xml:space="preserve">  </w:t>
+      </w:r>
+      <w:r>
+        <w:rPr>
+          <w:sz w:val="28"/>
+          <w:szCs w:val="28"/>
+        </w:rPr>
+        <w:t xml:space="preserve">( for ‘sniffing’, leave </w:t>
+      </w:r>
+      <w:r>
+        <w:rPr>
+          <w:b/>
+          <w:bCs/>
+          <w:sz w:val="28"/>
+          <w:szCs w:val="28"/>
+        </w:rPr>
+        <w:t>type:</w:t>
+      </w:r>
+      <w:r>
+        <w:rPr>
+          <w:sz w:val="28"/>
+          <w:szCs w:val="28"/>
+        </w:rPr>
+        <w:t xml:space="preserve"> &lt;blank&gt; </w:t>
+      </w:r>
+      <w:proofErr w:type="gramStart"/>
+      <w:r>
+        <w:rPr>
+          <w:sz w:val="28"/>
+          <w:szCs w:val="28"/>
+        </w:rPr>
+        <w:t xml:space="preserve">or ‘’ </w:t>
+      </w:r>
+      <w:proofErr w:type="gramEnd"/>
+      <w:r>
+        <w:rPr>
+          <w:sz w:val="28"/>
+          <w:szCs w:val="28"/>
+        </w:rPr>
+        <w:t>)</w:t>
+      </w:r>
+    </w:p>
+    <w:p>
+      <w:pPr>
+        <w:pStyle w:val="NoSpacing"/>
+        <w:numPr>
+          <w:ilvl w:val="0"/>
+          <w:numId w:val="3"/>
+        </w:numPr>
+        <w:rPr>
+          <w:sz w:val="28"/>
+          <w:szCs w:val="28"/>
+        </w:rPr>
+      </w:pPr>
+      <w:r>
+        <w:rPr>
+          <w:b/>
+          <w:bCs/>
+          <w:sz w:val="28"/>
+          <w:szCs w:val="28"/>
+        </w:rPr>
+        <w:t>Plain Text:</w:t>
+      </w:r>
+      <w:r>
+        <w:rPr>
+          <w:sz w:val="28"/>
+          <w:szCs w:val="28"/>
+        </w:rPr>
+        <w:t xml:space="preserve"> text/plain (e.g., text/</w:t>
+      </w:r>
+      <w:proofErr w:type="spellStart"/>
+      <w:r>
+        <w:rPr>
+          <w:sz w:val="28"/>
+          <w:szCs w:val="28"/>
+        </w:rPr>
+        <w:t>plain;charset</w:t>
+      </w:r>
+      <w:proofErr w:type="spellEnd"/>
+      <w:r>
+        <w:rPr>
+          <w:sz w:val="28"/>
+          <w:szCs w:val="28"/>
+        </w:rPr>
+        <w:t>=utf-8)</w:t>
+      </w:r>
+    </w:p>
+    <w:p>
+      <w:pPr>
+        <w:pStyle w:val="NoSpacing"/>
+        <w:numPr>
+          <w:ilvl w:val="0"/>
+          <w:numId w:val="3"/>
+        </w:numPr>
+        <w:rPr>
+          <w:sz w:val="28"/>
+          <w:szCs w:val="28"/>
+        </w:rPr>
+      </w:pPr>
+      <w:r>
+        <w:rPr>
+          <w:b/>
+          <w:bCs/>
+          <w:sz w:val="28"/>
+          <w:szCs w:val="28"/>
+        </w:rPr>
+        <w:t>HTML Data:</w:t>
+      </w:r>
+      <w:r>
+        <w:rPr>
+          <w:sz w:val="28"/>
+          <w:szCs w:val="28"/>
+        </w:rPr>
+        <w:t xml:space="preserve"> text/html (e.g., text/</w:t>
+      </w:r>
+      <w:proofErr w:type="spellStart"/>
+      <w:r>
+        <w:rPr>
+          <w:sz w:val="28"/>
+          <w:szCs w:val="28"/>
+        </w:rPr>
+        <w:t>html;charset</w:t>
+      </w:r>
+      <w:proofErr w:type="spellEnd"/>
+      <w:r>
+        <w:rPr>
+          <w:sz w:val="28"/>
+          <w:szCs w:val="28"/>
+        </w:rPr>
+        <w:t>=utf-8)</w:t>
+      </w:r>
+    </w:p>
+    <w:p>
+      <w:pPr>
+        <w:pStyle w:val="NoSpacing"/>
+        <w:numPr>
+          <w:ilvl w:val="0"/>
+          <w:numId w:val="3"/>
+        </w:numPr>
+        <w:rPr>
+          <w:sz w:val="28"/>
+          <w:szCs w:val="28"/>
+        </w:rPr>
+      </w:pPr>
+      <w:r>
+        <w:rPr>
+          <w:b/>
+          <w:bCs/>
+          <w:sz w:val="28"/>
+          <w:szCs w:val="28"/>
+        </w:rPr>
+        <w:t>CSS Styling:</w:t>
+      </w:r>
+      <w:r>
+        <w:rPr>
+          <w:sz w:val="28"/>
+          <w:szCs w:val="28"/>
+        </w:rPr>
+        <w:t xml:space="preserve"> text/</w:t>
+      </w:r>
+      <w:proofErr w:type="spellStart"/>
+      <w:r>
+        <w:rPr>
+          <w:sz w:val="28"/>
+          <w:szCs w:val="28"/>
+        </w:rPr>
+        <w:t>css</w:t>
+      </w:r>
+      <w:proofErr w:type="spellEnd"/>
+    </w:p>
+    <w:p>
+      <w:pPr>
+        <w:pStyle w:val="NoSpacing"/>
+        <w:numPr>
+          <w:ilvl w:val="0"/>
+          <w:numId w:val="3"/>
+        </w:numPr>
+        <w:rPr>
+          <w:sz w:val="28"/>
+          <w:szCs w:val="28"/>
+        </w:rPr>
+      </w:pPr>
+      <w:r>
+        <w:rPr>
+          <w:b/>
+          <w:bCs/>
+          <w:sz w:val="28"/>
+          <w:szCs w:val="28"/>
+        </w:rPr>
+        <w:t>JavaScript Code:</w:t>
+      </w:r>
+      <w:r>
+        <w:rPr>
+          <w:sz w:val="28"/>
+          <w:szCs w:val="28"/>
+        </w:rPr>
+        <w:t xml:space="preserve"> text/</w:t>
+      </w:r>
+      <w:proofErr w:type="spellStart"/>
+      <w:r>
+        <w:rPr>
+          <w:sz w:val="28"/>
+          <w:szCs w:val="28"/>
+        </w:rPr>
+        <w:t>javascript</w:t>
+      </w:r>
+      <w:proofErr w:type="spellEnd"/>
+    </w:p>
+    <w:p>
+      <w:pPr>
+        <w:pStyle w:val="NoSpacing"/>
+        <w:numPr>
+          <w:ilvl w:val="0"/>
+          <w:numId w:val="3"/>
+        </w:numPr>
+        <w:rPr>
+          <w:sz w:val="28"/>
+          <w:szCs w:val="28"/>
+        </w:rPr>
+      </w:pPr>
+      <w:r>
+        <w:rPr>
+          <w:b/>
+          <w:bCs/>
+          <w:sz w:val="28"/>
+          <w:szCs w:val="28"/>
+        </w:rPr>
+        <w:t>JSON Data:</w:t>
+      </w:r>
+      <w:r>
+        <w:rPr>
+          <w:sz w:val="28"/>
+          <w:szCs w:val="28"/>
+        </w:rPr>
+        <w:t xml:space="preserve"> application/</w:t>
+      </w:r>
+      <w:proofErr w:type="spellStart"/>
+      <w:r>
+        <w:rPr>
+          <w:sz w:val="28"/>
+          <w:szCs w:val="28"/>
+        </w:rPr>
+        <w:t>json</w:t>
+      </w:r>
+      <w:proofErr w:type="spellEnd"/>
+    </w:p>
+    <w:p>
+      <w:pPr>
+        <w:pStyle w:val="NoSpacing"/>
+        <w:numPr>
+          <w:ilvl w:val="0"/>
+          <w:numId w:val="3"/>
+        </w:numPr>
+        <w:rPr>
+          <w:sz w:val="28"/>
+          <w:szCs w:val="28"/>
+        </w:rPr>
+      </w:pPr>
+      <w:r>
+        <w:rPr>
+          <w:b/>
+          <w:bCs/>
+          <w:sz w:val="28"/>
+          <w:szCs w:val="28"/>
+        </w:rPr>
+        <w:t>Comma-Separated Values:</w:t>
+      </w:r>
+      <w:r>
+        <w:rPr>
+          <w:sz w:val="28"/>
+          <w:szCs w:val="28"/>
+        </w:rPr>
+        <w:t xml:space="preserve"> text/csv</w:t>
+      </w:r>
+    </w:p>
+    <w:p>
+      <w:pPr>
+        <w:pStyle w:val="NoSpacing"/>
+        <w:numPr>
+          <w:ilvl w:val="0"/>
+          <w:numId w:val="3"/>
+        </w:numPr>
+        <w:rPr>
+          <w:sz w:val="28"/>
+          <w:szCs w:val="28"/>
+        </w:rPr>
+      </w:pPr>
+      <w:r>
+        <w:rPr>
+          <w:b/>
+          <w:bCs/>
+          <w:sz w:val="28"/>
+          <w:szCs w:val="28"/>
+        </w:rPr>
+        <w:t>PNG Image:</w:t>
+      </w:r>
+      <w:r>
+        <w:rPr>
+          <w:sz w:val="28"/>
+          <w:szCs w:val="28"/>
+        </w:rPr>
+        <w:t xml:space="preserve"> image/</w:t>
+      </w:r>
+      <w:proofErr w:type="spellStart"/>
+      <w:r>
+        <w:rPr>
+          <w:sz w:val="28"/>
+          <w:szCs w:val="28"/>
+        </w:rPr>
+        <w:t>png</w:t>
+      </w:r>
+      <w:proofErr w:type="spellEnd"/>
+    </w:p>
+    <w:p>
+      <w:pPr>
+        <w:pStyle w:val="NoSpacing"/>
+        <w:numPr>
+          <w:ilvl w:val="0"/>
+          <w:numId w:val="3"/>
+        </w:numPr>
+        <w:rPr>
+          <w:sz w:val="28"/>
+          <w:szCs w:val="28"/>
+        </w:rPr>
+      </w:pPr>
+      <w:r>
+        <w:rPr>
+          <w:b/>
+          <w:bCs/>
+          <w:sz w:val="28"/>
+          <w:szCs w:val="28"/>
+        </w:rPr>
+        <w:t>JPEG Image:</w:t>
+      </w:r>
+      <w:r>
+        <w:rPr>
+          <w:sz w:val="28"/>
+          <w:szCs w:val="28"/>
+        </w:rPr>
+        <w:t xml:space="preserve"> image/jpeg</w:t>
+      </w:r>
+    </w:p>
+    <w:p>
+      <w:pPr>
+        <w:pStyle w:val="NoSpacing"/>
+        <w:numPr>
+          <w:ilvl w:val="0"/>
+          <w:numId w:val="3"/>
+        </w:numPr>
+        <w:rPr>
+          <w:sz w:val="28"/>
+          <w:szCs w:val="28"/>
+        </w:rPr>
+      </w:pPr>
+      <w:r>
+        <w:rPr>
+          <w:b/>
+          <w:bCs/>
+          <w:sz w:val="28"/>
+          <w:szCs w:val="28"/>
+        </w:rPr>
+        <w:t>Generic Binary Data:</w:t>
+      </w:r>
+      <w:r>
+        <w:rPr>
+          <w:sz w:val="28"/>
+          <w:szCs w:val="28"/>
+        </w:rPr>
+        <w:t xml:space="preserve"> application/octet-stream</w:t>
+      </w:r>
+    </w:p>
+    <w:p>
+      <w:pPr>
+        <w:pStyle w:val="NoSpacing"/>
+        <w:numPr>
+          <w:ilvl w:val="0"/>
+          <w:numId w:val="3"/>
+        </w:numPr>
+        <w:rPr>
+          <w:sz w:val="28"/>
+          <w:szCs w:val="28"/>
+        </w:rPr>
+      </w:pPr>
+      <w:r>
+        <w:rPr>
+          <w:b/>
+          <w:bCs/>
+          <w:sz w:val="28"/>
+          <w:szCs w:val="28"/>
+        </w:rPr>
+        <w:t>PDF:</w:t>
+      </w:r>
+      <w:r>
+        <w:rPr>
+          <w:sz w:val="28"/>
+          <w:szCs w:val="28"/>
+        </w:rPr>
+        <w:t xml:space="preserve"> application/pdf</w:t>
+      </w:r>
+    </w:p>
+    <w:p>
+      <w:pPr>
+        <w:pStyle w:val="NoSpacing"/>
+        <w:numPr>
+          <w:ilvl w:val="0"/>
+          <w:numId w:val="3"/>
+        </w:numPr>
+        <w:rPr>
+          <w:sz w:val="28"/>
+          <w:szCs w:val="28"/>
+        </w:rPr>
+      </w:pPr>
+      <w:r>
+        <w:rPr>
+          <w:b/>
+          <w:bCs/>
+          <w:sz w:val="28"/>
+          <w:szCs w:val="28"/>
+        </w:rPr>
+        <w:t>MP4:</w:t>
+      </w:r>
+      <w:r>
+        <w:rPr>
+          <w:sz w:val="28"/>
+          <w:szCs w:val="28"/>
+        </w:rPr>
+        <w:t xml:space="preserve"> video/mp4</w:t>
       </w:r>
     </w:p>
     <w:p>
@@ -4867,9 +5350,9 @@
 <file path=word/numbering.xml><?xml version="1.0" encoding="utf-8"?>
 <w:numbering xmlns:wpc="http://schemas.microsoft.com/office/word/2010/wordprocessingCanvas" xmlns:cx="http://schemas.microsoft.com/office/drawing/2014/chartex" xmlns:cx1="http://schemas.microsoft.com/office/drawing/2015/9/8/chartex" xmlns:cx2="http://schemas.microsoft.com/office/drawing/2015/10/21/chartex" xmlns:cx3="http://schemas.microsoft.com/office/drawing/2016/5/9/chartex" xmlns:cx4="http://schemas.microsoft.com/office/drawing/2016/5/10/chartex" xmlns:cx5="http://schemas.microsoft.com/office/drawing/2016/5/11/chartex" xmlns:cx6="http://schemas.microsoft.com/office/drawing/2016/5/12/chartex" xmlns:cx7="http://schemas.microsoft.com/office/drawing/2016/5/13/chartex" xmlns:cx8="http://schemas.microsoft.com/office/drawing/2016/5/14/chartex" xmlns:mc="http://schemas.openxmlformats.org/markup-compatibility/2006" xmlns:aink="http://schemas.microsoft.com/office/drawing/2016/ink" xmlns:am3d="http://schemas.microsoft.com/office/drawing/2017/model3d" xmlns:o="urn:schemas-microsoft-com:office:office" xmlns:oel="http://schemas.microsoft.com/office/2019/extlst" xmlns:r="http://schemas.openxmlformats.org/officeDocument/2006/relationships" xmlns:m="http://schemas.openxmlformats.org/officeDocument/2006/math" xmlns:v="urn:schemas-microsoft-com:vml" xmlns:wp14="http://schemas.microsoft.com/office/word/2010/wordprocessingDrawing" xmlns:wp="http://schemas.openxmlformats.org/drawingml/2006/wordprocessingDrawing" xmlns:w10="urn:schemas-microsoft-com:office:word" xmlns:w="http://schemas.openxmlformats.org/wordprocessingml/2006/main" xmlns:w14="http://schemas.microsoft.com/office/word/2010/wordml" xmlns:w15="http://schemas.microsoft.com/office/word/2012/wordml" xmlns:w16cei="http://schemas.microsoft.com/office/word/2026/wordml/cei" xmlns:w16cex="http://schemas.microsoft.com/office/word/2018/wordml/cex" xmlns:w16cid="http://schemas.microsoft.com/office/word/2016/wordml/cid" xmlns:w16="http://schemas.microsoft.com/office/word/2018/wordml" xmlns:w16du="http://schemas.microsoft.com/office/word/2023/wordml/word16du" xmlns:w16sdtdh="http://schemas.microsoft.com/office/word/2020/wordml/sdtdatahash" xmlns:w16sdtfl="http://schemas.microsoft.com/office/word/2024/wordml/sdtformatlock" xmlns:w16se="http://schemas.microsoft.com/office/word/2015/wordml/symex" xmlns:wpg="http://schemas.microsoft.com/office/word/2010/wordprocessingGroup" xmlns:wpi="http://schemas.microsoft.com/office/word/2010/wordprocessingInk" xmlns:wne="http://schemas.microsoft.com/office/word/2006/wordml" xmlns:wps="http://schemas.microsoft.com/office/word/2010/wordprocessingShape" mc:Ignorable="w14 w15 w16se w16cid w16 w16cex w16sdtdh w16sdtfl w16du wp14">
   <w:abstractNum w:abstractNumId="0" w15:restartNumberingAfterBreak="0">
-    <w:nsid w:val="295A1B6C"/>
+    <w:nsid w:val="28783EA6"/>
     <w:multiLevelType w:val="multilevel"/>
-    <w:tmpl w:val="5C220BE6"/>
+    <w:tmpl w:val="5F7450B4"/>
     <w:lvl w:ilvl="0">
       <w:start w:val="1"/>
       <w:numFmt w:val="bullet"/>
@@ -5016,9 +5499,9 @@
     </w:lvl>
   </w:abstractNum>
   <w:abstractNum w:abstractNumId="1" w15:restartNumberingAfterBreak="0">
-    <w:nsid w:val="79312525"/>
+    <w:nsid w:val="295A1B6C"/>
     <w:multiLevelType w:val="multilevel"/>
-    <w:tmpl w:val="908CAD22"/>
+    <w:tmpl w:val="5C220BE6"/>
     <w:lvl w:ilvl="0">
       <w:start w:val="1"/>
       <w:numFmt w:val="bullet"/>
@@ -5164,11 +5647,163 @@
       </w:rPr>
     </w:lvl>
   </w:abstractNum>
+  <w:abstractNum w:abstractNumId="2" w15:restartNumberingAfterBreak="0">
+    <w:nsid w:val="79312525"/>
+    <w:multiLevelType w:val="multilevel"/>
+    <w:tmpl w:val="908CAD22"/>
+    <w:lvl w:ilvl="0">
+      <w:start w:val="1"/>
+      <w:numFmt w:val="bullet"/>
+      <w:lvlText w:val=""/>
+      <w:lvlJc w:val="left"/>
+      <w:pPr>
+        <w:tabs>
+          <w:tab w:val="num" w:pos="720"/>
+        </w:tabs>
+        <w:ind w:left="720" w:hanging="360"/>
+      </w:pPr>
+      <w:rPr>
+        <w:rFonts w:ascii="Symbol" w:hAnsi="Symbol" w:hint="default"/>
+        <w:sz w:val="20"/>
+      </w:rPr>
+    </w:lvl>
+    <w:lvl w:ilvl="1" w:tentative="1">
+      <w:start w:val="1"/>
+      <w:numFmt w:val="bullet"/>
+      <w:lvlText w:val="o"/>
+      <w:lvlJc w:val="left"/>
+      <w:pPr>
+        <w:tabs>
+          <w:tab w:val="num" w:pos="1440"/>
+        </w:tabs>
+        <w:ind w:left="1440" w:hanging="360"/>
+      </w:pPr>
+      <w:rPr>
+        <w:rFonts w:ascii="Courier New" w:hAnsi="Courier New" w:hint="default"/>
+        <w:sz w:val="20"/>
+      </w:rPr>
+    </w:lvl>
+    <w:lvl w:ilvl="2" w:tentative="1">
+      <w:start w:val="1"/>
+      <w:numFmt w:val="bullet"/>
+      <w:lvlText w:val=""/>
+      <w:lvlJc w:val="left"/>
+      <w:pPr>
+        <w:tabs>
+          <w:tab w:val="num" w:pos="2160"/>
+        </w:tabs>
+        <w:ind w:left="2160" w:hanging="360"/>
+      </w:pPr>
+      <w:rPr>
+        <w:rFonts w:ascii="Wingdings" w:hAnsi="Wingdings" w:hint="default"/>
+        <w:sz w:val="20"/>
+      </w:rPr>
+    </w:lvl>
+    <w:lvl w:ilvl="3" w:tentative="1">
+      <w:start w:val="1"/>
+      <w:numFmt w:val="bullet"/>
+      <w:lvlText w:val=""/>
+      <w:lvlJc w:val="left"/>
+      <w:pPr>
+        <w:tabs>
+          <w:tab w:val="num" w:pos="2880"/>
+        </w:tabs>
+        <w:ind w:left="2880" w:hanging="360"/>
+      </w:pPr>
+      <w:rPr>
+        <w:rFonts w:ascii="Wingdings" w:hAnsi="Wingdings" w:hint="default"/>
+        <w:sz w:val="20"/>
+      </w:rPr>
+    </w:lvl>
+    <w:lvl w:ilvl="4" w:tentative="1">
+      <w:start w:val="1"/>
+      <w:numFmt w:val="bullet"/>
+      <w:lvlText w:val=""/>
+      <w:lvlJc w:val="left"/>
+      <w:pPr>
+        <w:tabs>
+          <w:tab w:val="num" w:pos="3600"/>
+        </w:tabs>
+        <w:ind w:left="3600" w:hanging="360"/>
+      </w:pPr>
+      <w:rPr>
+        <w:rFonts w:ascii="Wingdings" w:hAnsi="Wingdings" w:hint="default"/>
+        <w:sz w:val="20"/>
+      </w:rPr>
+    </w:lvl>
+    <w:lvl w:ilvl="5" w:tentative="1">
+      <w:start w:val="1"/>
+      <w:numFmt w:val="bullet"/>
+      <w:lvlText w:val=""/>
+      <w:lvlJc w:val="left"/>
+      <w:pPr>
+        <w:tabs>
+          <w:tab w:val="num" w:pos="4320"/>
+        </w:tabs>
+        <w:ind w:left="4320" w:hanging="360"/>
+      </w:pPr>
+      <w:rPr>
+        <w:rFonts w:ascii="Wingdings" w:hAnsi="Wingdings" w:hint="default"/>
+        <w:sz w:val="20"/>
+      </w:rPr>
+    </w:lvl>
+    <w:lvl w:ilvl="6" w:tentative="1">
+      <w:start w:val="1"/>
+      <w:numFmt w:val="bullet"/>
+      <w:lvlText w:val=""/>
+      <w:lvlJc w:val="left"/>
+      <w:pPr>
+        <w:tabs>
+          <w:tab w:val="num" w:pos="5040"/>
+        </w:tabs>
+        <w:ind w:left="5040" w:hanging="360"/>
+      </w:pPr>
+      <w:rPr>
+        <w:rFonts w:ascii="Wingdings" w:hAnsi="Wingdings" w:hint="default"/>
+        <w:sz w:val="20"/>
+      </w:rPr>
+    </w:lvl>
+    <w:lvl w:ilvl="7" w:tentative="1">
+      <w:start w:val="1"/>
+      <w:numFmt w:val="bullet"/>
+      <w:lvlText w:val=""/>
+      <w:lvlJc w:val="left"/>
+      <w:pPr>
+        <w:tabs>
+          <w:tab w:val="num" w:pos="5760"/>
+        </w:tabs>
+        <w:ind w:left="5760" w:hanging="360"/>
+      </w:pPr>
+      <w:rPr>
+        <w:rFonts w:ascii="Wingdings" w:hAnsi="Wingdings" w:hint="default"/>
+        <w:sz w:val="20"/>
+      </w:rPr>
+    </w:lvl>
+    <w:lvl w:ilvl="8" w:tentative="1">
+      <w:start w:val="1"/>
+      <w:numFmt w:val="bullet"/>
+      <w:lvlText w:val=""/>
+      <w:lvlJc w:val="left"/>
+      <w:pPr>
+        <w:tabs>
+          <w:tab w:val="num" w:pos="6480"/>
+        </w:tabs>
+        <w:ind w:left="6480" w:hanging="360"/>
+      </w:pPr>
+      <w:rPr>
+        <w:rFonts w:ascii="Wingdings" w:hAnsi="Wingdings" w:hint="default"/>
+        <w:sz w:val="20"/>
+      </w:rPr>
+    </w:lvl>
+  </w:abstractNum>
   <w:num w:numId="1" w16cid:durableId="1599944516">
-    <w:abstractNumId w:val="0"/>
+    <w:abstractNumId w:val="1"/>
   </w:num>
   <w:num w:numId="2" w16cid:durableId="1386099772">
-    <w:abstractNumId w:val="1"/>
+    <w:abstractNumId w:val="2"/>
+  </w:num>
+  <w:num w:numId="3" w16cid:durableId="1172794593">
+    <w:abstractNumId w:val="0"/>
   </w:num>
 </w:numbering>
 </file>

--- a/pdf/AI-Notes.docx
+++ b/pdf/AI-Notes.docx
@@ -5336,6 +5336,102 @@
           <w:szCs w:val="28"/>
         </w:rPr>
       </w:pPr>
+      <w:r>
+        <w:rPr>
+          <w:sz w:val="28"/>
+          <w:szCs w:val="28"/>
+        </w:rPr>
+        <w:br/>
+      </w:r>
+      <w:r>
+        <w:rPr>
+          <w:sz w:val="28"/>
+          <w:szCs w:val="28"/>
+        </w:rPr>
+        <w:br/>
+      </w:r>
+      <w:r>
+        <w:rPr>
+          <w:sz w:val="28"/>
+          <w:szCs w:val="28"/>
+        </w:rPr>
+        <w:br/>
+      </w:r>
+      <w:r>
+        <w:rPr>
+          <w:sz w:val="28"/>
+          <w:szCs w:val="28"/>
+        </w:rPr>
+        <w:br/>
+      </w:r>
+      <w:proofErr w:type="spellStart"/>
+      <w:r>
+        <w:rPr>
+          <w:b/>
+          <w:bCs/>
+          <w:sz w:val="28"/>
+          <w:szCs w:val="28"/>
+        </w:rPr>
+        <w:t>data:text</w:t>
+      </w:r>
+      <w:proofErr w:type="spellEnd"/>
+      <w:r>
+        <w:rPr>
+          <w:b/>
+          <w:bCs/>
+          <w:sz w:val="28"/>
+          <w:szCs w:val="28"/>
+        </w:rPr>
+        <w:t>/html</w:t>
+      </w:r>
+      <w:r>
+        <w:rPr>
+          <w:sz w:val="28"/>
+          <w:szCs w:val="28"/>
+        </w:rPr>
+        <w:t xml:space="preserve"> </w:t>
+      </w:r>
+    </w:p>
+    <w:p>
+      <w:pPr>
+        <w:pStyle w:val="NoSpacing"/>
+        <w:rPr>
+          <w:sz w:val="28"/>
+          <w:szCs w:val="28"/>
+        </w:rPr>
+      </w:pPr>
+      <w:proofErr w:type="spellStart"/>
+      <w:r>
+        <w:rPr>
+          <w:sz w:val="28"/>
+          <w:szCs w:val="28"/>
+        </w:rPr>
+        <w:t>data:text</w:t>
+      </w:r>
+      <w:proofErr w:type="spellEnd"/>
+      <w:r>
+        <w:rPr>
+          <w:sz w:val="28"/>
+          <w:szCs w:val="28"/>
+        </w:rPr>
+        <w:t xml:space="preserve">/html, &lt;html </w:t>
+      </w:r>
+      <w:proofErr w:type="spellStart"/>
+      <w:r>
+        <w:rPr>
+          <w:sz w:val="28"/>
+          <w:szCs w:val="28"/>
+        </w:rPr>
+        <w:t>contenteditable</w:t>
+      </w:r>
+      <w:proofErr w:type="spellEnd"/>
+      <w:r>
+        <w:rPr>
+          <w:sz w:val="28"/>
+          <w:szCs w:val="28"/>
+        </w:rPr>
+        <w:t xml:space="preserve"> style="font-family:sans-serif;padding:2rem;"&gt;&lt;script&gt;console.log('Notepad active');&lt;/script&gt;</w:t>
+      </w:r>
     </w:p>
     <w:sectPr>
       <w:pgSz w:w="12240" w:h="15840"/>
@@ -6412,6 +6508,7 @@
   <w:style w:type="character" w:default="1" w:styleId="DefaultParagraphFont">
     <w:name w:val="Default Paragraph Font"/>
     <w:uiPriority w:val="1"/>
+    <w:semiHidden/>
     <w:unhideWhenUsed/>
   </w:style>
   <w:style w:type="table" w:default="1" w:styleId="TableNormal">

--- a/pdf/AI-Notes.docx
+++ b/pdf/AI-Notes.docx
@@ -1,6 +1,6 @@
 
 <file path=word/document.xml><?xml version="1.0" encoding="utf-8"?>
-<w:document xmlns:wpc="http://schemas.microsoft.com/office/word/2010/wordprocessingCanvas" xmlns:cx="http://schemas.microsoft.com/office/drawing/2014/chartex" xmlns:cx1="http://schemas.microsoft.com/office/drawing/2015/9/8/chartex" xmlns:cx2="http://schemas.microsoft.com/office/drawing/2015/10/21/chartex" xmlns:cx3="http://schemas.microsoft.com/office/drawing/2016/5/9/chartex" xmlns:cx4="http://schemas.microsoft.com/office/drawing/2016/5/10/chartex" xmlns:cx5="http://schemas.microsoft.com/office/drawing/2016/5/11/chartex" xmlns:cx6="http://schemas.microsoft.com/office/drawing/2016/5/12/chartex" xmlns:cx7="http://schemas.microsoft.com/office/drawing/2016/5/13/chartex" xmlns:cx8="http://schemas.microsoft.com/office/drawing/2016/5/14/chartex" xmlns:mc="http://schemas.openxmlformats.org/markup-compatibility/2006" xmlns:aink="http://schemas.microsoft.com/office/drawing/2016/ink" xmlns:am3d="http://schemas.microsoft.com/office/drawing/2017/model3d" xmlns:o="urn:schemas-microsoft-com:office:office" xmlns:oel="http://schemas.microsoft.com/office/2019/extlst" xmlns:r="http://schemas.openxmlformats.org/officeDocument/2006/relationships" xmlns:m="http://schemas.openxmlformats.org/officeDocument/2006/math" xmlns:v="urn:schemas-microsoft-com:vml" xmlns:wp14="http://schemas.microsoft.com/office/word/2010/wordprocessingDrawing" xmlns:wp="http://schemas.openxmlformats.org/drawingml/2006/wordprocessingDrawing" xmlns:w10="urn:schemas-microsoft-com:office:word" xmlns:w="http://schemas.openxmlformats.org/wordprocessingml/2006/main" xmlns:w14="http://schemas.microsoft.com/office/word/2010/wordml" xmlns:w15="http://schemas.microsoft.com/office/word/2012/wordml" xmlns:w16cei="http://schemas.microsoft.com/office/word/2026/wordml/cei" xmlns:w16cex="http://schemas.microsoft.com/office/word/2018/wordml/cex" xmlns:w16cid="http://schemas.microsoft.com/office/word/2016/wordml/cid" xmlns:w16="http://schemas.microsoft.com/office/word/2018/wordml" xmlns:w16du="http://schemas.microsoft.com/office/word/2023/wordml/word16du" xmlns:w16sdtdh="http://schemas.microsoft.com/office/word/2020/wordml/sdtdatahash" xmlns:w16sdtfl="http://schemas.microsoft.com/office/word/2024/wordml/sdtformatlock" xmlns:w16se="http://schemas.microsoft.com/office/word/2015/wordml/symex" xmlns:wpg="http://schemas.microsoft.com/office/word/2010/wordprocessingGroup" xmlns:wpi="http://schemas.microsoft.com/office/word/2010/wordprocessingInk" xmlns:wne="http://schemas.microsoft.com/office/word/2006/wordml" xmlns:wps="http://schemas.microsoft.com/office/word/2010/wordprocessingShape" mc:Ignorable="w14 w15 w16se w16cid w16 w16cex w16sdtdh w16sdtfl w16du wp14">
+<w:document xmlns:wpc="http://schemas.microsoft.com/office/word/2010/wordprocessingCanvas" xmlns:cx="http://schemas.microsoft.com/office/drawing/2014/chartex" xmlns:cx1="http://schemas.microsoft.com/office/drawing/2015/9/8/chartex" xmlns:cx2="http://schemas.microsoft.com/office/drawing/2015/10/21/chartex" xmlns:cx3="http://schemas.microsoft.com/office/drawing/2016/5/9/chartex" xmlns:cx4="http://schemas.microsoft.com/office/drawing/2016/5/10/chartex" xmlns:cx5="http://schemas.microsoft.com/office/drawing/2016/5/11/chartex" xmlns:cx6="http://schemas.microsoft.com/office/drawing/2016/5/12/chartex" xmlns:cx7="http://schemas.microsoft.com/office/drawing/2016/5/13/chartex" xmlns:cx8="http://schemas.microsoft.com/office/drawing/2016/5/14/chartex" xmlns:mc="http://schemas.openxmlformats.org/markup-compatibility/2006" xmlns:aink="http://schemas.microsoft.com/office/drawing/2016/ink" xmlns:am3d="http://schemas.microsoft.com/office/drawing/2017/model3d" xmlns:o="urn:schemas-microsoft-com:office:office" xmlns:oel="http://schemas.microsoft.com/office/2019/extlst" xmlns:r="http://schemas.openxmlformats.org/officeDocument/2006/relationships" xmlns:m="http://schemas.openxmlformats.org/officeDocument/2006/math" xmlns:v="urn:schemas-microsoft-com:vml" xmlns:wp14="http://schemas.microsoft.com/office/word/2010/wordprocessingDrawing" xmlns:wp="http://schemas.openxmlformats.org/drawingml/2006/wordprocessingDrawing" xmlns:w10="urn:schemas-microsoft-com:office:word" xmlns:w="http://schemas.openxmlformats.org/wordprocessingml/2006/main" xmlns:w14="http://schemas.microsoft.com/office/word/2010/wordml" xmlns:w15="http://schemas.microsoft.com/office/word/2012/wordml" xmlns:w16cex="http://schemas.microsoft.com/office/word/2018/wordml/cex" xmlns:w16cid="http://schemas.microsoft.com/office/word/2016/wordml/cid" xmlns:w16="http://schemas.microsoft.com/office/word/2018/wordml" xmlns:w16du="http://schemas.microsoft.com/office/word/2023/wordml/word16du" xmlns:w16sdtdh="http://schemas.microsoft.com/office/word/2020/wordml/sdtdatahash" xmlns:w16sdtfl="http://schemas.microsoft.com/office/word/2024/wordml/sdtformatlock" xmlns:w16se="http://schemas.microsoft.com/office/word/2015/wordml/symex" xmlns:wpg="http://schemas.microsoft.com/office/word/2010/wordprocessingGroup" xmlns:wpi="http://schemas.microsoft.com/office/word/2010/wordprocessingInk" xmlns:wne="http://schemas.microsoft.com/office/word/2006/wordml" xmlns:wps="http://schemas.microsoft.com/office/word/2010/wordprocessingShape" mc:Ignorable="w14 w15 w16se w16cid w16 w16cex w16sdtdh w16sdtfl w16du wp14">
   <w:body>
     <w:p>
       <w:pPr>
@@ -5431,6 +5431,257 @@
           <w:szCs w:val="28"/>
         </w:rPr>
         <w:t xml:space="preserve"> style="font-family:sans-serif;padding:2rem;"&gt;&lt;script&gt;console.log('Notepad active');&lt;/script&gt;</w:t>
+      </w:r>
+    </w:p>
+    <w:p>
+      <w:pPr>
+        <w:pStyle w:val="NoSpacing"/>
+        <w:rPr>
+          <w:sz w:val="28"/>
+          <w:szCs w:val="28"/>
+        </w:rPr>
+      </w:pPr>
+    </w:p>
+    <w:p>
+      <w:pPr>
+        <w:pStyle w:val="NoSpacing"/>
+        <w:rPr>
+          <w:sz w:val="28"/>
+          <w:szCs w:val="28"/>
+        </w:rPr>
+      </w:pPr>
+    </w:p>
+    <w:p>
+      <w:pPr>
+        <w:pStyle w:val="NoSpacing"/>
+        <w:rPr>
+          <w:sz w:val="28"/>
+          <w:szCs w:val="28"/>
+        </w:rPr>
+      </w:pPr>
+    </w:p>
+    <w:p>
+      <w:pPr>
+        <w:pStyle w:val="NoSpacing"/>
+        <w:rPr>
+          <w:sz w:val="28"/>
+          <w:szCs w:val="28"/>
+        </w:rPr>
+      </w:pPr>
+    </w:p>
+    <w:p>
+      <w:pPr>
+        <w:pStyle w:val="NoSpacing"/>
+        <w:rPr>
+          <w:sz w:val="28"/>
+          <w:szCs w:val="28"/>
+        </w:rPr>
+      </w:pPr>
+    </w:p>
+    <w:p>
+      <w:pPr>
+        <w:pStyle w:val="NoSpacing"/>
+        <w:rPr>
+          <w:sz w:val="28"/>
+          <w:szCs w:val="28"/>
+        </w:rPr>
+      </w:pPr>
+    </w:p>
+    <w:p>
+      <w:pPr>
+        <w:pStyle w:val="NoSpacing"/>
+        <w:rPr>
+          <w:sz w:val="28"/>
+          <w:szCs w:val="28"/>
+        </w:rPr>
+      </w:pPr>
+      <w:r>
+        <w:rPr>
+          <w:b/>
+          <w:bCs/>
+          <w:sz w:val="28"/>
+          <w:szCs w:val="28"/>
+        </w:rPr>
+        <w:lastRenderedPageBreak/>
+        <w:t>Update searchme.csv from junk.csv</w:t>
+      </w:r>
+    </w:p>
+    <w:p>
+      <w:pPr>
+        <w:pStyle w:val="NoSpacing"/>
+        <w:rPr>
+          <w:sz w:val="28"/>
+          <w:szCs w:val="28"/>
+        </w:rPr>
+      </w:pPr>
+    </w:p>
+    <w:p>
+      <w:pPr>
+        <w:pStyle w:val="NoSpacing"/>
+        <w:rPr>
+          <w:sz w:val="28"/>
+          <w:szCs w:val="28"/>
+        </w:rPr>
+      </w:pPr>
+      <w:r>
+        <w:rPr>
+          <w:sz w:val="28"/>
+          <w:szCs w:val="28"/>
+        </w:rPr>
+        <w:t>$</w:t>
+      </w:r>
+      <w:proofErr w:type="spellStart"/>
+      <w:r>
+        <w:rPr>
+          <w:sz w:val="28"/>
+          <w:szCs w:val="28"/>
+        </w:rPr>
+        <w:t>junksearch</w:t>
+      </w:r>
+      <w:proofErr w:type="spellEnd"/>
+      <w:r>
+        <w:rPr>
+          <w:sz w:val="28"/>
+          <w:szCs w:val="28"/>
+        </w:rPr>
+        <w:t xml:space="preserve"> = Import-Csv .\junk.csv | Select-Object @{N="Name";E={$($_."first name" + " " + $_."last name" + "_" + $_."Phone 1 - Value" + "_PIN:" + $_.nickname + "_" + $_."E-mail 1 - Value" + $($</w:t>
+      </w:r>
+      <w:proofErr w:type="spellStart"/>
+      <w:r>
+        <w:rPr>
+          <w:sz w:val="28"/>
+          <w:szCs w:val="28"/>
+        </w:rPr>
+        <w:t>val</w:t>
+      </w:r>
+      <w:proofErr w:type="spellEnd"/>
+      <w:r>
+        <w:rPr>
+          <w:sz w:val="28"/>
+          <w:szCs w:val="28"/>
+        </w:rPr>
+        <w:t xml:space="preserve"> = $_."Notes" -replace "\r?\n", " "; $($_."Notes" ? "_</w:t>
+      </w:r>
+      <w:r>
+        <w:rPr>
+          <w:rFonts w:ascii="Segoe UI Emoji" w:hAnsi="Segoe UI Emoji" w:cs="Segoe UI Emoji"/>
+          <w:sz w:val="28"/>
+          <w:szCs w:val="28"/>
+        </w:rPr>
+        <w:t>🌎</w:t>
+      </w:r>
+      <w:r>
+        <w:rPr>
+          <w:sz w:val="28"/>
+          <w:szCs w:val="28"/>
+        </w:rPr>
+        <w:t>$</w:t>
+      </w:r>
+      <w:proofErr w:type="spellStart"/>
+      <w:r>
+        <w:rPr>
+          <w:sz w:val="28"/>
+          <w:szCs w:val="28"/>
+        </w:rPr>
+        <w:t>val</w:t>
+      </w:r>
+      <w:proofErr w:type="spellEnd"/>
+      <w:r>
+        <w:rPr>
+          <w:rFonts w:ascii="Segoe UI Emoji" w:hAnsi="Segoe UI Emoji" w:cs="Segoe UI Emoji"/>
+          <w:sz w:val="28"/>
+          <w:szCs w:val="28"/>
+        </w:rPr>
+        <w:t>🌎</w:t>
+      </w:r>
+      <w:r>
+        <w:rPr>
+          <w:sz w:val="28"/>
+          <w:szCs w:val="28"/>
+        </w:rPr>
+        <w:t>" : "" )) )}}</w:t>
+      </w:r>
+    </w:p>
+    <w:p>
+      <w:pPr>
+        <w:pStyle w:val="NoSpacing"/>
+        <w:rPr>
+          <w:sz w:val="28"/>
+          <w:szCs w:val="28"/>
+        </w:rPr>
+      </w:pPr>
+    </w:p>
+    <w:p>
+      <w:pPr>
+        <w:pStyle w:val="NoSpacing"/>
+        <w:rPr>
+          <w:sz w:val="28"/>
+          <w:szCs w:val="28"/>
+        </w:rPr>
+      </w:pPr>
+      <w:r>
+        <w:rPr>
+          <w:sz w:val="28"/>
+          <w:szCs w:val="28"/>
+        </w:rPr>
+        <w:t>$</w:t>
+      </w:r>
+      <w:proofErr w:type="spellStart"/>
+      <w:r>
+        <w:rPr>
+          <w:sz w:val="28"/>
+          <w:szCs w:val="28"/>
+        </w:rPr>
+        <w:t>junksearch</w:t>
+      </w:r>
+      <w:proofErr w:type="spellEnd"/>
+      <w:r>
+        <w:rPr>
+          <w:sz w:val="28"/>
+          <w:szCs w:val="28"/>
+        </w:rPr>
+        <w:t xml:space="preserve"> | Export-Csv -Path .\html\searchme.csv &amp;&amp; cd .</w:t>
+      </w:r>
+      <w:proofErr w:type="gramStart"/>
+      <w:r>
+        <w:rPr>
+          <w:sz w:val="28"/>
+          <w:szCs w:val="28"/>
+        </w:rPr>
+        <w:t>\html\ &amp;&amp;</w:t>
+      </w:r>
+      <w:proofErr w:type="gramEnd"/>
+      <w:r>
+        <w:rPr>
+          <w:sz w:val="28"/>
+          <w:szCs w:val="28"/>
+        </w:rPr>
+        <w:t xml:space="preserve"> live-server</w:t>
+      </w:r>
+    </w:p>
+    <w:p>
+      <w:pPr>
+        <w:pStyle w:val="NoSpacing"/>
+        <w:rPr>
+          <w:sz w:val="28"/>
+          <w:szCs w:val="28"/>
+        </w:rPr>
+      </w:pPr>
+    </w:p>
+    <w:p>
+      <w:pPr>
+        <w:pStyle w:val="NoSpacing"/>
+        <w:rPr>
+          <w:sz w:val="28"/>
+          <w:szCs w:val="28"/>
+        </w:rPr>
+      </w:pPr>
+      <w:r>
+        <w:rPr>
+          <w:sz w:val="28"/>
+          <w:szCs w:val="28"/>
+        </w:rPr>
+        <w:t>cp .\searchme.csv C:\Git-Hub\kibrown031.github.io\</w:t>
       </w:r>
     </w:p>
     <w:sectPr>
@@ -5444,7 +5695,7 @@
 </file>
 
 <file path=word/numbering.xml><?xml version="1.0" encoding="utf-8"?>
-<w:numbering xmlns:wpc="http://schemas.microsoft.com/office/word/2010/wordprocessingCanvas" xmlns:cx="http://schemas.microsoft.com/office/drawing/2014/chartex" xmlns:cx1="http://schemas.microsoft.com/office/drawing/2015/9/8/chartex" xmlns:cx2="http://schemas.microsoft.com/office/drawing/2015/10/21/chartex" xmlns:cx3="http://schemas.microsoft.com/office/drawing/2016/5/9/chartex" xmlns:cx4="http://schemas.microsoft.com/office/drawing/2016/5/10/chartex" xmlns:cx5="http://schemas.microsoft.com/office/drawing/2016/5/11/chartex" xmlns:cx6="http://schemas.microsoft.com/office/drawing/2016/5/12/chartex" xmlns:cx7="http://schemas.microsoft.com/office/drawing/2016/5/13/chartex" xmlns:cx8="http://schemas.microsoft.com/office/drawing/2016/5/14/chartex" xmlns:mc="http://schemas.openxmlformats.org/markup-compatibility/2006" xmlns:aink="http://schemas.microsoft.com/office/drawing/2016/ink" xmlns:am3d="http://schemas.microsoft.com/office/drawing/2017/model3d" xmlns:o="urn:schemas-microsoft-com:office:office" xmlns:oel="http://schemas.microsoft.com/office/2019/extlst" xmlns:r="http://schemas.openxmlformats.org/officeDocument/2006/relationships" xmlns:m="http://schemas.openxmlformats.org/officeDocument/2006/math" xmlns:v="urn:schemas-microsoft-com:vml" xmlns:wp14="http://schemas.microsoft.com/office/word/2010/wordprocessingDrawing" xmlns:wp="http://schemas.openxmlformats.org/drawingml/2006/wordprocessingDrawing" xmlns:w10="urn:schemas-microsoft-com:office:word" xmlns:w="http://schemas.openxmlformats.org/wordprocessingml/2006/main" xmlns:w14="http://schemas.microsoft.com/office/word/2010/wordml" xmlns:w15="http://schemas.microsoft.com/office/word/2012/wordml" xmlns:w16cei="http://schemas.microsoft.com/office/word/2026/wordml/cei" xmlns:w16cex="http://schemas.microsoft.com/office/word/2018/wordml/cex" xmlns:w16cid="http://schemas.microsoft.com/office/word/2016/wordml/cid" xmlns:w16="http://schemas.microsoft.com/office/word/2018/wordml" xmlns:w16du="http://schemas.microsoft.com/office/word/2023/wordml/word16du" xmlns:w16sdtdh="http://schemas.microsoft.com/office/word/2020/wordml/sdtdatahash" xmlns:w16sdtfl="http://schemas.microsoft.com/office/word/2024/wordml/sdtformatlock" xmlns:w16se="http://schemas.microsoft.com/office/word/2015/wordml/symex" xmlns:wpg="http://schemas.microsoft.com/office/word/2010/wordprocessingGroup" xmlns:wpi="http://schemas.microsoft.com/office/word/2010/wordprocessingInk" xmlns:wne="http://schemas.microsoft.com/office/word/2006/wordml" xmlns:wps="http://schemas.microsoft.com/office/word/2010/wordprocessingShape" mc:Ignorable="w14 w15 w16se w16cid w16 w16cex w16sdtdh w16sdtfl w16du wp14">
+<w:numbering xmlns:wpc="http://schemas.microsoft.com/office/word/2010/wordprocessingCanvas" xmlns:cx="http://schemas.microsoft.com/office/drawing/2014/chartex" xmlns:cx1="http://schemas.microsoft.com/office/drawing/2015/9/8/chartex" xmlns:cx2="http://schemas.microsoft.com/office/drawing/2015/10/21/chartex" xmlns:cx3="http://schemas.microsoft.com/office/drawing/2016/5/9/chartex" xmlns:cx4="http://schemas.microsoft.com/office/drawing/2016/5/10/chartex" xmlns:cx5="http://schemas.microsoft.com/office/drawing/2016/5/11/chartex" xmlns:cx6="http://schemas.microsoft.com/office/drawing/2016/5/12/chartex" xmlns:cx7="http://schemas.microsoft.com/office/drawing/2016/5/13/chartex" xmlns:cx8="http://schemas.microsoft.com/office/drawing/2016/5/14/chartex" xmlns:mc="http://schemas.openxmlformats.org/markup-compatibility/2006" xmlns:aink="http://schemas.microsoft.com/office/drawing/2016/ink" xmlns:am3d="http://schemas.microsoft.com/office/drawing/2017/model3d" xmlns:o="urn:schemas-microsoft-com:office:office" xmlns:oel="http://schemas.microsoft.com/office/2019/extlst" xmlns:r="http://schemas.openxmlformats.org/officeDocument/2006/relationships" xmlns:m="http://schemas.openxmlformats.org/officeDocument/2006/math" xmlns:v="urn:schemas-microsoft-com:vml" xmlns:wp14="http://schemas.microsoft.com/office/word/2010/wordprocessingDrawing" xmlns:wp="http://schemas.openxmlformats.org/drawingml/2006/wordprocessingDrawing" xmlns:w10="urn:schemas-microsoft-com:office:word" xmlns:w="http://schemas.openxmlformats.org/wordprocessingml/2006/main" xmlns:w14="http://schemas.microsoft.com/office/word/2010/wordml" xmlns:w15="http://schemas.microsoft.com/office/word/2012/wordml" xmlns:w16cex="http://schemas.microsoft.com/office/word/2018/wordml/cex" xmlns:w16cid="http://schemas.microsoft.com/office/word/2016/wordml/cid" xmlns:w16="http://schemas.microsoft.com/office/word/2018/wordml" xmlns:w16du="http://schemas.microsoft.com/office/word/2023/wordml/word16du" xmlns:w16sdtdh="http://schemas.microsoft.com/office/word/2020/wordml/sdtdatahash" xmlns:w16sdtfl="http://schemas.microsoft.com/office/word/2024/wordml/sdtformatlock" xmlns:w16se="http://schemas.microsoft.com/office/word/2015/wordml/symex" xmlns:wpg="http://schemas.microsoft.com/office/word/2010/wordprocessingGroup" xmlns:wpi="http://schemas.microsoft.com/office/word/2010/wordprocessingInk" xmlns:wne="http://schemas.microsoft.com/office/word/2006/wordml" xmlns:wps="http://schemas.microsoft.com/office/word/2010/wordprocessingShape" mc:Ignorable="w14 w15 w16se w16cid w16 w16cex w16sdtdh w16sdtfl w16du wp14">
   <w:abstractNum w:abstractNumId="0" w15:restartNumberingAfterBreak="0">
     <w:nsid w:val="28783EA6"/>
     <w:multiLevelType w:val="multilevel"/>
